--- a/docs/HubV2-spec-diagrams.docx
+++ b/docs/HubV2-spec-diagrams.docx
@@ -107,22 +107,26 @@
         <w:jc w:val="center"/>
       </w:pPr>
       <w:r>
+        <w:rPr>
+          <w:noProof/>
+        </w:rPr>
         <w:drawing>
-          <wp:inline xmlns:a="http://schemas.openxmlformats.org/drawingml/2006/main" xmlns:pic="http://schemas.openxmlformats.org/drawingml/2006/picture">
+          <wp:inline distT="0" distB="0" distL="0" distR="0" wp14:anchorId="0426AE46" wp14:editId="5AF85572">
             <wp:extent cx="5486400" cy="3235239"/>
+            <wp:effectExtent l="0" t="0" r="0" b="0"/>
             <wp:docPr id="1" name="Picture 1"/>
             <wp:cNvGraphicFramePr>
-              <a:graphicFrameLocks noChangeAspect="1"/>
+              <a:graphicFrameLocks xmlns:a="http://schemas.openxmlformats.org/drawingml/2006/main" noChangeAspect="1"/>
             </wp:cNvGraphicFramePr>
-            <a:graphic>
+            <a:graphic xmlns:a="http://schemas.openxmlformats.org/drawingml/2006/main">
               <a:graphicData uri="http://schemas.openxmlformats.org/drawingml/2006/picture">
-                <pic:pic>
+                <pic:pic xmlns:pic="http://schemas.openxmlformats.org/drawingml/2006/picture">
                   <pic:nvPicPr>
                     <pic:cNvPr id="0" name="diagram_0.png"/>
                     <pic:cNvPicPr/>
                   </pic:nvPicPr>
                   <pic:blipFill>
-                    <a:blip r:embed="rId7"/>
+                    <a:blip r:embed="rId5"/>
                     <a:stretch>
                       <a:fillRect/>
                     </a:stretch>
@@ -132,7 +136,9 @@
                       <a:off x="0" y="0"/>
                       <a:ext cx="5486400" cy="3235239"/>
                     </a:xfrm>
-                    <a:prstGeom prst="rect"/>
+                    <a:prstGeom prst="rect">
+                      <a:avLst/>
+                    </a:prstGeom>
                   </pic:spPr>
                 </pic:pic>
               </a:graphicData>
@@ -794,6 +800,7 @@
       <w:bookmarkStart w:id="9" w:name="skill-tagging-behaviour"/>
       <w:bookmarkEnd w:id="8"/>
       <w:r>
+        <w:lastRenderedPageBreak/>
         <w:t>Skill Tagging – Behaviour</w:t>
       </w:r>
     </w:p>
@@ -803,18 +810,136 @@
         <w:jc w:val="center"/>
       </w:pPr>
       <w:r>
+        <w:rPr>
+          <w:noProof/>
+        </w:rPr>
         <w:drawing>
-          <wp:inline xmlns:a="http://schemas.openxmlformats.org/drawingml/2006/main" xmlns:pic="http://schemas.openxmlformats.org/drawingml/2006/picture">
+          <wp:inline distT="0" distB="0" distL="0" distR="0" wp14:anchorId="17D84082" wp14:editId="5E2F7EE3">
             <wp:extent cx="4955348" cy="6858000"/>
+            <wp:effectExtent l="0" t="0" r="0" b="0"/>
             <wp:docPr id="2" name="Picture 2"/>
             <wp:cNvGraphicFramePr>
-              <a:graphicFrameLocks noChangeAspect="1"/>
+              <a:graphicFrameLocks xmlns:a="http://schemas.openxmlformats.org/drawingml/2006/main" noChangeAspect="1"/>
             </wp:cNvGraphicFramePr>
-            <a:graphic>
+            <a:graphic xmlns:a="http://schemas.openxmlformats.org/drawingml/2006/main">
               <a:graphicData uri="http://schemas.openxmlformats.org/drawingml/2006/picture">
-                <pic:pic>
+                <pic:pic xmlns:pic="http://schemas.openxmlformats.org/drawingml/2006/picture">
                   <pic:nvPicPr>
                     <pic:cNvPr id="0" name="diagram_1.png"/>
+                    <pic:cNvPicPr/>
+                  </pic:nvPicPr>
+                  <pic:blipFill>
+                    <a:blip r:embed="rId6"/>
+                    <a:stretch>
+                      <a:fillRect/>
+                    </a:stretch>
+                  </pic:blipFill>
+                  <pic:spPr>
+                    <a:xfrm>
+                      <a:off x="0" y="0"/>
+                      <a:ext cx="4955348" cy="6858000"/>
+                    </a:xfrm>
+                    <a:prstGeom prst="rect">
+                      <a:avLst/>
+                    </a:prstGeom>
+                  </pic:spPr>
+                </pic:pic>
+              </a:graphicData>
+            </a:graphic>
+          </wp:inline>
+        </w:drawing>
+      </w:r>
+    </w:p>
+    <w:p>
+      <w:pPr>
+        <w:pStyle w:val="Heading3"/>
+      </w:pPr>
+      <w:bookmarkStart w:id="10" w:name="ai-intake-summary-flow"/>
+      <w:bookmarkEnd w:id="9"/>
+      <w:r>
+        <w:lastRenderedPageBreak/>
+        <w:t>AI Intake Summary – Flow</w:t>
+      </w:r>
+    </w:p>
+    <w:p>
+      <w:pPr>
+        <w:pStyle w:val="SourceCode"/>
+        <w:jc w:val="center"/>
+      </w:pPr>
+      <w:r>
+        <w:rPr>
+          <w:noProof/>
+        </w:rPr>
+        <w:drawing>
+          <wp:inline distT="0" distB="0" distL="0" distR="0" wp14:anchorId="5F23A520" wp14:editId="7582B495">
+            <wp:extent cx="2879252" cy="6858000"/>
+            <wp:effectExtent l="0" t="0" r="0" b="0"/>
+            <wp:docPr id="3" name="Picture 3"/>
+            <wp:cNvGraphicFramePr>
+              <a:graphicFrameLocks xmlns:a="http://schemas.openxmlformats.org/drawingml/2006/main" noChangeAspect="1"/>
+            </wp:cNvGraphicFramePr>
+            <a:graphic xmlns:a="http://schemas.openxmlformats.org/drawingml/2006/main">
+              <a:graphicData uri="http://schemas.openxmlformats.org/drawingml/2006/picture">
+                <pic:pic xmlns:pic="http://schemas.openxmlformats.org/drawingml/2006/picture">
+                  <pic:nvPicPr>
+                    <pic:cNvPr id="0" name="diagram_2.png"/>
+                    <pic:cNvPicPr/>
+                  </pic:nvPicPr>
+                  <pic:blipFill>
+                    <a:blip r:embed="rId7"/>
+                    <a:stretch>
+                      <a:fillRect/>
+                    </a:stretch>
+                  </pic:blipFill>
+                  <pic:spPr>
+                    <a:xfrm>
+                      <a:off x="0" y="0"/>
+                      <a:ext cx="2879252" cy="6858000"/>
+                    </a:xfrm>
+                    <a:prstGeom prst="rect">
+                      <a:avLst/>
+                    </a:prstGeom>
+                  </pic:spPr>
+                </pic:pic>
+              </a:graphicData>
+            </a:graphic>
+          </wp:inline>
+        </w:drawing>
+      </w:r>
+    </w:p>
+    <w:p>
+      <w:pPr>
+        <w:pStyle w:val="Heading3"/>
+      </w:pPr>
+      <w:bookmarkStart w:id="11" w:name="user-flow"/>
+      <w:bookmarkEnd w:id="10"/>
+      <w:r>
+        <w:lastRenderedPageBreak/>
+        <w:t>User Flow</w:t>
+      </w:r>
+    </w:p>
+    <w:p>
+      <w:pPr>
+        <w:pStyle w:val="SourceCode"/>
+        <w:jc w:val="center"/>
+      </w:pPr>
+      <w:r>
+        <w:rPr>
+          <w:noProof/>
+        </w:rPr>
+        <w:drawing>
+          <wp:inline distT="0" distB="0" distL="0" distR="0" wp14:anchorId="3256B0EA" wp14:editId="42CDD35B">
+            <wp:extent cx="3210870" cy="6858000"/>
+            <wp:effectExtent l="0" t="0" r="0" b="0"/>
+            <wp:docPr id="4" name="Picture 4"/>
+            <wp:cNvGraphicFramePr>
+              <a:graphicFrameLocks xmlns:a="http://schemas.openxmlformats.org/drawingml/2006/main" noChangeAspect="1"/>
+            </wp:cNvGraphicFramePr>
+            <a:graphic xmlns:a="http://schemas.openxmlformats.org/drawingml/2006/main">
+              <a:graphicData uri="http://schemas.openxmlformats.org/drawingml/2006/picture">
+                <pic:pic xmlns:pic="http://schemas.openxmlformats.org/drawingml/2006/picture">
+                  <pic:nvPicPr>
+                    <pic:cNvPr id="0" name="diagram_3.png"/>
                     <pic:cNvPicPr/>
                   </pic:nvPicPr>
                   <pic:blipFill>
@@ -826,9 +951,11 @@
                   <pic:spPr>
                     <a:xfrm>
                       <a:off x="0" y="0"/>
-                      <a:ext cx="4955348" cy="6858000"/>
+                      <a:ext cx="3210870" cy="6858000"/>
                     </a:xfrm>
-                    <a:prstGeom prst="rect"/>
+                    <a:prstGeom prst="rect">
+                      <a:avLst/>
+                    </a:prstGeom>
                   </pic:spPr>
                 </pic:pic>
               </a:graphicData>
@@ -841,11 +968,11 @@
       <w:pPr>
         <w:pStyle w:val="Heading3"/>
       </w:pPr>
-      <w:bookmarkStart w:id="10" w:name="ai-intake-summary-flow"/>
-      <w:bookmarkEnd w:id="9"/>
+      <w:bookmarkStart w:id="12" w:name="status-lifecycle"/>
+      <w:bookmarkEnd w:id="11"/>
       <w:r>
         <w:lastRenderedPageBreak/>
-        <w:t>AI Intake Summary – Flow</w:t>
+        <w:t>Status Lifecycle</w:t>
       </w:r>
     </w:p>
     <w:p>
@@ -854,18 +981,22 @@
         <w:jc w:val="center"/>
       </w:pPr>
       <w:r>
+        <w:rPr>
+          <w:noProof/>
+        </w:rPr>
         <w:drawing>
-          <wp:inline xmlns:a="http://schemas.openxmlformats.org/drawingml/2006/main" xmlns:pic="http://schemas.openxmlformats.org/drawingml/2006/picture">
-            <wp:extent cx="2879252" cy="6858000"/>
-            <wp:docPr id="3" name="Picture 3"/>
+          <wp:inline distT="0" distB="0" distL="0" distR="0" wp14:anchorId="6D32156F" wp14:editId="356D3930">
+            <wp:extent cx="3902825" cy="6858000"/>
+            <wp:effectExtent l="0" t="0" r="0" b="0"/>
+            <wp:docPr id="5" name="Picture 5"/>
             <wp:cNvGraphicFramePr>
-              <a:graphicFrameLocks noChangeAspect="1"/>
+              <a:graphicFrameLocks xmlns:a="http://schemas.openxmlformats.org/drawingml/2006/main" noChangeAspect="1"/>
             </wp:cNvGraphicFramePr>
-            <a:graphic>
+            <a:graphic xmlns:a="http://schemas.openxmlformats.org/drawingml/2006/main">
               <a:graphicData uri="http://schemas.openxmlformats.org/drawingml/2006/picture">
-                <pic:pic>
+                <pic:pic xmlns:pic="http://schemas.openxmlformats.org/drawingml/2006/picture">
                   <pic:nvPicPr>
-                    <pic:cNvPr id="0" name="diagram_2.png"/>
+                    <pic:cNvPr id="0" name="diagram_4.png"/>
                     <pic:cNvPicPr/>
                   </pic:nvPicPr>
                   <pic:blipFill>
@@ -877,9 +1008,11 @@
                   <pic:spPr>
                     <a:xfrm>
                       <a:off x="0" y="0"/>
-                      <a:ext cx="2879252" cy="6858000"/>
+                      <a:ext cx="3902825" cy="6858000"/>
                     </a:xfrm>
-                    <a:prstGeom prst="rect"/>
+                    <a:prstGeom prst="rect">
+                      <a:avLst/>
+                    </a:prstGeom>
                   </pic:spPr>
                 </pic:pic>
               </a:graphicData>
@@ -892,9 +1025,294 @@
       <w:pPr>
         <w:pStyle w:val="Heading3"/>
       </w:pPr>
-      <w:bookmarkStart w:id="11" w:name="user-flow"/>
-      <w:bookmarkEnd w:id="10"/>
-      <w:r>
+      <w:bookmarkStart w:id="13" w:name="acceptance-criteria"/>
+      <w:bookmarkEnd w:id="12"/>
+      <w:r>
+        <w:t>Acceptance Criteria</w:t>
+      </w:r>
+    </w:p>
+    <w:p>
+      <w:pPr>
+        <w:pStyle w:val="Compact"/>
+        <w:numPr>
+          <w:ilvl w:val="0"/>
+          <w:numId w:val="3"/>
+        </w:numPr>
+      </w:pPr>
+      <w:r>
+        <w:t>Recruiters can create and submit a complete intake form</w:t>
+      </w:r>
+    </w:p>
+    <w:p>
+      <w:pPr>
+        <w:pStyle w:val="Compact"/>
+        <w:numPr>
+          <w:ilvl w:val="0"/>
+          <w:numId w:val="3"/>
+        </w:numPr>
+      </w:pPr>
+      <w:r>
+        <w:t>Mandatory fields are validated before submission</w:t>
+      </w:r>
+    </w:p>
+    <w:p>
+      <w:pPr>
+        <w:pStyle w:val="Compact"/>
+        <w:numPr>
+          <w:ilvl w:val="0"/>
+          <w:numId w:val="3"/>
+        </w:numPr>
+      </w:pPr>
+      <w:r>
+        <w:lastRenderedPageBreak/>
+        <w:t>Skills can be typed and matched against the existing label library; new labels can be created and are immediately available for reuse</w:t>
+      </w:r>
+    </w:p>
+    <w:p>
+      <w:pPr>
+        <w:pStyle w:val="Compact"/>
+        <w:numPr>
+          <w:ilvl w:val="0"/>
+          <w:numId w:val="3"/>
+        </w:numPr>
+      </w:pPr>
+      <w:r>
+        <w:t>All skill labels are searchable and filterable across intake records</w:t>
+      </w:r>
+    </w:p>
+    <w:p>
+      <w:pPr>
+        <w:pStyle w:val="Compact"/>
+        <w:numPr>
+          <w:ilvl w:val="0"/>
+          <w:numId w:val="3"/>
+        </w:numPr>
+      </w:pPr>
+      <w:r>
+        <w:t>Approval workflow routes intake to the correct approver (where configured)</w:t>
+      </w:r>
+    </w:p>
+    <w:p>
+      <w:pPr>
+        <w:pStyle w:val="Compact"/>
+        <w:numPr>
+          <w:ilvl w:val="0"/>
+          <w:numId w:val="3"/>
+        </w:numPr>
+      </w:pPr>
+      <w:r>
+        <w:t>Job Requisition is auto-created upon approval</w:t>
+      </w:r>
+    </w:p>
+    <w:p>
+      <w:pPr>
+        <w:pStyle w:val="Compact"/>
+        <w:numPr>
+          <w:ilvl w:val="0"/>
+          <w:numId w:val="3"/>
+        </w:numPr>
+      </w:pPr>
+      <w:r>
+        <w:t>Draft JD is generated in the existing organisation format using AI</w:t>
+      </w:r>
+    </w:p>
+    <w:p>
+      <w:pPr>
+        <w:pStyle w:val="Compact"/>
+        <w:numPr>
+          <w:ilvl w:val="0"/>
+          <w:numId w:val="3"/>
+        </w:numPr>
+      </w:pPr>
+      <w:r>
+        <w:t>AI-generated intake summary is saved to the intake record</w:t>
+      </w:r>
+    </w:p>
+    <w:p>
+      <w:pPr>
+        <w:pStyle w:val="Compact"/>
+        <w:numPr>
+          <w:ilvl w:val="0"/>
+          <w:numId w:val="3"/>
+        </w:numPr>
+      </w:pPr>
+      <w:r>
+        <w:t>Summary can be emailed to the hiring manager directly from the intake</w:t>
+      </w:r>
+    </w:p>
+    <w:p>
+      <w:pPr>
+        <w:pStyle w:val="Compact"/>
+        <w:numPr>
+          <w:ilvl w:val="0"/>
+          <w:numId w:val="3"/>
+        </w:numPr>
+      </w:pPr>
+      <w:r>
+        <w:t>All intake records include a full audit trail and version history</w:t>
+      </w:r>
+    </w:p>
+    <w:p>
+      <w:r>
+        <w:rPr>
+          <w:noProof/>
+        </w:rPr>
+      </w:r>
+      <w:r>
+        <w:rPr>
+          <w:noProof/>
+        </w:rPr>
+        <w:pict w14:anchorId="55CD75B6">
+          <v:rect id="_x0000_i1027" alt="" style="width:468pt;height:.05pt;mso-width-percent:0;mso-height-percent:0;mso-width-percent:0;mso-height-percent:0" o:hralign="center" o:hrstd="t" o:hr="t"/>
+        </w:pict>
+      </w:r>
+    </w:p>
+    <w:p>
+      <w:pPr>
+        <w:pStyle w:val="Heading2"/>
+      </w:pPr>
+      <w:bookmarkStart w:id="14" w:name="epic-2-onboarding-management"/>
+      <w:bookmarkEnd w:id="13"/>
+      <w:bookmarkEnd w:id="4"/>
+      <w:r>
+        <w:t>Epic 2 – Onboarding Management</w:t>
+      </w:r>
+    </w:p>
+    <w:p>
+      <w:pPr>
+        <w:pStyle w:val="Heading3"/>
+      </w:pPr>
+      <w:bookmarkStart w:id="15" w:name="overview-1"/>
+      <w:r>
+        <w:t>Overview</w:t>
+      </w:r>
+    </w:p>
+    <w:p>
+      <w:pPr>
+        <w:pStyle w:val="FirstParagraph"/>
+      </w:pPr>
+      <w:r>
+        <w:t>The Onboarding Management module is a dedicated section of the ADT Hub web application. It enables structured, dependency-driven onboarding workflows for new joiners from the moment an offer is accepted. It coordinates tasks across HR, IT, Admin, Finance, and Hiring Teams, drawing on data from the Employee Management and Asset Management modules to ensure every new hire is fully onboarded on time.</w:t>
+      </w:r>
+    </w:p>
+    <w:p>
+      <w:pPr>
+        <w:pStyle w:val="Heading3"/>
+      </w:pPr>
+      <w:bookmarkStart w:id="16" w:name="business-objectives-1"/>
+      <w:bookmarkEnd w:id="15"/>
+      <w:r>
+        <w:t>Business Objectives</w:t>
+      </w:r>
+    </w:p>
+    <w:p>
+      <w:pPr>
+        <w:pStyle w:val="Compact"/>
+        <w:numPr>
+          <w:ilvl w:val="0"/>
+          <w:numId w:val="4"/>
+        </w:numPr>
+      </w:pPr>
+      <w:r>
+        <w:t>Ensure consistent and error-free onboarding for every new joiner</w:t>
+      </w:r>
+    </w:p>
+    <w:p>
+      <w:pPr>
+        <w:pStyle w:val="Compact"/>
+        <w:numPr>
+          <w:ilvl w:val="0"/>
+          <w:numId w:val="4"/>
+        </w:numPr>
+      </w:pPr>
+      <w:r>
+        <w:t>Reduce Day-1 productivity gaps caused by incomplete setup</w:t>
+      </w:r>
+    </w:p>
+    <w:p>
+      <w:pPr>
+        <w:pStyle w:val="Compact"/>
+        <w:numPr>
+          <w:ilvl w:val="0"/>
+          <w:numId w:val="4"/>
+        </w:numPr>
+      </w:pPr>
+      <w:r>
+        <w:t>Eliminate manual coordination and follow-up across teams</w:t>
+      </w:r>
+    </w:p>
+    <w:p>
+      <w:pPr>
+        <w:pStyle w:val="Compact"/>
+        <w:numPr>
+          <w:ilvl w:val="0"/>
+          <w:numId w:val="4"/>
+        </w:numPr>
+      </w:pPr>
+      <w:r>
+        <w:t>Provide real-time visibility and accountability across all onboarding tasks</w:t>
+      </w:r>
+    </w:p>
+    <w:p>
+      <w:pPr>
+        <w:pStyle w:val="Compact"/>
+        <w:numPr>
+          <w:ilvl w:val="0"/>
+          <w:numId w:val="4"/>
+        </w:numPr>
+      </w:pPr>
+      <w:r>
+        <w:t>Scale onboarding efficiently as hiring volume increases</w:t>
+      </w:r>
+    </w:p>
+    <w:p>
+      <w:pPr>
+        <w:pStyle w:val="Heading3"/>
+      </w:pPr>
+      <w:bookmarkStart w:id="17" w:name="scope-1"/>
+      <w:bookmarkEnd w:id="16"/>
+      <w:r>
+        <w:t>Scope</w:t>
+      </w:r>
+    </w:p>
+    <w:p>
+      <w:pPr>
+        <w:pStyle w:val="FirstParagraph"/>
+      </w:pPr>
+      <w:r>
+        <w:rPr>
+          <w:b/>
+          <w:bCs/>
+        </w:rPr>
+        <w:t>In Scope</w:t>
+      </w:r>
+      <w:r>
+        <w:t xml:space="preserve"> - Onboarding workflow initiation from offer/joining confirmation - Task and dependent task orchestration across teams - Cross-team task ownership and assignment - Configurable onboarding templates defining tasks, owners, dependencies, and notifications - Status tracking and SLA monitoring - Automated notifications and reminders - Central onboarding dashboard for all stakeholders</w:t>
+      </w:r>
+    </w:p>
+    <w:p>
+      <w:pPr>
+        <w:pStyle w:val="BodyText"/>
+      </w:pPr>
+      <w:r>
+        <w:rPr>
+          <w:b/>
+          <w:bCs/>
+        </w:rPr>
+        <w:t>Out of Scope</w:t>
+      </w:r>
+      <w:r>
+        <w:t xml:space="preserve"> - Offboarding workflows - Payroll processing - Performance management - Learning and development content delivery</w:t>
+      </w:r>
+    </w:p>
+    <w:p>
+      <w:pPr>
+        <w:pStyle w:val="Heading3"/>
+      </w:pPr>
+      <w:bookmarkStart w:id="18" w:name="user-flow-1"/>
+      <w:bookmarkEnd w:id="17"/>
+      <w:r>
+        <w:lastRenderedPageBreak/>
         <w:t>User Flow</w:t>
       </w:r>
     </w:p>
@@ -904,18 +1322,22 @@
         <w:jc w:val="center"/>
       </w:pPr>
       <w:r>
+        <w:rPr>
+          <w:noProof/>
+        </w:rPr>
         <w:drawing>
-          <wp:inline xmlns:a="http://schemas.openxmlformats.org/drawingml/2006/main" xmlns:pic="http://schemas.openxmlformats.org/drawingml/2006/picture">
-            <wp:extent cx="3210870" cy="6858000"/>
-            <wp:docPr id="4" name="Picture 4"/>
+          <wp:inline distT="0" distB="0" distL="0" distR="0" wp14:anchorId="064007D5" wp14:editId="61793325">
+            <wp:extent cx="3559652" cy="6858000"/>
+            <wp:effectExtent l="0" t="0" r="0" b="0"/>
+            <wp:docPr id="6" name="Picture 6"/>
             <wp:cNvGraphicFramePr>
-              <a:graphicFrameLocks noChangeAspect="1"/>
+              <a:graphicFrameLocks xmlns:a="http://schemas.openxmlformats.org/drawingml/2006/main" noChangeAspect="1"/>
             </wp:cNvGraphicFramePr>
-            <a:graphic>
+            <a:graphic xmlns:a="http://schemas.openxmlformats.org/drawingml/2006/main">
               <a:graphicData uri="http://schemas.openxmlformats.org/drawingml/2006/picture">
-                <pic:pic>
+                <pic:pic xmlns:pic="http://schemas.openxmlformats.org/drawingml/2006/picture">
                   <pic:nvPicPr>
-                    <pic:cNvPr id="0" name="diagram_3.png"/>
+                    <pic:cNvPr id="0" name="diagram_5.png"/>
                     <pic:cNvPicPr/>
                   </pic:nvPicPr>
                   <pic:blipFill>
@@ -927,9 +1349,11 @@
                   <pic:spPr>
                     <a:xfrm>
                       <a:off x="0" y="0"/>
-                      <a:ext cx="3210870" cy="6858000"/>
+                      <a:ext cx="3559652" cy="6858000"/>
                     </a:xfrm>
-                    <a:prstGeom prst="rect"/>
+                    <a:prstGeom prst="rect">
+                      <a:avLst/>
+                    </a:prstGeom>
                   </pic:spPr>
                 </pic:pic>
               </a:graphicData>
@@ -942,10 +1366,11 @@
       <w:pPr>
         <w:pStyle w:val="Heading3"/>
       </w:pPr>
-      <w:bookmarkStart w:id="12" w:name="status-lifecycle"/>
-      <w:bookmarkEnd w:id="11"/>
-      <w:r>
-        <w:t>Status Lifecycle</w:t>
+      <w:bookmarkStart w:id="19" w:name="task-dependency-map"/>
+      <w:bookmarkEnd w:id="18"/>
+      <w:r>
+        <w:lastRenderedPageBreak/>
+        <w:t>Task Dependency Map</w:t>
       </w:r>
     </w:p>
     <w:p>
@@ -954,18 +1379,22 @@
         <w:jc w:val="center"/>
       </w:pPr>
       <w:r>
+        <w:rPr>
+          <w:noProof/>
+        </w:rPr>
         <w:drawing>
-          <wp:inline xmlns:a="http://schemas.openxmlformats.org/drawingml/2006/main" xmlns:pic="http://schemas.openxmlformats.org/drawingml/2006/picture">
-            <wp:extent cx="3902825" cy="6858000"/>
-            <wp:docPr id="5" name="Picture 5"/>
+          <wp:inline distT="0" distB="0" distL="0" distR="0" wp14:anchorId="01ABF833" wp14:editId="3D5D6344">
+            <wp:extent cx="5486400" cy="3237635"/>
+            <wp:effectExtent l="0" t="0" r="0" b="0"/>
+            <wp:docPr id="7" name="Picture 7"/>
             <wp:cNvGraphicFramePr>
-              <a:graphicFrameLocks noChangeAspect="1"/>
+              <a:graphicFrameLocks xmlns:a="http://schemas.openxmlformats.org/drawingml/2006/main" noChangeAspect="1"/>
             </wp:cNvGraphicFramePr>
-            <a:graphic>
+            <a:graphic xmlns:a="http://schemas.openxmlformats.org/drawingml/2006/main">
               <a:graphicData uri="http://schemas.openxmlformats.org/drawingml/2006/picture">
-                <pic:pic>
+                <pic:pic xmlns:pic="http://schemas.openxmlformats.org/drawingml/2006/picture">
                   <pic:nvPicPr>
-                    <pic:cNvPr id="0" name="diagram_4.png"/>
+                    <pic:cNvPr id="0" name="diagram_6.png"/>
                     <pic:cNvPicPr/>
                   </pic:nvPicPr>
                   <pic:blipFill>
@@ -977,9 +1406,11 @@
                   <pic:spPr>
                     <a:xfrm>
                       <a:off x="0" y="0"/>
-                      <a:ext cx="3902825" cy="6858000"/>
+                      <a:ext cx="5486400" cy="3237635"/>
                     </a:xfrm>
-                    <a:prstGeom prst="rect"/>
+                    <a:prstGeom prst="rect">
+                      <a:avLst/>
+                    </a:prstGeom>
                   </pic:spPr>
                 </pic:pic>
               </a:graphicData>
@@ -992,317 +1423,293 @@
       <w:pPr>
         <w:pStyle w:val="Heading3"/>
       </w:pPr>
-      <w:bookmarkStart w:id="13" w:name="acceptance-criteria"/>
-      <w:bookmarkEnd w:id="12"/>
-      <w:r>
-        <w:t>Acceptance Criteria</w:t>
-      </w:r>
-    </w:p>
-    <w:p>
-      <w:pPr>
-        <w:pStyle w:val="Compact"/>
-        <w:numPr>
-          <w:ilvl w:val="0"/>
-          <w:numId w:val="3"/>
-        </w:numPr>
-      </w:pPr>
-      <w:r>
-        <w:t>Recruiters can create and submit a complete intake form</w:t>
-      </w:r>
-    </w:p>
-    <w:p>
-      <w:pPr>
-        <w:pStyle w:val="Compact"/>
-        <w:numPr>
-          <w:ilvl w:val="0"/>
-          <w:numId w:val="3"/>
-        </w:numPr>
-      </w:pPr>
-      <w:r>
-        <w:t>Mandatory fields are validated before submission</w:t>
-      </w:r>
-    </w:p>
-    <w:p>
-      <w:pPr>
-        <w:pStyle w:val="Compact"/>
-        <w:numPr>
-          <w:ilvl w:val="0"/>
-          <w:numId w:val="3"/>
-        </w:numPr>
-      </w:pPr>
-      <w:r>
-        <w:t>Skills can be typed and matched against the existing label library; new labels can be created and are immediately available for reuse</w:t>
-      </w:r>
-    </w:p>
-    <w:p>
-      <w:pPr>
-        <w:pStyle w:val="Compact"/>
-        <w:numPr>
-          <w:ilvl w:val="0"/>
-          <w:numId w:val="3"/>
-        </w:numPr>
-      </w:pPr>
+      <w:bookmarkStart w:id="20" w:name="key-features-1"/>
+      <w:bookmarkEnd w:id="19"/>
+      <w:r>
+        <w:t>Key Features</w:t>
+      </w:r>
+    </w:p>
+    <w:tbl>
+      <w:tblPr>
+        <w:tblStyle w:val="Table"/>
+        <w:tblW w:w="5000" w:type="pct"/>
+        <w:tblLayout w:type="fixed"/>
+        <w:tblLook w:val="0020" w:firstRow="1" w:lastRow="0" w:firstColumn="0" w:lastColumn="0" w:noHBand="0" w:noVBand="0"/>
+      </w:tblPr>
+      <w:tblGrid>
+        <w:gridCol w:w="4788"/>
+        <w:gridCol w:w="4788"/>
+      </w:tblGrid>
+      <w:tr>
+        <w:trPr>
+          <w:cnfStyle w:val="100000000000" w:firstRow="1" w:lastRow="0" w:firstColumn="0" w:lastColumn="0" w:oddVBand="0" w:evenVBand="0" w:oddHBand="0" w:evenHBand="0" w:firstRowFirstColumn="0" w:firstRowLastColumn="0" w:lastRowFirstColumn="0" w:lastRowLastColumn="0"/>
+          <w:tblHeader/>
+        </w:trPr>
+        <w:tc>
+          <w:tcPr>
+            <w:tcW w:w="3960" w:type="dxa"/>
+          </w:tcPr>
+          <w:p>
+            <w:pPr>
+              <w:pStyle w:val="Compact"/>
+            </w:pPr>
+            <w:r>
+              <w:t>Feature</w:t>
+            </w:r>
+          </w:p>
+        </w:tc>
+        <w:tc>
+          <w:tcPr>
+            <w:tcW w:w="3960" w:type="dxa"/>
+          </w:tcPr>
+          <w:p>
+            <w:pPr>
+              <w:pStyle w:val="Compact"/>
+            </w:pPr>
+            <w:r>
+              <w:t>Description</w:t>
+            </w:r>
+          </w:p>
+        </w:tc>
+      </w:tr>
+      <w:tr>
+        <w:tc>
+          <w:tcPr>
+            <w:tcW w:w="3960" w:type="dxa"/>
+          </w:tcPr>
+          <w:p>
+            <w:pPr>
+              <w:pStyle w:val="Compact"/>
+            </w:pPr>
+            <w:r>
+              <w:t>Workflow Template Builder</w:t>
+            </w:r>
+          </w:p>
+        </w:tc>
+        <w:tc>
+          <w:tcPr>
+            <w:tcW w:w="3960" w:type="dxa"/>
+          </w:tcPr>
+          <w:p>
+            <w:pPr>
+              <w:pStyle w:val="Compact"/>
+            </w:pPr>
+            <w:r>
+              <w:t>Admins can create and manage named onboarding templates (e.g. “New Employee – Engineering”). Each template defines the full set of tasks, assigned teams, due date rules, dependencies, and who gets notified at each step</w:t>
+            </w:r>
+          </w:p>
+        </w:tc>
+      </w:tr>
+      <w:tr>
+        <w:tc>
+          <w:tcPr>
+            <w:tcW w:w="3960" w:type="dxa"/>
+          </w:tcPr>
+          <w:p>
+            <w:pPr>
+              <w:pStyle w:val="Compact"/>
+            </w:pPr>
+            <w:r>
+              <w:t>Template Versioning</w:t>
+            </w:r>
+          </w:p>
+        </w:tc>
+        <w:tc>
+          <w:tcPr>
+            <w:tcW w:w="3960" w:type="dxa"/>
+          </w:tcPr>
+          <w:p>
+            <w:pPr>
+              <w:pStyle w:val="Compact"/>
+            </w:pPr>
+            <w:r>
+              <w:t>Templates can be updated without affecting in-progress onboardings; new onboardings always use the latest version</w:t>
+            </w:r>
+          </w:p>
+        </w:tc>
+      </w:tr>
+      <w:tr>
+        <w:tc>
+          <w:tcPr>
+            <w:tcW w:w="3960" w:type="dxa"/>
+          </w:tcPr>
+          <w:p>
+            <w:pPr>
+              <w:pStyle w:val="Compact"/>
+            </w:pPr>
+            <w:r>
+              <w:t>Task Dependency Management</w:t>
+            </w:r>
+          </w:p>
+        </w:tc>
+        <w:tc>
+          <w:tcPr>
+            <w:tcW w:w="3960" w:type="dxa"/>
+          </w:tcPr>
+          <w:p>
+            <w:pPr>
+              <w:pStyle w:val="Compact"/>
+            </w:pPr>
+            <w:r>
+              <w:t>Dependent tasks triggered only after prerequisite completion</w:t>
+            </w:r>
+          </w:p>
+        </w:tc>
+      </w:tr>
+      <w:tr>
+        <w:tc>
+          <w:tcPr>
+            <w:tcW w:w="3960" w:type="dxa"/>
+          </w:tcPr>
+          <w:p>
+            <w:pPr>
+              <w:pStyle w:val="Compact"/>
+            </w:pPr>
+            <w:r>
+              <w:t>Multi-Team Assignment</w:t>
+            </w:r>
+          </w:p>
+        </w:tc>
+        <w:tc>
+          <w:tcPr>
+            <w:tcW w:w="3960" w:type="dxa"/>
+          </w:tcPr>
+          <w:p>
+            <w:pPr>
+              <w:pStyle w:val="Compact"/>
+            </w:pPr>
+            <w:r>
+              <w:t>Tasks auto-assigned to IT, HR, Admin, Finance as appropriate</w:t>
+            </w:r>
+          </w:p>
+        </w:tc>
+      </w:tr>
+      <w:tr>
+        <w:tc>
+          <w:tcPr>
+            <w:tcW w:w="3960" w:type="dxa"/>
+          </w:tcPr>
+          <w:p>
+            <w:pPr>
+              <w:pStyle w:val="Compact"/>
+            </w:pPr>
+            <w:r>
+              <w:t>SLA Enforcement</w:t>
+            </w:r>
+          </w:p>
+        </w:tc>
+        <w:tc>
+          <w:tcPr>
+            <w:tcW w:w="3960" w:type="dxa"/>
+          </w:tcPr>
+          <w:p>
+            <w:pPr>
+              <w:pStyle w:val="Compact"/>
+            </w:pPr>
+            <w:r>
+              <w:t>Due dates tracked; overdue tasks escalated automatically</w:t>
+            </w:r>
+          </w:p>
+        </w:tc>
+      </w:tr>
+      <w:tr>
+        <w:tc>
+          <w:tcPr>
+            <w:tcW w:w="3960" w:type="dxa"/>
+          </w:tcPr>
+          <w:p>
+            <w:pPr>
+              <w:pStyle w:val="Compact"/>
+            </w:pPr>
+            <w:r>
+              <w:t>Real-Time Dashboard</w:t>
+            </w:r>
+          </w:p>
+        </w:tc>
+        <w:tc>
+          <w:tcPr>
+            <w:tcW w:w="3960" w:type="dxa"/>
+          </w:tcPr>
+          <w:p>
+            <w:pPr>
+              <w:pStyle w:val="Compact"/>
+            </w:pPr>
+            <w:r>
+              <w:t>All stakeholders view live onboarding progress per new joiner</w:t>
+            </w:r>
+          </w:p>
+        </w:tc>
+      </w:tr>
+      <w:tr>
+        <w:tc>
+          <w:tcPr>
+            <w:tcW w:w="3960" w:type="dxa"/>
+          </w:tcPr>
+          <w:p>
+            <w:pPr>
+              <w:pStyle w:val="Compact"/>
+            </w:pPr>
+            <w:r>
+              <w:t>Audit Trail</w:t>
+            </w:r>
+          </w:p>
+        </w:tc>
+        <w:tc>
+          <w:tcPr>
+            <w:tcW w:w="3960" w:type="dxa"/>
+          </w:tcPr>
+          <w:p>
+            <w:pPr>
+              <w:pStyle w:val="Compact"/>
+            </w:pPr>
+            <w:r>
+              <w:t>Full activity log with timestamps for compliance</w:t>
+            </w:r>
+          </w:p>
+        </w:tc>
+      </w:tr>
+    </w:tbl>
+    <w:p>
+      <w:pPr>
+        <w:pStyle w:val="Heading3"/>
+      </w:pPr>
+      <w:bookmarkStart w:id="21" w:name="template-structure"/>
+      <w:bookmarkEnd w:id="20"/>
       <w:r>
         <w:lastRenderedPageBreak/>
-        <w:t>All skill labels are searchable and filterable across intake records</w:t>
-      </w:r>
-    </w:p>
-    <w:p>
-      <w:pPr>
-        <w:pStyle w:val="Compact"/>
-        <w:numPr>
-          <w:ilvl w:val="0"/>
-          <w:numId w:val="3"/>
-        </w:numPr>
-      </w:pPr>
-      <w:r>
-        <w:t>Approval workflow routes intake to the correct approver (where configured)</w:t>
-      </w:r>
-    </w:p>
-    <w:p>
-      <w:pPr>
-        <w:pStyle w:val="Compact"/>
-        <w:numPr>
-          <w:ilvl w:val="0"/>
-          <w:numId w:val="3"/>
-        </w:numPr>
-      </w:pPr>
-      <w:r>
-        <w:t>Job Requisition is auto-created upon approval</w:t>
-      </w:r>
-    </w:p>
-    <w:p>
-      <w:pPr>
-        <w:pStyle w:val="Compact"/>
-        <w:numPr>
-          <w:ilvl w:val="0"/>
-          <w:numId w:val="3"/>
-        </w:numPr>
-      </w:pPr>
-      <w:r>
-        <w:t>Draft JD is generated in the existing organisation format using AI</w:t>
-      </w:r>
-    </w:p>
-    <w:p>
-      <w:pPr>
-        <w:pStyle w:val="Compact"/>
-        <w:numPr>
-          <w:ilvl w:val="0"/>
-          <w:numId w:val="3"/>
-        </w:numPr>
-      </w:pPr>
-      <w:r>
-        <w:t>AI-generated intake summary is saved to the intake record</w:t>
-      </w:r>
-    </w:p>
-    <w:p>
-      <w:pPr>
-        <w:pStyle w:val="Compact"/>
-        <w:numPr>
-          <w:ilvl w:val="0"/>
-          <w:numId w:val="3"/>
-        </w:numPr>
-      </w:pPr>
-      <w:r>
-        <w:t>Summary can be emailed to the hiring manager directly from the intake</w:t>
-      </w:r>
-    </w:p>
-    <w:p>
-      <w:pPr>
-        <w:pStyle w:val="Compact"/>
-        <w:numPr>
-          <w:ilvl w:val="0"/>
-          <w:numId w:val="3"/>
-        </w:numPr>
-      </w:pPr>
-      <w:r>
-        <w:t>All intake records include a full audit trail and version history</w:t>
-      </w:r>
-    </w:p>
-    <w:p>
+        <w:t>Template Structure</w:t>
+      </w:r>
+    </w:p>
+    <w:p>
+      <w:pPr>
+        <w:pStyle w:val="FirstParagraph"/>
+      </w:pPr>
+      <w:r>
+        <w:t>Each onboarding template defines:</w:t>
+      </w:r>
+    </w:p>
+    <w:p>
+      <w:pPr>
+        <w:pStyle w:val="SourceCode"/>
+        <w:jc w:val="center"/>
+      </w:pPr>
       <w:r>
         <w:rPr>
           <w:noProof/>
         </w:rPr>
-      </w:r>
-      <w:r>
-        <w:rPr>
-          <w:noProof/>
-        </w:rPr>
-        <w:pict w14:anchorId="55CD75B6">
-          <v:rect id="_x0000_i1027" alt="" style="width:468pt;height:.05pt;mso-width-percent:0;mso-height-percent:0;mso-width-percent:0;mso-height-percent:0" o:hralign="center" o:hrstd="t" o:hr="t"/>
-        </w:pict>
-      </w:r>
-    </w:p>
-    <w:p>
-      <w:pPr>
-        <w:pStyle w:val="Heading2"/>
-      </w:pPr>
-      <w:bookmarkStart w:id="14" w:name="epic-2-onboarding-management"/>
-      <w:bookmarkEnd w:id="13"/>
-      <w:bookmarkEnd w:id="4"/>
-      <w:r>
-        <w:t>Epic 2 – Onboarding Management</w:t>
-      </w:r>
-    </w:p>
-    <w:p>
-      <w:pPr>
-        <w:pStyle w:val="Heading3"/>
-      </w:pPr>
-      <w:bookmarkStart w:id="15" w:name="overview-1"/>
-      <w:r>
-        <w:t>Overview</w:t>
-      </w:r>
-    </w:p>
-    <w:p>
-      <w:pPr>
-        <w:pStyle w:val="FirstParagraph"/>
-      </w:pPr>
-      <w:r>
-        <w:t>The Onboarding Management module is a dedicated section of the ADT Hub web application. It enables structured, dependency-driven onboarding workflows for new joiners from the moment an offer is accepted. It coordinates tasks across HR, IT, Admin, Finance, and Hiring Teams, drawing on data from the Employee Management and Asset Management modules to ensure every new hire is fully onboarded on time.</w:t>
-      </w:r>
-    </w:p>
-    <w:p>
-      <w:pPr>
-        <w:pStyle w:val="Heading3"/>
-      </w:pPr>
-      <w:bookmarkStart w:id="16" w:name="business-objectives-1"/>
-      <w:bookmarkEnd w:id="15"/>
-      <w:r>
-        <w:t>Business Objectives</w:t>
-      </w:r>
-    </w:p>
-    <w:p>
-      <w:pPr>
-        <w:pStyle w:val="Compact"/>
-        <w:numPr>
-          <w:ilvl w:val="0"/>
-          <w:numId w:val="4"/>
-        </w:numPr>
-      </w:pPr>
-      <w:r>
-        <w:t>Ensure consistent and error-free onboarding for every new joiner</w:t>
-      </w:r>
-    </w:p>
-    <w:p>
-      <w:pPr>
-        <w:pStyle w:val="Compact"/>
-        <w:numPr>
-          <w:ilvl w:val="0"/>
-          <w:numId w:val="4"/>
-        </w:numPr>
-      </w:pPr>
-      <w:r>
-        <w:t>Reduce Day-1 productivity gaps caused by incomplete setup</w:t>
-      </w:r>
-    </w:p>
-    <w:p>
-      <w:pPr>
-        <w:pStyle w:val="Compact"/>
-        <w:numPr>
-          <w:ilvl w:val="0"/>
-          <w:numId w:val="4"/>
-        </w:numPr>
-      </w:pPr>
-      <w:r>
-        <w:t>Eliminate manual coordination and follow-up across teams</w:t>
-      </w:r>
-    </w:p>
-    <w:p>
-      <w:pPr>
-        <w:pStyle w:val="Compact"/>
-        <w:numPr>
-          <w:ilvl w:val="0"/>
-          <w:numId w:val="4"/>
-        </w:numPr>
-      </w:pPr>
-      <w:r>
-        <w:t>Provide real-time visibility and accountability across all onboarding tasks</w:t>
-      </w:r>
-    </w:p>
-    <w:p>
-      <w:pPr>
-        <w:pStyle w:val="Compact"/>
-        <w:numPr>
-          <w:ilvl w:val="0"/>
-          <w:numId w:val="4"/>
-        </w:numPr>
-      </w:pPr>
-      <w:r>
-        <w:t>Scale onboarding efficiently as hiring volume increases</w:t>
-      </w:r>
-    </w:p>
-    <w:p>
-      <w:pPr>
-        <w:pStyle w:val="Heading3"/>
-      </w:pPr>
-      <w:bookmarkStart w:id="17" w:name="scope-1"/>
-      <w:bookmarkEnd w:id="16"/>
-      <w:r>
-        <w:t>Scope</w:t>
-      </w:r>
-    </w:p>
-    <w:p>
-      <w:pPr>
-        <w:pStyle w:val="FirstParagraph"/>
-      </w:pPr>
-      <w:r>
-        <w:rPr>
-          <w:b/>
-          <w:bCs/>
-        </w:rPr>
-        <w:t>In Scope</w:t>
-      </w:r>
-      <w:r>
-        <w:t xml:space="preserve"> </w:t>
-      </w:r>
-      <w:r>
-        <w:t>- Onboarding workflow initiation from offer/joining confirmation - Task and dependent task orchestration across teams - Cross-team task ownership and assignment - Configurable onboarding templates defining tasks, owners, dependencies, and notifications - Status tracking and SLA monitoring - Automated notifications and reminders - Central onboarding dashboard for all stakeholders</w:t>
-      </w:r>
-    </w:p>
-    <w:p>
-      <w:pPr>
-        <w:pStyle w:val="BodyText"/>
-      </w:pPr>
-      <w:r>
-        <w:rPr>
-          <w:b/>
-          <w:bCs/>
-        </w:rPr>
-        <w:t>Out of Scope</w:t>
-      </w:r>
-      <w:r>
-        <w:t xml:space="preserve"> - Offboarding workflows - Payroll processing - Performance management - Learning and development content delivery</w:t>
-      </w:r>
-    </w:p>
-    <w:p>
-      <w:pPr>
-        <w:pStyle w:val="Heading3"/>
-      </w:pPr>
-      <w:bookmarkStart w:id="18" w:name="user-flow-1"/>
-      <w:bookmarkEnd w:id="17"/>
-      <w:r>
-        <w:t>User Flow</w:t>
-      </w:r>
-    </w:p>
-    <w:p>
-      <w:pPr>
-        <w:pStyle w:val="SourceCode"/>
-        <w:jc w:val="center"/>
-      </w:pPr>
-      <w:r>
         <w:drawing>
-          <wp:inline xmlns:a="http://schemas.openxmlformats.org/drawingml/2006/main" xmlns:pic="http://schemas.openxmlformats.org/drawingml/2006/picture">
-            <wp:extent cx="3559652" cy="6858000"/>
-            <wp:docPr id="6" name="Picture 6"/>
+          <wp:inline distT="0" distB="0" distL="0" distR="0" wp14:anchorId="42B5FE06" wp14:editId="5ADF003F">
+            <wp:extent cx="5486400" cy="3128962"/>
+            <wp:effectExtent l="0" t="0" r="0" b="0"/>
+            <wp:docPr id="8" name="Picture 8"/>
             <wp:cNvGraphicFramePr>
-              <a:graphicFrameLocks noChangeAspect="1"/>
+              <a:graphicFrameLocks xmlns:a="http://schemas.openxmlformats.org/drawingml/2006/main" noChangeAspect="1"/>
             </wp:cNvGraphicFramePr>
-            <a:graphic>
+            <a:graphic xmlns:a="http://schemas.openxmlformats.org/drawingml/2006/main">
               <a:graphicData uri="http://schemas.openxmlformats.org/drawingml/2006/picture">
-                <pic:pic>
+                <pic:pic xmlns:pic="http://schemas.openxmlformats.org/drawingml/2006/picture">
                   <pic:nvPicPr>
-                    <pic:cNvPr id="0" name="diagram_5.png"/>
+                    <pic:cNvPr id="0" name="diagram_7.png"/>
                     <pic:cNvPicPr/>
                   </pic:nvPicPr>
                   <pic:blipFill>
@@ -1314,9 +1721,11 @@
                   <pic:spPr>
                     <a:xfrm>
                       <a:off x="0" y="0"/>
-                      <a:ext cx="3559652" cy="6858000"/>
+                      <a:ext cx="5486400" cy="3128962"/>
                     </a:xfrm>
-                    <a:prstGeom prst="rect"/>
+                    <a:prstGeom prst="rect">
+                      <a:avLst/>
+                    </a:prstGeom>
                   </pic:spPr>
                 </pic:pic>
               </a:graphicData>
@@ -1329,10 +1738,506 @@
       <w:pPr>
         <w:pStyle w:val="Heading3"/>
       </w:pPr>
-      <w:bookmarkStart w:id="19" w:name="task-dependency-map"/>
-      <w:bookmarkEnd w:id="18"/>
-      <w:r>
-        <w:t>Task Dependency Map</w:t>
+      <w:bookmarkStart w:id="22" w:name="roles-permissions"/>
+      <w:bookmarkEnd w:id="21"/>
+      <w:r>
+        <w:t>Roles &amp; Permissions</w:t>
+      </w:r>
+    </w:p>
+    <w:tbl>
+      <w:tblPr>
+        <w:tblStyle w:val="Table"/>
+        <w:tblW w:w="0" w:type="auto"/>
+        <w:tblLook w:val="0020" w:firstRow="1" w:lastRow="0" w:firstColumn="0" w:lastColumn="0" w:noHBand="0" w:noVBand="0"/>
+      </w:tblPr>
+      <w:tblGrid>
+        <w:gridCol w:w="2944"/>
+        <w:gridCol w:w="6035"/>
+      </w:tblGrid>
+      <w:tr>
+        <w:trPr>
+          <w:cnfStyle w:val="100000000000" w:firstRow="1" w:lastRow="0" w:firstColumn="0" w:lastColumn="0" w:oddVBand="0" w:evenVBand="0" w:oddHBand="0" w:evenHBand="0" w:firstRowFirstColumn="0" w:firstRowLastColumn="0" w:lastRowFirstColumn="0" w:lastRowLastColumn="0"/>
+          <w:tblHeader/>
+        </w:trPr>
+        <w:tc>
+          <w:tcPr>
+            <w:tcW w:w="0" w:type="auto"/>
+          </w:tcPr>
+          <w:p>
+            <w:pPr>
+              <w:pStyle w:val="Compact"/>
+            </w:pPr>
+            <w:r>
+              <w:t>Role</w:t>
+            </w:r>
+          </w:p>
+        </w:tc>
+        <w:tc>
+          <w:tcPr>
+            <w:tcW w:w="0" w:type="auto"/>
+          </w:tcPr>
+          <w:p>
+            <w:pPr>
+              <w:pStyle w:val="Compact"/>
+            </w:pPr>
+            <w:r>
+              <w:t>Access</w:t>
+            </w:r>
+          </w:p>
+        </w:tc>
+      </w:tr>
+      <w:tr>
+        <w:tc>
+          <w:tcPr>
+            <w:tcW w:w="0" w:type="auto"/>
+          </w:tcPr>
+          <w:p>
+            <w:pPr>
+              <w:pStyle w:val="Compact"/>
+            </w:pPr>
+            <w:r>
+              <w:t>Admin</w:t>
+            </w:r>
+          </w:p>
+        </w:tc>
+        <w:tc>
+          <w:tcPr>
+            <w:tcW w:w="0" w:type="auto"/>
+          </w:tcPr>
+          <w:p>
+            <w:pPr>
+              <w:pStyle w:val="Compact"/>
+            </w:pPr>
+            <w:r>
+              <w:t>Configure workflows, templates, and task dependencies</w:t>
+            </w:r>
+          </w:p>
+        </w:tc>
+      </w:tr>
+      <w:tr>
+        <w:tc>
+          <w:tcPr>
+            <w:tcW w:w="0" w:type="auto"/>
+          </w:tcPr>
+          <w:p>
+            <w:pPr>
+              <w:pStyle w:val="Compact"/>
+            </w:pPr>
+            <w:r>
+              <w:t>Recruiter</w:t>
+            </w:r>
+          </w:p>
+        </w:tc>
+        <w:tc>
+          <w:tcPr>
+            <w:tcW w:w="0" w:type="auto"/>
+          </w:tcPr>
+          <w:p>
+            <w:pPr>
+              <w:pStyle w:val="Compact"/>
+            </w:pPr>
+            <w:r>
+              <w:t>Initiate onboarding and track overall progress</w:t>
+            </w:r>
+          </w:p>
+        </w:tc>
+      </w:tr>
+      <w:tr>
+        <w:tc>
+          <w:tcPr>
+            <w:tcW w:w="0" w:type="auto"/>
+          </w:tcPr>
+          <w:p>
+            <w:pPr>
+              <w:pStyle w:val="Compact"/>
+            </w:pPr>
+            <w:r>
+              <w:t>Task Owner (IT/HR/Admin)</w:t>
+            </w:r>
+          </w:p>
+        </w:tc>
+        <w:tc>
+          <w:tcPr>
+            <w:tcW w:w="0" w:type="auto"/>
+          </w:tcPr>
+          <w:p>
+            <w:pPr>
+              <w:pStyle w:val="Compact"/>
+            </w:pPr>
+            <w:r>
+              <w:t>View and complete assigned tasks</w:t>
+            </w:r>
+          </w:p>
+        </w:tc>
+      </w:tr>
+      <w:tr>
+        <w:tc>
+          <w:tcPr>
+            <w:tcW w:w="0" w:type="auto"/>
+          </w:tcPr>
+          <w:p>
+            <w:pPr>
+              <w:pStyle w:val="Compact"/>
+            </w:pPr>
+            <w:r>
+              <w:t>Hiring Manager</w:t>
+            </w:r>
+          </w:p>
+        </w:tc>
+        <w:tc>
+          <w:tcPr>
+            <w:tcW w:w="0" w:type="auto"/>
+          </w:tcPr>
+          <w:p>
+            <w:pPr>
+              <w:pStyle w:val="Compact"/>
+            </w:pPr>
+            <w:r>
+              <w:t>View onboarding status for their new joiners</w:t>
+            </w:r>
+          </w:p>
+        </w:tc>
+      </w:tr>
+    </w:tbl>
+    <w:p>
+      <w:pPr>
+        <w:pStyle w:val="Heading3"/>
+      </w:pPr>
+      <w:bookmarkStart w:id="23" w:name="acceptance-criteria-1"/>
+      <w:bookmarkEnd w:id="22"/>
+      <w:r>
+        <w:t>Acceptance Criteria</w:t>
+      </w:r>
+    </w:p>
+    <w:p>
+      <w:pPr>
+        <w:pStyle w:val="Compact"/>
+        <w:numPr>
+          <w:ilvl w:val="0"/>
+          <w:numId w:val="5"/>
+        </w:numPr>
+      </w:pPr>
+      <w:r>
+        <w:t>Admins can create, edit, and version onboarding workflow templates</w:t>
+      </w:r>
+    </w:p>
+    <w:p>
+      <w:pPr>
+        <w:pStyle w:val="Compact"/>
+        <w:numPr>
+          <w:ilvl w:val="0"/>
+          <w:numId w:val="5"/>
+        </w:numPr>
+      </w:pPr>
+      <w:r>
+        <w:t>Templates define tasks, team assignments, due date rules, dependencies, and notification rules</w:t>
+      </w:r>
+    </w:p>
+    <w:p>
+      <w:pPr>
+        <w:pStyle w:val="Compact"/>
+        <w:numPr>
+          <w:ilvl w:val="0"/>
+          <w:numId w:val="5"/>
+        </w:numPr>
+      </w:pPr>
+      <w:r>
+        <w:t>Recruiters can initiate onboarding for a confirmed new joiner using a selected template</w:t>
+      </w:r>
+    </w:p>
+    <w:p>
+      <w:pPr>
+        <w:pStyle w:val="Compact"/>
+        <w:numPr>
+          <w:ilvl w:val="0"/>
+          <w:numId w:val="5"/>
+        </w:numPr>
+      </w:pPr>
+      <w:r>
+        <w:t>Tasks are automatically created and assigned based on the template</w:t>
+      </w:r>
+    </w:p>
+    <w:p>
+      <w:pPr>
+        <w:pStyle w:val="Compact"/>
+        <w:numPr>
+          <w:ilvl w:val="0"/>
+          <w:numId w:val="5"/>
+        </w:numPr>
+      </w:pPr>
+      <w:r>
+        <w:t>Dependent tasks are triggered only after prerequisite completion</w:t>
+      </w:r>
+    </w:p>
+    <w:p>
+      <w:pPr>
+        <w:pStyle w:val="Compact"/>
+        <w:numPr>
+          <w:ilvl w:val="0"/>
+          <w:numId w:val="5"/>
+        </w:numPr>
+      </w:pPr>
+      <w:r>
+        <w:t>Notification rules in the template control who is alerted and when</w:t>
+      </w:r>
+    </w:p>
+    <w:p>
+      <w:pPr>
+        <w:pStyle w:val="Compact"/>
+        <w:numPr>
+          <w:ilvl w:val="0"/>
+          <w:numId w:val="5"/>
+        </w:numPr>
+      </w:pPr>
+      <w:r>
+        <w:t>All stakeholders can view real-time onboarding status</w:t>
+      </w:r>
+    </w:p>
+    <w:p>
+      <w:pPr>
+        <w:pStyle w:val="Compact"/>
+        <w:numPr>
+          <w:ilvl w:val="0"/>
+          <w:numId w:val="5"/>
+        </w:numPr>
+      </w:pPr>
+      <w:r>
+        <w:t>Notifications are sent for pending and overdue tasks</w:t>
+      </w:r>
+    </w:p>
+    <w:p>
+      <w:pPr>
+        <w:pStyle w:val="Heading3"/>
+      </w:pPr>
+      <w:bookmarkStart w:id="24" w:name="success-metrics"/>
+      <w:bookmarkEnd w:id="23"/>
+      <w:r>
+        <w:lastRenderedPageBreak/>
+        <w:t>Success Metrics</w:t>
+      </w:r>
+    </w:p>
+    <w:p>
+      <w:pPr>
+        <w:pStyle w:val="Compact"/>
+        <w:numPr>
+          <w:ilvl w:val="0"/>
+          <w:numId w:val="6"/>
+        </w:numPr>
+      </w:pPr>
+      <w:r>
+        <w:t>% of onboarding tasks completed before Day-1</w:t>
+      </w:r>
+    </w:p>
+    <w:p>
+      <w:pPr>
+        <w:pStyle w:val="Compact"/>
+        <w:numPr>
+          <w:ilvl w:val="0"/>
+          <w:numId w:val="6"/>
+        </w:numPr>
+      </w:pPr>
+      <w:r>
+        <w:t>Reduction in onboarding delays</w:t>
+      </w:r>
+    </w:p>
+    <w:p>
+      <w:pPr>
+        <w:pStyle w:val="Compact"/>
+        <w:numPr>
+          <w:ilvl w:val="0"/>
+          <w:numId w:val="6"/>
+        </w:numPr>
+      </w:pPr>
+      <w:r>
+        <w:t>Average onboarding completion time</w:t>
+      </w:r>
+    </w:p>
+    <w:p>
+      <w:pPr>
+        <w:pStyle w:val="Compact"/>
+        <w:numPr>
+          <w:ilvl w:val="0"/>
+          <w:numId w:val="6"/>
+        </w:numPr>
+      </w:pPr>
+      <w:r>
+        <w:t>New joiner satisfaction score</w:t>
+      </w:r>
+    </w:p>
+    <w:p>
+      <w:pPr>
+        <w:pStyle w:val="Compact"/>
+        <w:numPr>
+          <w:ilvl w:val="0"/>
+          <w:numId w:val="6"/>
+        </w:numPr>
+      </w:pPr>
+      <w:r>
+        <w:t>Reduction in manual follow-ups by recruiters</w:t>
+      </w:r>
+    </w:p>
+    <w:p>
+      <w:r>
+        <w:rPr>
+          <w:noProof/>
+        </w:rPr>
+      </w:r>
+      <w:r>
+        <w:rPr>
+          <w:noProof/>
+        </w:rPr>
+        <w:pict w14:anchorId="4721BC64">
+          <v:rect id="_x0000_i1028" alt="" style="width:468pt;height:.05pt;mso-width-percent:0;mso-height-percent:0;mso-width-percent:0;mso-height-percent:0" o:hralign="center" o:hrstd="t" o:hr="t"/>
+        </w:pict>
+      </w:r>
+    </w:p>
+    <w:p>
+      <w:pPr>
+        <w:pStyle w:val="Heading2"/>
+      </w:pPr>
+      <w:bookmarkStart w:id="25" w:name="epic-3-asset-management"/>
+      <w:bookmarkEnd w:id="24"/>
+      <w:bookmarkEnd w:id="14"/>
+      <w:r>
+        <w:t>Epic 3 – Asset Management</w:t>
+      </w:r>
+    </w:p>
+    <w:p>
+      <w:pPr>
+        <w:pStyle w:val="Heading3"/>
+      </w:pPr>
+      <w:bookmarkStart w:id="26" w:name="overview-2"/>
+      <w:r>
+        <w:t>Overview</w:t>
+      </w:r>
+    </w:p>
+    <w:p>
+      <w:pPr>
+        <w:pStyle w:val="FirstParagraph"/>
+      </w:pPr>
+      <w:r>
+        <w:t>The Asset Management module is a dedicated section of the ADT Hub web application and acts as the system of record for all company-owned assets. Admins can register assets, assign them to employees using data from the Employee Management module, and track their full lifecycle. The module also supports importing asset data from external sources and attaching invoices for verification, with all records stored centrally and linked to employee profiles.</w:t>
+      </w:r>
+    </w:p>
+    <w:p>
+      <w:pPr>
+        <w:pStyle w:val="Heading3"/>
+      </w:pPr>
+      <w:bookmarkStart w:id="27" w:name="business-objectives-2"/>
+      <w:bookmarkEnd w:id="26"/>
+      <w:r>
+        <w:t>Business Objectives</w:t>
+      </w:r>
+    </w:p>
+    <w:p>
+      <w:pPr>
+        <w:pStyle w:val="Compact"/>
+        <w:numPr>
+          <w:ilvl w:val="0"/>
+          <w:numId w:val="7"/>
+        </w:numPr>
+      </w:pPr>
+      <w:r>
+        <w:t>Maintain a single, reliable source of truth for all company assets</w:t>
+      </w:r>
+    </w:p>
+    <w:p>
+      <w:pPr>
+        <w:pStyle w:val="Compact"/>
+        <w:numPr>
+          <w:ilvl w:val="0"/>
+          <w:numId w:val="7"/>
+        </w:numPr>
+      </w:pPr>
+      <w:r>
+        <w:t>Ensure complete asset traceability and audit compliance</w:t>
+      </w:r>
+    </w:p>
+    <w:p>
+      <w:pPr>
+        <w:pStyle w:val="Compact"/>
+        <w:numPr>
+          <w:ilvl w:val="0"/>
+          <w:numId w:val="7"/>
+        </w:numPr>
+      </w:pPr>
+      <w:r>
+        <w:t>Reduce asset loss and mismanagement</w:t>
+      </w:r>
+    </w:p>
+    <w:p>
+      <w:pPr>
+        <w:pStyle w:val="Compact"/>
+        <w:numPr>
+          <w:ilvl w:val="0"/>
+          <w:numId w:val="7"/>
+        </w:numPr>
+      </w:pPr>
+      <w:r>
+        <w:t>Enable proactive warranty and replacement planning</w:t>
+      </w:r>
+    </w:p>
+    <w:p>
+      <w:pPr>
+        <w:pStyle w:val="Compact"/>
+        <w:numPr>
+          <w:ilvl w:val="0"/>
+          <w:numId w:val="7"/>
+        </w:numPr>
+      </w:pPr>
+      <w:r>
+        <w:t>Improve onboarding efficiency through faster asset assignment</w:t>
+      </w:r>
+    </w:p>
+    <w:p>
+      <w:pPr>
+        <w:pStyle w:val="Heading3"/>
+      </w:pPr>
+      <w:bookmarkStart w:id="28" w:name="scope-2"/>
+      <w:bookmarkEnd w:id="27"/>
+      <w:r>
+        <w:t>Scope</w:t>
+      </w:r>
+    </w:p>
+    <w:p>
+      <w:pPr>
+        <w:pStyle w:val="FirstParagraph"/>
+      </w:pPr>
+      <w:r>
+        <w:rPr>
+          <w:b/>
+          <w:bCs/>
+        </w:rPr>
+        <w:t>In Scope</w:t>
+      </w:r>
+      <w:r>
+        <w:t xml:space="preserve"> - Asset registration and master data management - Asset assignment and reassignment via Employee Management integration - Dedicated asset detail page per asset record - Immutable asset records (non-deletable; status changes only) - Search and filter across all asset records - Automated warranty expiry notifications - Bulk asset import from external data sources with configurable field-matching criteria - Invoice attachment and asset-to-invoice verification</w:t>
+      </w:r>
+    </w:p>
+    <w:p>
+      <w:pPr>
+        <w:pStyle w:val="BodyText"/>
+      </w:pPr>
+      <w:r>
+        <w:rPr>
+          <w:b/>
+          <w:bCs/>
+        </w:rPr>
+        <w:t>Out of Scope</w:t>
+      </w:r>
+      <w:r>
+        <w:t xml:space="preserve"> - Asset procurement workflows and vendor payments - Asset depreciation and accounting - Asset disposal approval workflows</w:t>
+      </w:r>
+    </w:p>
+    <w:p>
+      <w:pPr>
+        <w:pStyle w:val="Heading3"/>
+      </w:pPr>
+      <w:bookmarkStart w:id="29" w:name="asset-lifecycle"/>
+      <w:bookmarkEnd w:id="28"/>
+      <w:r>
+        <w:lastRenderedPageBreak/>
+        <w:t>Asset Lifecycle</w:t>
       </w:r>
     </w:p>
     <w:p>
@@ -1341,18 +2246,22 @@
         <w:jc w:val="center"/>
       </w:pPr>
       <w:r>
+        <w:rPr>
+          <w:noProof/>
+        </w:rPr>
         <w:drawing>
-          <wp:inline xmlns:a="http://schemas.openxmlformats.org/drawingml/2006/main" xmlns:pic="http://schemas.openxmlformats.org/drawingml/2006/picture">
-            <wp:extent cx="5486400" cy="3237635"/>
-            <wp:docPr id="7" name="Picture 7"/>
+          <wp:inline distT="0" distB="0" distL="0" distR="0" wp14:anchorId="41EF1E38" wp14:editId="0D672217">
+            <wp:extent cx="5486400" cy="6236026"/>
+            <wp:effectExtent l="0" t="0" r="0" b="0"/>
+            <wp:docPr id="9" name="Picture 9"/>
             <wp:cNvGraphicFramePr>
-              <a:graphicFrameLocks noChangeAspect="1"/>
+              <a:graphicFrameLocks xmlns:a="http://schemas.openxmlformats.org/drawingml/2006/main" noChangeAspect="1"/>
             </wp:cNvGraphicFramePr>
-            <a:graphic>
+            <a:graphic xmlns:a="http://schemas.openxmlformats.org/drawingml/2006/main">
               <a:graphicData uri="http://schemas.openxmlformats.org/drawingml/2006/picture">
-                <pic:pic>
+                <pic:pic xmlns:pic="http://schemas.openxmlformats.org/drawingml/2006/picture">
                   <pic:nvPicPr>
-                    <pic:cNvPr id="0" name="diagram_6.png"/>
+                    <pic:cNvPr id="0" name="diagram_8.png"/>
                     <pic:cNvPicPr/>
                   </pic:nvPicPr>
                   <pic:blipFill>
@@ -1364,9 +2273,11 @@
                   <pic:spPr>
                     <a:xfrm>
                       <a:off x="0" y="0"/>
-                      <a:ext cx="5486400" cy="3237635"/>
+                      <a:ext cx="5486400" cy="6236026"/>
                     </a:xfrm>
-                    <a:prstGeom prst="rect"/>
+                    <a:prstGeom prst="rect">
+                      <a:avLst/>
+                    </a:prstGeom>
                   </pic:spPr>
                 </pic:pic>
               </a:graphicData>
@@ -1379,8 +2290,65 @@
       <w:pPr>
         <w:pStyle w:val="Heading3"/>
       </w:pPr>
-      <w:bookmarkStart w:id="20" w:name="key-features-1"/>
-      <w:bookmarkEnd w:id="19"/>
+      <w:bookmarkStart w:id="30" w:name="warranty-alert-flow"/>
+      <w:bookmarkEnd w:id="29"/>
+      <w:r>
+        <w:lastRenderedPageBreak/>
+        <w:t>Warranty Alert Flow</w:t>
+      </w:r>
+    </w:p>
+    <w:p>
+      <w:pPr>
+        <w:pStyle w:val="SourceCode"/>
+        <w:jc w:val="center"/>
+      </w:pPr>
+      <w:r>
+        <w:rPr>
+          <w:noProof/>
+        </w:rPr>
+        <w:drawing>
+          <wp:inline distT="0" distB="0" distL="0" distR="0" wp14:anchorId="4893745E" wp14:editId="5BE413D6">
+            <wp:extent cx="3313236" cy="6858000"/>
+            <wp:effectExtent l="0" t="0" r="0" b="0"/>
+            <wp:docPr id="10" name="Picture 10"/>
+            <wp:cNvGraphicFramePr>
+              <a:graphicFrameLocks xmlns:a="http://schemas.openxmlformats.org/drawingml/2006/main" noChangeAspect="1"/>
+            </wp:cNvGraphicFramePr>
+            <a:graphic xmlns:a="http://schemas.openxmlformats.org/drawingml/2006/main">
+              <a:graphicData uri="http://schemas.openxmlformats.org/drawingml/2006/picture">
+                <pic:pic xmlns:pic="http://schemas.openxmlformats.org/drawingml/2006/picture">
+                  <pic:nvPicPr>
+                    <pic:cNvPr id="0" name="diagram_9.png"/>
+                    <pic:cNvPicPr/>
+                  </pic:nvPicPr>
+                  <pic:blipFill>
+                    <a:blip r:embed="rId14"/>
+                    <a:stretch>
+                      <a:fillRect/>
+                    </a:stretch>
+                  </pic:blipFill>
+                  <pic:spPr>
+                    <a:xfrm>
+                      <a:off x="0" y="0"/>
+                      <a:ext cx="3313236" cy="6858000"/>
+                    </a:xfrm>
+                    <a:prstGeom prst="rect">
+                      <a:avLst/>
+                    </a:prstGeom>
+                  </pic:spPr>
+                </pic:pic>
+              </a:graphicData>
+            </a:graphic>
+          </wp:inline>
+        </w:drawing>
+      </w:r>
+    </w:p>
+    <w:p>
+      <w:pPr>
+        <w:pStyle w:val="Heading3"/>
+      </w:pPr>
+      <w:bookmarkStart w:id="31" w:name="key-features-2"/>
+      <w:bookmarkEnd w:id="30"/>
       <w:r>
         <w:t>Key Features</w:t>
       </w:r>
@@ -1438,189 +2406,249 @@
               <w:pStyle w:val="Compact"/>
             </w:pPr>
             <w:r>
-              <w:t>Workflow Template Builder</w:t>
-            </w:r>
-          </w:p>
-        </w:tc>
-        <w:tc>
-          <w:tcPr>
-            <w:tcW w:w="3960" w:type="dxa"/>
-          </w:tcPr>
-          <w:p>
-            <w:pPr>
-              <w:pStyle w:val="Compact"/>
-            </w:pPr>
-            <w:r>
-              <w:t>Admins can create and manage named onboarding templates (e.g. “New Employee – Engineering”). Each template defines the full set of tasks, assigned teams, due date rules, dependencies, and who gets notified at each step</w:t>
-            </w:r>
-          </w:p>
-        </w:tc>
-      </w:tr>
-      <w:tr>
-        <w:tc>
-          <w:tcPr>
-            <w:tcW w:w="3960" w:type="dxa"/>
-          </w:tcPr>
-          <w:p>
-            <w:pPr>
-              <w:pStyle w:val="Compact"/>
-            </w:pPr>
-            <w:r>
-              <w:t>Template Versioning</w:t>
-            </w:r>
-          </w:p>
-        </w:tc>
-        <w:tc>
-          <w:tcPr>
-            <w:tcW w:w="3960" w:type="dxa"/>
-          </w:tcPr>
-          <w:p>
-            <w:pPr>
-              <w:pStyle w:val="Compact"/>
-            </w:pPr>
-            <w:r>
-              <w:t>Templates can be updated without affecting in-progress onboardings; new onboardings always use the latest version</w:t>
-            </w:r>
-          </w:p>
-        </w:tc>
-      </w:tr>
-      <w:tr>
-        <w:tc>
-          <w:tcPr>
-            <w:tcW w:w="3960" w:type="dxa"/>
-          </w:tcPr>
-          <w:p>
-            <w:pPr>
-              <w:pStyle w:val="Compact"/>
-            </w:pPr>
-            <w:r>
-              <w:t>Task Dependency Management</w:t>
-            </w:r>
-          </w:p>
-        </w:tc>
-        <w:tc>
-          <w:tcPr>
-            <w:tcW w:w="3960" w:type="dxa"/>
-          </w:tcPr>
-          <w:p>
-            <w:pPr>
-              <w:pStyle w:val="Compact"/>
-            </w:pPr>
-            <w:r>
-              <w:t>Dependent tasks triggered only after prerequisite completion</w:t>
-            </w:r>
-          </w:p>
-        </w:tc>
-      </w:tr>
-      <w:tr>
-        <w:tc>
-          <w:tcPr>
-            <w:tcW w:w="3960" w:type="dxa"/>
-          </w:tcPr>
-          <w:p>
-            <w:pPr>
-              <w:pStyle w:val="Compact"/>
-            </w:pPr>
-            <w:r>
-              <w:t>Multi-Team Assignment</w:t>
-            </w:r>
-          </w:p>
-        </w:tc>
-        <w:tc>
-          <w:tcPr>
-            <w:tcW w:w="3960" w:type="dxa"/>
-          </w:tcPr>
-          <w:p>
-            <w:pPr>
-              <w:pStyle w:val="Compact"/>
-            </w:pPr>
-            <w:r>
-              <w:t>Tasks auto-assigned to IT, HR, Admin, Finance as appropriate</w:t>
-            </w:r>
-          </w:p>
-        </w:tc>
-      </w:tr>
-      <w:tr>
-        <w:tc>
-          <w:tcPr>
-            <w:tcW w:w="3960" w:type="dxa"/>
-          </w:tcPr>
-          <w:p>
-            <w:pPr>
-              <w:pStyle w:val="Compact"/>
-            </w:pPr>
-            <w:r>
-              <w:t>SLA Enforcement</w:t>
-            </w:r>
-          </w:p>
-        </w:tc>
-        <w:tc>
-          <w:tcPr>
-            <w:tcW w:w="3960" w:type="dxa"/>
-          </w:tcPr>
-          <w:p>
-            <w:pPr>
-              <w:pStyle w:val="Compact"/>
-            </w:pPr>
-            <w:r>
-              <w:t>Due dates tracked; overdue tasks escalated automatically</w:t>
-            </w:r>
-          </w:p>
-        </w:tc>
-      </w:tr>
-      <w:tr>
-        <w:tc>
-          <w:tcPr>
-            <w:tcW w:w="3960" w:type="dxa"/>
-          </w:tcPr>
-          <w:p>
-            <w:pPr>
-              <w:pStyle w:val="Compact"/>
-            </w:pPr>
+              <w:t>Asset Registration</w:t>
+            </w:r>
+          </w:p>
+        </w:tc>
+        <w:tc>
+          <w:tcPr>
+            <w:tcW w:w="3960" w:type="dxa"/>
+          </w:tcPr>
+          <w:p>
+            <w:pPr>
+              <w:pStyle w:val="Compact"/>
+            </w:pPr>
+            <w:r>
+              <w:t>Capture all asset details upon procurement</w:t>
+            </w:r>
+          </w:p>
+        </w:tc>
+      </w:tr>
+      <w:tr>
+        <w:tc>
+          <w:tcPr>
+            <w:tcW w:w="3960" w:type="dxa"/>
+          </w:tcPr>
+          <w:p>
+            <w:pPr>
+              <w:pStyle w:val="Compact"/>
+            </w:pPr>
+            <w:r>
+              <w:t>Asset Detail Page</w:t>
+            </w:r>
+          </w:p>
+        </w:tc>
+        <w:tc>
+          <w:tcPr>
+            <w:tcW w:w="3960" w:type="dxa"/>
+          </w:tcPr>
+          <w:p>
+            <w:pPr>
+              <w:pStyle w:val="Compact"/>
+            </w:pPr>
+            <w:r>
+              <w:t xml:space="preserve">Dedicated page per asset with full history, </w:t>
+            </w:r>
             <w:r>
               <w:lastRenderedPageBreak/>
-              <w:t>Real-Time Dashboard</w:t>
-            </w:r>
-          </w:p>
-        </w:tc>
-        <w:tc>
-          <w:tcPr>
-            <w:tcW w:w="3960" w:type="dxa"/>
-          </w:tcPr>
-          <w:p>
-            <w:pPr>
-              <w:pStyle w:val="Compact"/>
-            </w:pPr>
-            <w:r>
-              <w:t>All stakeholders view live onboarding progress per new joiner</w:t>
-            </w:r>
-          </w:p>
-        </w:tc>
-      </w:tr>
-      <w:tr>
-        <w:tc>
-          <w:tcPr>
-            <w:tcW w:w="3960" w:type="dxa"/>
-          </w:tcPr>
-          <w:p>
-            <w:pPr>
-              <w:pStyle w:val="Compact"/>
-            </w:pPr>
-            <w:r>
-              <w:t>Audit Trail</w:t>
-            </w:r>
-          </w:p>
-        </w:tc>
-        <w:tc>
-          <w:tcPr>
-            <w:tcW w:w="3960" w:type="dxa"/>
-          </w:tcPr>
-          <w:p>
-            <w:pPr>
-              <w:pStyle w:val="Compact"/>
-            </w:pPr>
-            <w:r>
-              <w:t>Full activity log with timestamps for compliance</w:t>
+              <w:t>status, invoices, and assignment records</w:t>
+            </w:r>
+          </w:p>
+        </w:tc>
+      </w:tr>
+      <w:tr>
+        <w:tc>
+          <w:tcPr>
+            <w:tcW w:w="3960" w:type="dxa"/>
+          </w:tcPr>
+          <w:p>
+            <w:pPr>
+              <w:pStyle w:val="Compact"/>
+            </w:pPr>
+            <w:r>
+              <w:lastRenderedPageBreak/>
+              <w:t>Employee Assignment via Employee Management</w:t>
+            </w:r>
+          </w:p>
+        </w:tc>
+        <w:tc>
+          <w:tcPr>
+            <w:tcW w:w="3960" w:type="dxa"/>
+          </w:tcPr>
+          <w:p>
+            <w:pPr>
+              <w:pStyle w:val="Compact"/>
+            </w:pPr>
+            <w:r>
+              <w:t>Assets are assigned by searching and selecting from the Employee Management directory. The asset record links directly to the employee profile</w:t>
+            </w:r>
+          </w:p>
+        </w:tc>
+      </w:tr>
+      <w:tr>
+        <w:tc>
+          <w:tcPr>
+            <w:tcW w:w="3960" w:type="dxa"/>
+          </w:tcPr>
+          <w:p>
+            <w:pPr>
+              <w:pStyle w:val="Compact"/>
+            </w:pPr>
+            <w:r>
+              <w:t>Immutable Records</w:t>
+            </w:r>
+          </w:p>
+        </w:tc>
+        <w:tc>
+          <w:tcPr>
+            <w:tcW w:w="3960" w:type="dxa"/>
+          </w:tcPr>
+          <w:p>
+            <w:pPr>
+              <w:pStyle w:val="Compact"/>
+            </w:pPr>
+            <w:r>
+              <w:t>Assets cannot be deleted; status transitions replace deletions</w:t>
+            </w:r>
+          </w:p>
+        </w:tc>
+      </w:tr>
+      <w:tr>
+        <w:tc>
+          <w:tcPr>
+            <w:tcW w:w="3960" w:type="dxa"/>
+          </w:tcPr>
+          <w:p>
+            <w:pPr>
+              <w:pStyle w:val="Compact"/>
+            </w:pPr>
+            <w:r>
+              <w:t>Lifecycle Tracking</w:t>
+            </w:r>
+          </w:p>
+        </w:tc>
+        <w:tc>
+          <w:tcPr>
+            <w:tcW w:w="3960" w:type="dxa"/>
+          </w:tcPr>
+          <w:p>
+            <w:pPr>
+              <w:pStyle w:val="Compact"/>
+            </w:pPr>
+            <w:r>
+              <w:t>Statuses: Available, Assigned, In Repair, Retired</w:t>
+            </w:r>
+          </w:p>
+        </w:tc>
+      </w:tr>
+      <w:tr>
+        <w:tc>
+          <w:tcPr>
+            <w:tcW w:w="3960" w:type="dxa"/>
+          </w:tcPr>
+          <w:p>
+            <w:pPr>
+              <w:pStyle w:val="Compact"/>
+            </w:pPr>
+            <w:r>
+              <w:t>Global Search &amp; Filters</w:t>
+            </w:r>
+          </w:p>
+        </w:tc>
+        <w:tc>
+          <w:tcPr>
+            <w:tcW w:w="3960" w:type="dxa"/>
+          </w:tcPr>
+          <w:p>
+            <w:pPr>
+              <w:pStyle w:val="Compact"/>
+            </w:pPr>
+            <w:r>
+              <w:t>Search by category, status, employee, serial number, etc.</w:t>
+            </w:r>
+          </w:p>
+        </w:tc>
+      </w:tr>
+      <w:tr>
+        <w:tc>
+          <w:tcPr>
+            <w:tcW w:w="3960" w:type="dxa"/>
+          </w:tcPr>
+          <w:p>
+            <w:pPr>
+              <w:pStyle w:val="Compact"/>
+            </w:pPr>
+            <w:r>
+              <w:t>Warranty Alerts</w:t>
+            </w:r>
+          </w:p>
+        </w:tc>
+        <w:tc>
+          <w:tcPr>
+            <w:tcW w:w="3960" w:type="dxa"/>
+          </w:tcPr>
+          <w:p>
+            <w:pPr>
+              <w:pStyle w:val="Compact"/>
+            </w:pPr>
+            <w:r>
+              <w:t>Automated alerts 2 months before expiry with escalation reminders</w:t>
+            </w:r>
+          </w:p>
+        </w:tc>
+      </w:tr>
+      <w:tr>
+        <w:tc>
+          <w:tcPr>
+            <w:tcW w:w="3960" w:type="dxa"/>
+          </w:tcPr>
+          <w:p>
+            <w:pPr>
+              <w:pStyle w:val="Compact"/>
+            </w:pPr>
+            <w:r>
+              <w:t>Bulk External Data Import</w:t>
+            </w:r>
+          </w:p>
+        </w:tc>
+        <w:tc>
+          <w:tcPr>
+            <w:tcW w:w="3960" w:type="dxa"/>
+          </w:tcPr>
+          <w:p>
+            <w:pPr>
+              <w:pStyle w:val="Compact"/>
+            </w:pPr>
+            <w:r>
+              <w:t>Import asset records from an external data file. The system applies configurable field-matching criteria to determine which entries to bring in, skipping any that don’t meet the required criteria. A preview is shown before records are created</w:t>
+            </w:r>
+          </w:p>
+        </w:tc>
+      </w:tr>
+      <w:tr>
+        <w:tc>
+          <w:tcPr>
+            <w:tcW w:w="3960" w:type="dxa"/>
+          </w:tcPr>
+          <w:p>
+            <w:pPr>
+              <w:pStyle w:val="Compact"/>
+            </w:pPr>
+            <w:r>
+              <w:t>Invoice Attachment &amp; Verification</w:t>
+            </w:r>
+          </w:p>
+        </w:tc>
+        <w:tc>
+          <w:tcPr>
+            <w:tcW w:w="3960" w:type="dxa"/>
+          </w:tcPr>
+          <w:p>
+            <w:pPr>
+              <w:pStyle w:val="Compact"/>
+            </w:pPr>
+            <w:r>
+              <w:t>Upload invoices to an asset record. System allows matching the invoice to the asset as a verification step, confirming procurement and supporting audit compliance</w:t>
             </w:r>
           </w:p>
         </w:tc>
@@ -1630,18 +2658,11 @@
       <w:pPr>
         <w:pStyle w:val="Heading3"/>
       </w:pPr>
-      <w:bookmarkStart w:id="21" w:name="template-structure"/>
-      <w:bookmarkEnd w:id="20"/>
-      <w:r>
-        <w:t>Template Structure</w:t>
-      </w:r>
-    </w:p>
-    <w:p>
-      <w:pPr>
-        <w:pStyle w:val="FirstParagraph"/>
-      </w:pPr>
-      <w:r>
-        <w:t>Each onboarding template defines:</w:t>
+      <w:bookmarkStart w:id="32" w:name="employee-assignment-flow"/>
+      <w:bookmarkEnd w:id="31"/>
+      <w:r>
+        <w:lastRenderedPageBreak/>
+        <w:t>Employee Assignment Flow</w:t>
       </w:r>
     </w:p>
     <w:p>
@@ -1649,565 +2670,23 @@
         <w:pStyle w:val="SourceCode"/>
         <w:jc w:val="center"/>
       </w:pPr>
-      <w:r>
-        <w:drawing>
-          <wp:inline xmlns:a="http://schemas.openxmlformats.org/drawingml/2006/main" xmlns:pic="http://schemas.openxmlformats.org/drawingml/2006/picture">
-            <wp:extent cx="5486400" cy="3128962"/>
-            <wp:docPr id="8" name="Picture 8"/>
-            <wp:cNvGraphicFramePr>
-              <a:graphicFrameLocks noChangeAspect="1"/>
-            </wp:cNvGraphicFramePr>
-            <a:graphic>
-              <a:graphicData uri="http://schemas.openxmlformats.org/drawingml/2006/picture">
-                <pic:pic>
-                  <pic:nvPicPr>
-                    <pic:cNvPr id="0" name="diagram_7.png"/>
-                    <pic:cNvPicPr/>
-                  </pic:nvPicPr>
-                  <pic:blipFill>
-                    <a:blip r:embed="rId14"/>
-                    <a:stretch>
-                      <a:fillRect/>
-                    </a:stretch>
-                  </pic:blipFill>
-                  <pic:spPr>
-                    <a:xfrm>
-                      <a:off x="0" y="0"/>
-                      <a:ext cx="5486400" cy="3128962"/>
-                    </a:xfrm>
-                    <a:prstGeom prst="rect"/>
-                  </pic:spPr>
-                </pic:pic>
-              </a:graphicData>
-            </a:graphic>
-          </wp:inline>
-        </w:drawing>
-      </w:r>
-    </w:p>
-    <w:p>
-      <w:pPr>
-        <w:pStyle w:val="Heading3"/>
-      </w:pPr>
-      <w:bookmarkStart w:id="22" w:name="roles-permissions"/>
-      <w:bookmarkEnd w:id="21"/>
-      <w:r>
-        <w:t>Roles &amp; Permissions</w:t>
-      </w:r>
-    </w:p>
-    <w:tbl>
-      <w:tblPr>
-        <w:tblStyle w:val="Table"/>
-        <w:tblW w:w="0" w:type="auto"/>
-        <w:tblLook w:val="0020" w:firstRow="1" w:lastRow="0" w:firstColumn="0" w:lastColumn="0" w:noHBand="0" w:noVBand="0"/>
-      </w:tblPr>
-      <w:tblGrid>
-        <w:gridCol w:w="2944"/>
-        <w:gridCol w:w="6035"/>
-      </w:tblGrid>
-      <w:tr>
-        <w:trPr>
-          <w:cnfStyle w:val="100000000000" w:firstRow="1" w:lastRow="0" w:firstColumn="0" w:lastColumn="0" w:oddVBand="0" w:evenVBand="0" w:oddHBand="0" w:evenHBand="0" w:firstRowFirstColumn="0" w:firstRowLastColumn="0" w:lastRowFirstColumn="0" w:lastRowLastColumn="0"/>
-          <w:tblHeader/>
-        </w:trPr>
-        <w:tc>
-          <w:tcPr>
-            <w:tcW w:w="0" w:type="auto"/>
-          </w:tcPr>
-          <w:p>
-            <w:pPr>
-              <w:pStyle w:val="Compact"/>
-            </w:pPr>
-            <w:r>
-              <w:t>Role</w:t>
-            </w:r>
-          </w:p>
-        </w:tc>
-        <w:tc>
-          <w:tcPr>
-            <w:tcW w:w="0" w:type="auto"/>
-          </w:tcPr>
-          <w:p>
-            <w:pPr>
-              <w:pStyle w:val="Compact"/>
-            </w:pPr>
-            <w:r>
-              <w:t>Access</w:t>
-            </w:r>
-          </w:p>
-        </w:tc>
-      </w:tr>
-      <w:tr>
-        <w:tc>
-          <w:tcPr>
-            <w:tcW w:w="0" w:type="auto"/>
-          </w:tcPr>
-          <w:p>
-            <w:pPr>
-              <w:pStyle w:val="Compact"/>
-            </w:pPr>
-            <w:r>
-              <w:t>Admin</w:t>
-            </w:r>
-          </w:p>
-        </w:tc>
-        <w:tc>
-          <w:tcPr>
-            <w:tcW w:w="0" w:type="auto"/>
-          </w:tcPr>
-          <w:p>
-            <w:pPr>
-              <w:pStyle w:val="Compact"/>
-            </w:pPr>
-            <w:r>
-              <w:t>Configure workflows, templates, and task dependencies</w:t>
-            </w:r>
-          </w:p>
-        </w:tc>
-      </w:tr>
-      <w:tr>
-        <w:tc>
-          <w:tcPr>
-            <w:tcW w:w="0" w:type="auto"/>
-          </w:tcPr>
-          <w:p>
-            <w:pPr>
-              <w:pStyle w:val="Compact"/>
-            </w:pPr>
-            <w:r>
-              <w:t>Recruiter</w:t>
-            </w:r>
-          </w:p>
-        </w:tc>
-        <w:tc>
-          <w:tcPr>
-            <w:tcW w:w="0" w:type="auto"/>
-          </w:tcPr>
-          <w:p>
-            <w:pPr>
-              <w:pStyle w:val="Compact"/>
-            </w:pPr>
-            <w:r>
-              <w:t>Initiate onboarding and track overall progress</w:t>
-            </w:r>
-          </w:p>
-        </w:tc>
-      </w:tr>
-      <w:tr>
-        <w:tc>
-          <w:tcPr>
-            <w:tcW w:w="0" w:type="auto"/>
-          </w:tcPr>
-          <w:p>
-            <w:pPr>
-              <w:pStyle w:val="Compact"/>
-            </w:pPr>
-            <w:r>
-              <w:t>Task Owner (IT/HR/Admin)</w:t>
-            </w:r>
-          </w:p>
-        </w:tc>
-        <w:tc>
-          <w:tcPr>
-            <w:tcW w:w="0" w:type="auto"/>
-          </w:tcPr>
-          <w:p>
-            <w:pPr>
-              <w:pStyle w:val="Compact"/>
-            </w:pPr>
-            <w:r>
-              <w:t>View and complete assigned tasks</w:t>
-            </w:r>
-          </w:p>
-        </w:tc>
-      </w:tr>
-      <w:tr>
-        <w:tc>
-          <w:tcPr>
-            <w:tcW w:w="0" w:type="auto"/>
-          </w:tcPr>
-          <w:p>
-            <w:pPr>
-              <w:pStyle w:val="Compact"/>
-            </w:pPr>
-            <w:r>
-              <w:t>Hiring Manager</w:t>
-            </w:r>
-          </w:p>
-        </w:tc>
-        <w:tc>
-          <w:tcPr>
-            <w:tcW w:w="0" w:type="auto"/>
-          </w:tcPr>
-          <w:p>
-            <w:pPr>
-              <w:pStyle w:val="Compact"/>
-            </w:pPr>
-            <w:r>
-              <w:t>View onboarding status for their new joiners</w:t>
-            </w:r>
-          </w:p>
-        </w:tc>
-      </w:tr>
-    </w:tbl>
-    <w:p>
-      <w:pPr>
-        <w:pStyle w:val="Heading3"/>
-      </w:pPr>
-      <w:bookmarkStart w:id="23" w:name="acceptance-criteria-1"/>
-      <w:bookmarkEnd w:id="22"/>
-      <w:r>
-        <w:t>Acceptance Criteria</w:t>
-      </w:r>
-    </w:p>
-    <w:p>
-      <w:pPr>
-        <w:pStyle w:val="Compact"/>
-        <w:numPr>
-          <w:ilvl w:val="0"/>
-          <w:numId w:val="5"/>
-        </w:numPr>
-      </w:pPr>
-      <w:r>
-        <w:t>Admins can create, edit, and version onboarding workflow templates</w:t>
-      </w:r>
-    </w:p>
-    <w:p>
-      <w:pPr>
-        <w:pStyle w:val="Compact"/>
-        <w:numPr>
-          <w:ilvl w:val="0"/>
-          <w:numId w:val="5"/>
-        </w:numPr>
-      </w:pPr>
-      <w:r>
-        <w:t>Templates define tasks, team assignments, due date rules, dependencies, and notification rules</w:t>
-      </w:r>
-    </w:p>
-    <w:p>
-      <w:pPr>
-        <w:pStyle w:val="Compact"/>
-        <w:numPr>
-          <w:ilvl w:val="0"/>
-          <w:numId w:val="5"/>
-        </w:numPr>
-      </w:pPr>
-      <w:r>
-        <w:t>Recruiters can initiate onboarding for a confirmed new joiner using a selected template</w:t>
-      </w:r>
-    </w:p>
-    <w:p>
-      <w:pPr>
-        <w:pStyle w:val="Compact"/>
-        <w:numPr>
-          <w:ilvl w:val="0"/>
-          <w:numId w:val="5"/>
-        </w:numPr>
-      </w:pPr>
-      <w:r>
-        <w:t>Tasks are automatically created and assigned based on the template</w:t>
-      </w:r>
-    </w:p>
-    <w:p>
-      <w:pPr>
-        <w:pStyle w:val="Compact"/>
-        <w:numPr>
-          <w:ilvl w:val="0"/>
-          <w:numId w:val="5"/>
-        </w:numPr>
-      </w:pPr>
-      <w:r>
-        <w:t>Dependent tasks are triggered only after prerequisite completion</w:t>
-      </w:r>
-    </w:p>
-    <w:p>
-      <w:pPr>
-        <w:pStyle w:val="Compact"/>
-        <w:numPr>
-          <w:ilvl w:val="0"/>
-          <w:numId w:val="5"/>
-        </w:numPr>
-      </w:pPr>
-      <w:r>
-        <w:lastRenderedPageBreak/>
-        <w:t>Notification rules in the template control who is alerted and when</w:t>
-      </w:r>
-    </w:p>
-    <w:p>
-      <w:pPr>
-        <w:pStyle w:val="Compact"/>
-        <w:numPr>
-          <w:ilvl w:val="0"/>
-          <w:numId w:val="5"/>
-        </w:numPr>
-      </w:pPr>
-      <w:r>
-        <w:t>All stakeholders can view real-time onboarding status</w:t>
-      </w:r>
-    </w:p>
-    <w:p>
-      <w:pPr>
-        <w:pStyle w:val="Compact"/>
-        <w:numPr>
-          <w:ilvl w:val="0"/>
-          <w:numId w:val="5"/>
-        </w:numPr>
-      </w:pPr>
-      <w:r>
-        <w:t>Notifications are sent for pending and overdue tasks</w:t>
-      </w:r>
-    </w:p>
-    <w:p>
-      <w:pPr>
-        <w:pStyle w:val="Heading3"/>
-      </w:pPr>
-      <w:bookmarkStart w:id="24" w:name="success-metrics"/>
-      <w:bookmarkEnd w:id="23"/>
-      <w:r>
-        <w:t>Success Metrics</w:t>
-      </w:r>
-    </w:p>
-    <w:p>
-      <w:pPr>
-        <w:pStyle w:val="Compact"/>
-        <w:numPr>
-          <w:ilvl w:val="0"/>
-          <w:numId w:val="6"/>
-        </w:numPr>
-      </w:pPr>
-      <w:r>
-        <w:t>% of onboarding tasks completed before Day-1</w:t>
-      </w:r>
-    </w:p>
-    <w:p>
-      <w:pPr>
-        <w:pStyle w:val="Compact"/>
-        <w:numPr>
-          <w:ilvl w:val="0"/>
-          <w:numId w:val="6"/>
-        </w:numPr>
-      </w:pPr>
-      <w:r>
-        <w:t>Reduction in onboarding delays</w:t>
-      </w:r>
-    </w:p>
-    <w:p>
-      <w:pPr>
-        <w:pStyle w:val="Compact"/>
-        <w:numPr>
-          <w:ilvl w:val="0"/>
-          <w:numId w:val="6"/>
-        </w:numPr>
-      </w:pPr>
-      <w:r>
-        <w:t>Average onboarding completion time</w:t>
-      </w:r>
-    </w:p>
-    <w:p>
-      <w:pPr>
-        <w:pStyle w:val="Compact"/>
-        <w:numPr>
-          <w:ilvl w:val="0"/>
-          <w:numId w:val="6"/>
-        </w:numPr>
-      </w:pPr>
-      <w:r>
-        <w:t>New joiner satisfaction score</w:t>
-      </w:r>
-    </w:p>
-    <w:p>
-      <w:pPr>
-        <w:pStyle w:val="Compact"/>
-        <w:numPr>
-          <w:ilvl w:val="0"/>
-          <w:numId w:val="6"/>
-        </w:numPr>
-      </w:pPr>
-      <w:r>
-        <w:t>Reduction in manual follow-ups by recruiters</w:t>
-      </w:r>
-    </w:p>
-    <w:p>
       <w:r>
         <w:rPr>
           <w:noProof/>
         </w:rPr>
-      </w:r>
-      <w:r>
-        <w:rPr>
-          <w:noProof/>
-        </w:rPr>
-        <w:pict w14:anchorId="4721BC64">
-          <v:rect id="_x0000_i1028" alt="" style="width:468pt;height:.05pt;mso-width-percent:0;mso-height-percent:0;mso-width-percent:0;mso-height-percent:0" o:hralign="center" o:hrstd="t" o:hr="t"/>
-        </w:pict>
-      </w:r>
-    </w:p>
-    <w:p>
-      <w:pPr>
-        <w:pStyle w:val="Heading2"/>
-      </w:pPr>
-      <w:bookmarkStart w:id="25" w:name="epic-3-asset-management"/>
-      <w:bookmarkEnd w:id="24"/>
-      <w:bookmarkEnd w:id="14"/>
-      <w:r>
-        <w:t>Epic 3 – Asset Management</w:t>
-      </w:r>
-    </w:p>
-    <w:p>
-      <w:pPr>
-        <w:pStyle w:val="Heading3"/>
-      </w:pPr>
-      <w:bookmarkStart w:id="26" w:name="overview-2"/>
-      <w:r>
-        <w:t>Overview</w:t>
-      </w:r>
-    </w:p>
-    <w:p>
-      <w:pPr>
-        <w:pStyle w:val="FirstParagraph"/>
-      </w:pPr>
-      <w:r>
-        <w:t>The Asset Management module is a dedicated section of the ADT Hub web application and acts as the system of record for all company-owned assets. Admins can register assets, assign them to employees using data from the Employee Management module, and track their full lifecycle. The module also supports importing asset data from external sources and attaching invoices for verification, with all records stored centrally and linked to employee profiles.</w:t>
-      </w:r>
-    </w:p>
-    <w:p>
-      <w:pPr>
-        <w:pStyle w:val="Heading3"/>
-      </w:pPr>
-      <w:bookmarkStart w:id="27" w:name="business-objectives-2"/>
-      <w:bookmarkEnd w:id="26"/>
-      <w:r>
-        <w:t>Business Objectives</w:t>
-      </w:r>
-    </w:p>
-    <w:p>
-      <w:pPr>
-        <w:pStyle w:val="Compact"/>
-        <w:numPr>
-          <w:ilvl w:val="0"/>
-          <w:numId w:val="7"/>
-        </w:numPr>
-      </w:pPr>
-      <w:r>
-        <w:t>Maintain a single, reliable source of truth for all company assets</w:t>
-      </w:r>
-    </w:p>
-    <w:p>
-      <w:pPr>
-        <w:pStyle w:val="Compact"/>
-        <w:numPr>
-          <w:ilvl w:val="0"/>
-          <w:numId w:val="7"/>
-        </w:numPr>
-      </w:pPr>
-      <w:r>
-        <w:t>Ensure complete asset traceability and audit compliance</w:t>
-      </w:r>
-    </w:p>
-    <w:p>
-      <w:pPr>
-        <w:pStyle w:val="Compact"/>
-        <w:numPr>
-          <w:ilvl w:val="0"/>
-          <w:numId w:val="7"/>
-        </w:numPr>
-      </w:pPr>
-      <w:r>
-        <w:t>Reduce asset loss and mismanagement</w:t>
-      </w:r>
-    </w:p>
-    <w:p>
-      <w:pPr>
-        <w:pStyle w:val="Compact"/>
-        <w:numPr>
-          <w:ilvl w:val="0"/>
-          <w:numId w:val="7"/>
-        </w:numPr>
-      </w:pPr>
-      <w:r>
-        <w:t>Enable proactive warranty and replacement planning</w:t>
-      </w:r>
-    </w:p>
-    <w:p>
-      <w:pPr>
-        <w:pStyle w:val="Compact"/>
-        <w:numPr>
-          <w:ilvl w:val="0"/>
-          <w:numId w:val="7"/>
-        </w:numPr>
-      </w:pPr>
-      <w:r>
-        <w:t>Improve onboarding efficiency through faster asset assignment</w:t>
-      </w:r>
-    </w:p>
-    <w:p>
-      <w:pPr>
-        <w:pStyle w:val="Heading3"/>
-      </w:pPr>
-      <w:bookmarkStart w:id="28" w:name="scope-2"/>
-      <w:bookmarkEnd w:id="27"/>
-      <w:r>
-        <w:t>Scope</w:t>
-      </w:r>
-    </w:p>
-    <w:p>
-      <w:pPr>
-        <w:pStyle w:val="FirstParagraph"/>
-      </w:pPr>
-      <w:r>
-        <w:rPr>
-          <w:b/>
-          <w:bCs/>
-        </w:rPr>
-        <w:t>In Scope</w:t>
-      </w:r>
-      <w:r>
-        <w:t xml:space="preserve"> - Asset registration and master data management - Asset assignment and reassignment via Employee Management integration - Dedicated asset detail page per asset record - Immutable asset records (non-deletable; status changes only) - Search and filter across all asset records - Automated warranty expiry notifications - Bulk asset import from external data sources with configurable field-matching criteria - Invoice attachment and asset-to-invoice verification</w:t>
-      </w:r>
-    </w:p>
-    <w:p>
-      <w:pPr>
-        <w:pStyle w:val="BodyText"/>
-      </w:pPr>
-      <w:r>
-        <w:rPr>
-          <w:b/>
-          <w:bCs/>
-        </w:rPr>
-        <w:t>Out of Scope</w:t>
-      </w:r>
-      <w:r>
-        <w:t xml:space="preserve"> - Asset procurement workflows and vendor payments - Asset depreciation and accounting - Asset disposal approval workflows</w:t>
-      </w:r>
-    </w:p>
-    <w:p>
-      <w:pPr>
-        <w:pStyle w:val="Heading3"/>
-      </w:pPr>
-      <w:bookmarkStart w:id="29" w:name="asset-lifecycle"/>
-      <w:bookmarkEnd w:id="28"/>
-      <w:r>
-        <w:lastRenderedPageBreak/>
-        <w:t>Asset Lifecycle</w:t>
-      </w:r>
-    </w:p>
-    <w:p>
-      <w:pPr>
-        <w:pStyle w:val="SourceCode"/>
-        <w:jc w:val="center"/>
-      </w:pPr>
-      <w:r>
         <w:drawing>
-          <wp:inline xmlns:a="http://schemas.openxmlformats.org/drawingml/2006/main" xmlns:pic="http://schemas.openxmlformats.org/drawingml/2006/picture">
-            <wp:extent cx="5486400" cy="6236026"/>
-            <wp:docPr id="9" name="Picture 9"/>
+          <wp:inline distT="0" distB="0" distL="0" distR="0" wp14:anchorId="57D9E2D7" wp14:editId="5CE033BC">
+            <wp:extent cx="2783541" cy="6858000"/>
+            <wp:effectExtent l="0" t="0" r="0" b="0"/>
+            <wp:docPr id="11" name="Picture 11"/>
             <wp:cNvGraphicFramePr>
-              <a:graphicFrameLocks noChangeAspect="1"/>
+              <a:graphicFrameLocks xmlns:a="http://schemas.openxmlformats.org/drawingml/2006/main" noChangeAspect="1"/>
             </wp:cNvGraphicFramePr>
-            <a:graphic>
+            <a:graphic xmlns:a="http://schemas.openxmlformats.org/drawingml/2006/main">
               <a:graphicData uri="http://schemas.openxmlformats.org/drawingml/2006/picture">
-                <pic:pic>
+                <pic:pic xmlns:pic="http://schemas.openxmlformats.org/drawingml/2006/picture">
                   <pic:nvPicPr>
-                    <pic:cNvPr id="0" name="diagram_8.png"/>
+                    <pic:cNvPr id="0" name="diagram_10.png"/>
                     <pic:cNvPicPr/>
                   </pic:nvPicPr>
                   <pic:blipFill>
@@ -2219,9 +2698,11 @@
                   <pic:spPr>
                     <a:xfrm>
                       <a:off x="0" y="0"/>
-                      <a:ext cx="5486400" cy="6236026"/>
+                      <a:ext cx="2783541" cy="6858000"/>
                     </a:xfrm>
-                    <a:prstGeom prst="rect"/>
+                    <a:prstGeom prst="rect">
+                      <a:avLst/>
+                    </a:prstGeom>
                   </pic:spPr>
                 </pic:pic>
               </a:graphicData>
@@ -2234,10 +2715,11 @@
       <w:pPr>
         <w:pStyle w:val="Heading3"/>
       </w:pPr>
-      <w:bookmarkStart w:id="30" w:name="warranty-alert-flow"/>
-      <w:bookmarkEnd w:id="29"/>
-      <w:r>
-        <w:t>Warranty Alert Flow</w:t>
+      <w:bookmarkStart w:id="33" w:name="external-data-import-flow"/>
+      <w:bookmarkEnd w:id="32"/>
+      <w:r>
+        <w:lastRenderedPageBreak/>
+        <w:t>External Data Import Flow</w:t>
       </w:r>
     </w:p>
     <w:p>
@@ -2246,18 +2728,22 @@
         <w:jc w:val="center"/>
       </w:pPr>
       <w:r>
+        <w:rPr>
+          <w:noProof/>
+        </w:rPr>
         <w:drawing>
-          <wp:inline xmlns:a="http://schemas.openxmlformats.org/drawingml/2006/main" xmlns:pic="http://schemas.openxmlformats.org/drawingml/2006/picture">
-            <wp:extent cx="3313236" cy="6858000"/>
-            <wp:docPr id="10" name="Picture 10"/>
+          <wp:inline distT="0" distB="0" distL="0" distR="0" wp14:anchorId="202DA723" wp14:editId="1271BC84">
+            <wp:extent cx="4127446" cy="6858000"/>
+            <wp:effectExtent l="0" t="0" r="0" b="0"/>
+            <wp:docPr id="12" name="Picture 12"/>
             <wp:cNvGraphicFramePr>
-              <a:graphicFrameLocks noChangeAspect="1"/>
+              <a:graphicFrameLocks xmlns:a="http://schemas.openxmlformats.org/drawingml/2006/main" noChangeAspect="1"/>
             </wp:cNvGraphicFramePr>
-            <a:graphic>
+            <a:graphic xmlns:a="http://schemas.openxmlformats.org/drawingml/2006/main">
               <a:graphicData uri="http://schemas.openxmlformats.org/drawingml/2006/picture">
-                <pic:pic>
+                <pic:pic xmlns:pic="http://schemas.openxmlformats.org/drawingml/2006/picture">
                   <pic:nvPicPr>
-                    <pic:cNvPr id="0" name="diagram_9.png"/>
+                    <pic:cNvPr id="0" name="diagram_11.png"/>
                     <pic:cNvPicPr/>
                   </pic:nvPicPr>
                   <pic:blipFill>
@@ -2269,9 +2755,11 @@
                   <pic:spPr>
                     <a:xfrm>
                       <a:off x="0" y="0"/>
-                      <a:ext cx="3313236" cy="6858000"/>
+                      <a:ext cx="4127446" cy="6858000"/>
                     </a:xfrm>
-                    <a:prstGeom prst="rect"/>
+                    <a:prstGeom prst="rect">
+                      <a:avLst/>
+                    </a:prstGeom>
                   </pic:spPr>
                 </pic:pic>
               </a:graphicData>
@@ -2282,12 +2770,84 @@
     </w:p>
     <w:p>
       <w:pPr>
+        <w:pStyle w:val="FirstParagraph"/>
+      </w:pPr>
+      <w:r>
+        <w:rPr>
+          <w:b/>
+          <w:bCs/>
+        </w:rPr>
+        <w:t>Import matching criteria are configurable by Admin</w:t>
+      </w:r>
+      <w:r>
+        <w:t xml:space="preserve"> and define which fields must be present and valid for a record to be accepted into the system.</w:t>
+      </w:r>
+    </w:p>
+    <w:p>
+      <w:pPr>
         <w:pStyle w:val="Heading3"/>
       </w:pPr>
-      <w:bookmarkStart w:id="31" w:name="key-features-2"/>
-      <w:bookmarkEnd w:id="30"/>
-      <w:r>
-        <w:t>Key Features</w:t>
+      <w:bookmarkStart w:id="34" w:name="invoice-attachment-verification-flow"/>
+      <w:bookmarkEnd w:id="33"/>
+      <w:r>
+        <w:lastRenderedPageBreak/>
+        <w:t>Invoice Attachment &amp; Verification Flow</w:t>
+      </w:r>
+    </w:p>
+    <w:p>
+      <w:pPr>
+        <w:pStyle w:val="SourceCode"/>
+        <w:jc w:val="center"/>
+      </w:pPr>
+      <w:r>
+        <w:rPr>
+          <w:noProof/>
+        </w:rPr>
+        <w:drawing>
+          <wp:inline distT="0" distB="0" distL="0" distR="0" wp14:anchorId="3059BC6A" wp14:editId="7D9E0BA4">
+            <wp:extent cx="4992385" cy="6858000"/>
+            <wp:effectExtent l="0" t="0" r="0" b="0"/>
+            <wp:docPr id="13" name="Picture 13"/>
+            <wp:cNvGraphicFramePr>
+              <a:graphicFrameLocks xmlns:a="http://schemas.openxmlformats.org/drawingml/2006/main" noChangeAspect="1"/>
+            </wp:cNvGraphicFramePr>
+            <a:graphic xmlns:a="http://schemas.openxmlformats.org/drawingml/2006/main">
+              <a:graphicData uri="http://schemas.openxmlformats.org/drawingml/2006/picture">
+                <pic:pic xmlns:pic="http://schemas.openxmlformats.org/drawingml/2006/picture">
+                  <pic:nvPicPr>
+                    <pic:cNvPr id="0" name="diagram_12.png"/>
+                    <pic:cNvPicPr/>
+                  </pic:nvPicPr>
+                  <pic:blipFill>
+                    <a:blip r:embed="rId17"/>
+                    <a:stretch>
+                      <a:fillRect/>
+                    </a:stretch>
+                  </pic:blipFill>
+                  <pic:spPr>
+                    <a:xfrm>
+                      <a:off x="0" y="0"/>
+                      <a:ext cx="4992385" cy="6858000"/>
+                    </a:xfrm>
+                    <a:prstGeom prst="rect">
+                      <a:avLst/>
+                    </a:prstGeom>
+                  </pic:spPr>
+                </pic:pic>
+              </a:graphicData>
+            </a:graphic>
+          </wp:inline>
+        </w:drawing>
+      </w:r>
+    </w:p>
+    <w:p>
+      <w:pPr>
+        <w:pStyle w:val="Heading3"/>
+      </w:pPr>
+      <w:bookmarkStart w:id="35" w:name="asset-data-captured"/>
+      <w:bookmarkEnd w:id="34"/>
+      <w:r>
+        <w:t>Asset Data Captured</w:t>
       </w:r>
     </w:p>
     <w:tbl>
@@ -2315,277 +2875,385 @@
               <w:pStyle w:val="Compact"/>
             </w:pPr>
             <w:r>
-              <w:t>Feature</w:t>
-            </w:r>
-          </w:p>
-        </w:tc>
-        <w:tc>
-          <w:tcPr>
-            <w:tcW w:w="3960" w:type="dxa"/>
-          </w:tcPr>
-          <w:p>
-            <w:pPr>
-              <w:pStyle w:val="Compact"/>
-            </w:pPr>
-            <w:r>
-              <w:t>Description</w:t>
-            </w:r>
-          </w:p>
-        </w:tc>
-      </w:tr>
-      <w:tr>
-        <w:tc>
-          <w:tcPr>
-            <w:tcW w:w="3960" w:type="dxa"/>
-          </w:tcPr>
-          <w:p>
-            <w:pPr>
-              <w:pStyle w:val="Compact"/>
-            </w:pPr>
-            <w:r>
-              <w:t>Asset Registration</w:t>
-            </w:r>
-          </w:p>
-        </w:tc>
-        <w:tc>
-          <w:tcPr>
-            <w:tcW w:w="3960" w:type="dxa"/>
-          </w:tcPr>
-          <w:p>
-            <w:pPr>
-              <w:pStyle w:val="Compact"/>
-            </w:pPr>
-            <w:r>
-              <w:t>Capture all asset details upon procurement</w:t>
-            </w:r>
-          </w:p>
-        </w:tc>
-      </w:tr>
-      <w:tr>
-        <w:tc>
-          <w:tcPr>
-            <w:tcW w:w="3960" w:type="dxa"/>
-          </w:tcPr>
-          <w:p>
-            <w:pPr>
-              <w:pStyle w:val="Compact"/>
-            </w:pPr>
-            <w:r>
-              <w:t>Asset Detail Page</w:t>
-            </w:r>
-          </w:p>
-        </w:tc>
-        <w:tc>
-          <w:tcPr>
-            <w:tcW w:w="3960" w:type="dxa"/>
-          </w:tcPr>
-          <w:p>
-            <w:pPr>
-              <w:pStyle w:val="Compact"/>
-            </w:pPr>
-            <w:r>
-              <w:t>Dedicated page per asset with full history, status, invoices, and assignment records</w:t>
-            </w:r>
-          </w:p>
-        </w:tc>
-      </w:tr>
-      <w:tr>
-        <w:tc>
-          <w:tcPr>
-            <w:tcW w:w="3960" w:type="dxa"/>
-          </w:tcPr>
-          <w:p>
-            <w:pPr>
-              <w:pStyle w:val="Compact"/>
-            </w:pPr>
-            <w:r>
-              <w:t>Employee Assignment via Employee Management</w:t>
-            </w:r>
-          </w:p>
-        </w:tc>
-        <w:tc>
-          <w:tcPr>
-            <w:tcW w:w="3960" w:type="dxa"/>
-          </w:tcPr>
-          <w:p>
-            <w:pPr>
-              <w:pStyle w:val="Compact"/>
-            </w:pPr>
-            <w:r>
-              <w:t>Assets are assigned by searching and selecting from the Employee Management directory. The asset record links directly to the employee profile</w:t>
-            </w:r>
-          </w:p>
-        </w:tc>
-      </w:tr>
-      <w:tr>
-        <w:tc>
-          <w:tcPr>
-            <w:tcW w:w="3960" w:type="dxa"/>
-          </w:tcPr>
-          <w:p>
-            <w:pPr>
-              <w:pStyle w:val="Compact"/>
-            </w:pPr>
-            <w:r>
-              <w:t>Immutable Records</w:t>
-            </w:r>
-          </w:p>
-        </w:tc>
-        <w:tc>
-          <w:tcPr>
-            <w:tcW w:w="3960" w:type="dxa"/>
-          </w:tcPr>
-          <w:p>
-            <w:pPr>
-              <w:pStyle w:val="Compact"/>
-            </w:pPr>
-            <w:r>
-              <w:t>Assets cannot be deleted; status transitions replace deletions</w:t>
-            </w:r>
-          </w:p>
-        </w:tc>
-      </w:tr>
-      <w:tr>
-        <w:tc>
-          <w:tcPr>
-            <w:tcW w:w="3960" w:type="dxa"/>
-          </w:tcPr>
-          <w:p>
-            <w:pPr>
-              <w:pStyle w:val="Compact"/>
-            </w:pPr>
-            <w:r>
-              <w:t>Lifecycle Tracking</w:t>
-            </w:r>
-          </w:p>
-        </w:tc>
-        <w:tc>
-          <w:tcPr>
-            <w:tcW w:w="3960" w:type="dxa"/>
-          </w:tcPr>
-          <w:p>
-            <w:pPr>
-              <w:pStyle w:val="Compact"/>
-            </w:pPr>
-            <w:r>
-              <w:t>Statuses: Available, Assigned, In Repair, Retired</w:t>
-            </w:r>
-          </w:p>
-        </w:tc>
-      </w:tr>
-      <w:tr>
-        <w:tc>
-          <w:tcPr>
-            <w:tcW w:w="3960" w:type="dxa"/>
-          </w:tcPr>
-          <w:p>
-            <w:pPr>
-              <w:pStyle w:val="Compact"/>
-            </w:pPr>
-            <w:r>
-              <w:t>Global Search &amp; Filters</w:t>
-            </w:r>
-          </w:p>
-        </w:tc>
-        <w:tc>
-          <w:tcPr>
-            <w:tcW w:w="3960" w:type="dxa"/>
-          </w:tcPr>
-          <w:p>
-            <w:pPr>
-              <w:pStyle w:val="Compact"/>
-            </w:pPr>
-            <w:r>
-              <w:t>Search by category, status, employee, serial number, etc.</w:t>
-            </w:r>
-          </w:p>
-        </w:tc>
-      </w:tr>
-      <w:tr>
-        <w:tc>
-          <w:tcPr>
-            <w:tcW w:w="3960" w:type="dxa"/>
-          </w:tcPr>
-          <w:p>
-            <w:pPr>
-              <w:pStyle w:val="Compact"/>
-            </w:pPr>
-            <w:r>
-              <w:t>Warranty Alerts</w:t>
-            </w:r>
-          </w:p>
-        </w:tc>
-        <w:tc>
-          <w:tcPr>
-            <w:tcW w:w="3960" w:type="dxa"/>
-          </w:tcPr>
-          <w:p>
-            <w:pPr>
-              <w:pStyle w:val="Compact"/>
-            </w:pPr>
-            <w:r>
-              <w:t xml:space="preserve">Automated alerts 2 months before expiry </w:t>
-            </w:r>
+              <w:t>Field</w:t>
+            </w:r>
+          </w:p>
+        </w:tc>
+        <w:tc>
+          <w:tcPr>
+            <w:tcW w:w="3960" w:type="dxa"/>
+          </w:tcPr>
+          <w:p>
+            <w:pPr>
+              <w:pStyle w:val="Compact"/>
+            </w:pPr>
+            <w:r>
+              <w:t>Details</w:t>
+            </w:r>
+          </w:p>
+        </w:tc>
+      </w:tr>
+      <w:tr>
+        <w:tc>
+          <w:tcPr>
+            <w:tcW w:w="3960" w:type="dxa"/>
+          </w:tcPr>
+          <w:p>
+            <w:pPr>
+              <w:pStyle w:val="Compact"/>
+            </w:pPr>
+            <w:r>
+              <w:t>Asset Category</w:t>
+            </w:r>
+          </w:p>
+        </w:tc>
+        <w:tc>
+          <w:tcPr>
+            <w:tcW w:w="3960" w:type="dxa"/>
+          </w:tcPr>
+          <w:p>
+            <w:pPr>
+              <w:pStyle w:val="Compact"/>
+            </w:pPr>
+            <w:r>
+              <w:t>Laptop, Headphones, Monitor, Peripherals, etc.</w:t>
+            </w:r>
+          </w:p>
+        </w:tc>
+      </w:tr>
+      <w:tr>
+        <w:tc>
+          <w:tcPr>
+            <w:tcW w:w="3960" w:type="dxa"/>
+          </w:tcPr>
+          <w:p>
+            <w:pPr>
+              <w:pStyle w:val="Compact"/>
+            </w:pPr>
             <w:r>
               <w:lastRenderedPageBreak/>
-              <w:t>with escalation reminders</w:t>
-            </w:r>
-          </w:p>
-        </w:tc>
-      </w:tr>
-      <w:tr>
-        <w:tc>
-          <w:tcPr>
-            <w:tcW w:w="3960" w:type="dxa"/>
-          </w:tcPr>
-          <w:p>
-            <w:pPr>
-              <w:pStyle w:val="Compact"/>
-            </w:pPr>
-            <w:r>
-              <w:lastRenderedPageBreak/>
-              <w:t>Bulk External Data Import</w:t>
-            </w:r>
-          </w:p>
-        </w:tc>
-        <w:tc>
-          <w:tcPr>
-            <w:tcW w:w="3960" w:type="dxa"/>
-          </w:tcPr>
-          <w:p>
-            <w:pPr>
-              <w:pStyle w:val="Compact"/>
-            </w:pPr>
-            <w:r>
-              <w:t>Import asset records from an external data file. The system applies configurable field-matching criteria to determine which entries to bring in, skipping any that don’t meet the required criteria. A preview is shown before records are created</w:t>
-            </w:r>
-          </w:p>
-        </w:tc>
-      </w:tr>
-      <w:tr>
-        <w:tc>
-          <w:tcPr>
-            <w:tcW w:w="3960" w:type="dxa"/>
-          </w:tcPr>
-          <w:p>
-            <w:pPr>
-              <w:pStyle w:val="Compact"/>
-            </w:pPr>
-            <w:r>
-              <w:t>Invoice Attachment &amp; Verification</w:t>
-            </w:r>
-          </w:p>
-        </w:tc>
-        <w:tc>
-          <w:tcPr>
-            <w:tcW w:w="3960" w:type="dxa"/>
-          </w:tcPr>
-          <w:p>
-            <w:pPr>
-              <w:pStyle w:val="Compact"/>
-            </w:pPr>
-            <w:r>
-              <w:t>Upload invoices to an asset record. System allows matching the invoice to the asset as a verification step, confirming procurement and supporting audit compliance</w:t>
+              <w:t>Manufacturer &amp; Model</w:t>
+            </w:r>
+          </w:p>
+        </w:tc>
+        <w:tc>
+          <w:tcPr>
+            <w:tcW w:w="3960" w:type="dxa"/>
+          </w:tcPr>
+          <w:p>
+            <w:pPr>
+              <w:pStyle w:val="Compact"/>
+            </w:pPr>
+            <w:r>
+              <w:t>Free text</w:t>
+            </w:r>
+          </w:p>
+        </w:tc>
+      </w:tr>
+      <w:tr>
+        <w:tc>
+          <w:tcPr>
+            <w:tcW w:w="3960" w:type="dxa"/>
+          </w:tcPr>
+          <w:p>
+            <w:pPr>
+              <w:pStyle w:val="Compact"/>
+            </w:pPr>
+            <w:r>
+              <w:t>Serial Number / Asset Tag</w:t>
+            </w:r>
+          </w:p>
+        </w:tc>
+        <w:tc>
+          <w:tcPr>
+            <w:tcW w:w="3960" w:type="dxa"/>
+          </w:tcPr>
+          <w:p>
+            <w:pPr>
+              <w:pStyle w:val="Compact"/>
+            </w:pPr>
+            <w:r>
+              <w:t>Unique identifier</w:t>
+            </w:r>
+          </w:p>
+        </w:tc>
+      </w:tr>
+      <w:tr>
+        <w:tc>
+          <w:tcPr>
+            <w:tcW w:w="3960" w:type="dxa"/>
+          </w:tcPr>
+          <w:p>
+            <w:pPr>
+              <w:pStyle w:val="Compact"/>
+            </w:pPr>
+            <w:r>
+              <w:t>Procurement Date</w:t>
+            </w:r>
+          </w:p>
+        </w:tc>
+        <w:tc>
+          <w:tcPr>
+            <w:tcW w:w="3960" w:type="dxa"/>
+          </w:tcPr>
+          <w:p>
+            <w:pPr>
+              <w:pStyle w:val="Compact"/>
+            </w:pPr>
+            <w:r>
+              <w:t>Date of purchase</w:t>
+            </w:r>
+          </w:p>
+        </w:tc>
+      </w:tr>
+      <w:tr>
+        <w:tc>
+          <w:tcPr>
+            <w:tcW w:w="3960" w:type="dxa"/>
+          </w:tcPr>
+          <w:p>
+            <w:pPr>
+              <w:pStyle w:val="Compact"/>
+            </w:pPr>
+            <w:r>
+              <w:t>Vendor</w:t>
+            </w:r>
+          </w:p>
+        </w:tc>
+        <w:tc>
+          <w:tcPr>
+            <w:tcW w:w="3960" w:type="dxa"/>
+          </w:tcPr>
+          <w:p>
+            <w:pPr>
+              <w:pStyle w:val="Compact"/>
+            </w:pPr>
+            <w:r>
+              <w:t>Optional</w:t>
+            </w:r>
+          </w:p>
+        </w:tc>
+      </w:tr>
+      <w:tr>
+        <w:tc>
+          <w:tcPr>
+            <w:tcW w:w="3960" w:type="dxa"/>
+          </w:tcPr>
+          <w:p>
+            <w:pPr>
+              <w:pStyle w:val="Compact"/>
+            </w:pPr>
+            <w:r>
+              <w:t>Warranty Start &amp; End Date</w:t>
+            </w:r>
+          </w:p>
+        </w:tc>
+        <w:tc>
+          <w:tcPr>
+            <w:tcW w:w="3960" w:type="dxa"/>
+          </w:tcPr>
+          <w:p>
+            <w:pPr>
+              <w:pStyle w:val="Compact"/>
+            </w:pPr>
+            <w:r>
+              <w:t>Used for automated alerts</w:t>
+            </w:r>
+          </w:p>
+        </w:tc>
+      </w:tr>
+      <w:tr>
+        <w:tc>
+          <w:tcPr>
+            <w:tcW w:w="3960" w:type="dxa"/>
+          </w:tcPr>
+          <w:p>
+            <w:pPr>
+              <w:pStyle w:val="Compact"/>
+            </w:pPr>
+            <w:r>
+              <w:t>Warranty Type</w:t>
+            </w:r>
+          </w:p>
+        </w:tc>
+        <w:tc>
+          <w:tcPr>
+            <w:tcW w:w="3960" w:type="dxa"/>
+          </w:tcPr>
+          <w:p>
+            <w:pPr>
+              <w:pStyle w:val="Compact"/>
+            </w:pPr>
+            <w:r>
+              <w:t>Standard / Extended</w:t>
+            </w:r>
+          </w:p>
+        </w:tc>
+      </w:tr>
+      <w:tr>
+        <w:tc>
+          <w:tcPr>
+            <w:tcW w:w="3960" w:type="dxa"/>
+          </w:tcPr>
+          <w:p>
+            <w:pPr>
+              <w:pStyle w:val="Compact"/>
+            </w:pPr>
+            <w:r>
+              <w:t>Current Status</w:t>
+            </w:r>
+          </w:p>
+        </w:tc>
+        <w:tc>
+          <w:tcPr>
+            <w:tcW w:w="3960" w:type="dxa"/>
+          </w:tcPr>
+          <w:p>
+            <w:pPr>
+              <w:pStyle w:val="Compact"/>
+            </w:pPr>
+            <w:r>
+              <w:t>Available / Assigned / In Repair / Retired</w:t>
+            </w:r>
+          </w:p>
+        </w:tc>
+      </w:tr>
+      <w:tr>
+        <w:tc>
+          <w:tcPr>
+            <w:tcW w:w="3960" w:type="dxa"/>
+          </w:tcPr>
+          <w:p>
+            <w:pPr>
+              <w:pStyle w:val="Compact"/>
+            </w:pPr>
+            <w:r>
+              <w:t>Assigned Employee</w:t>
+            </w:r>
+          </w:p>
+        </w:tc>
+        <w:tc>
+          <w:tcPr>
+            <w:tcW w:w="3960" w:type="dxa"/>
+          </w:tcPr>
+          <w:p>
+            <w:pPr>
+              <w:pStyle w:val="Compact"/>
+            </w:pPr>
+            <w:r>
+              <w:t>Linked from Employee Management directory; current and historical</w:t>
+            </w:r>
+          </w:p>
+        </w:tc>
+      </w:tr>
+      <w:tr>
+        <w:tc>
+          <w:tcPr>
+            <w:tcW w:w="3960" w:type="dxa"/>
+          </w:tcPr>
+          <w:p>
+            <w:pPr>
+              <w:pStyle w:val="Compact"/>
+            </w:pPr>
+            <w:r>
+              <w:t>Location</w:t>
+            </w:r>
+          </w:p>
+        </w:tc>
+        <w:tc>
+          <w:tcPr>
+            <w:tcW w:w="3960" w:type="dxa"/>
+          </w:tcPr>
+          <w:p>
+            <w:pPr>
+              <w:pStyle w:val="Compact"/>
+            </w:pPr>
+            <w:r>
+              <w:t>Office / Remote / Warehouse</w:t>
+            </w:r>
+          </w:p>
+        </w:tc>
+      </w:tr>
+      <w:tr>
+        <w:tc>
+          <w:tcPr>
+            <w:tcW w:w="3960" w:type="dxa"/>
+          </w:tcPr>
+          <w:p>
+            <w:pPr>
+              <w:pStyle w:val="Compact"/>
+            </w:pPr>
+            <w:r>
+              <w:t>Invoice Attachments</w:t>
+            </w:r>
+          </w:p>
+        </w:tc>
+        <w:tc>
+          <w:tcPr>
+            <w:tcW w:w="3960" w:type="dxa"/>
+          </w:tcPr>
+          <w:p>
+            <w:pPr>
+              <w:pStyle w:val="Compact"/>
+            </w:pPr>
+            <w:r>
+              <w:t>Uploaded invoices with verification status (Unverified / Verified / Mismatch)</w:t>
+            </w:r>
+          </w:p>
+        </w:tc>
+      </w:tr>
+      <w:tr>
+        <w:tc>
+          <w:tcPr>
+            <w:tcW w:w="3960" w:type="dxa"/>
+          </w:tcPr>
+          <w:p>
+            <w:pPr>
+              <w:pStyle w:val="Compact"/>
+            </w:pPr>
+            <w:r>
+              <w:t>Import Source</w:t>
+            </w:r>
+          </w:p>
+        </w:tc>
+        <w:tc>
+          <w:tcPr>
+            <w:tcW w:w="3960" w:type="dxa"/>
+          </w:tcPr>
+          <w:p>
+            <w:pPr>
+              <w:pStyle w:val="Compact"/>
+            </w:pPr>
+            <w:r>
+              <w:t>Populated if record was created via external data import; includes import date</w:t>
+            </w:r>
+          </w:p>
+        </w:tc>
+      </w:tr>
+      <w:tr>
+        <w:tc>
+          <w:tcPr>
+            <w:tcW w:w="3960" w:type="dxa"/>
+          </w:tcPr>
+          <w:p>
+            <w:pPr>
+              <w:pStyle w:val="Compact"/>
+            </w:pPr>
+            <w:r>
+              <w:t>Notes &amp; Attachments</w:t>
+            </w:r>
+          </w:p>
+        </w:tc>
+        <w:tc>
+          <w:tcPr>
+            <w:tcW w:w="3960" w:type="dxa"/>
+          </w:tcPr>
+          <w:p>
+            <w:pPr>
+              <w:pStyle w:val="Compact"/>
+            </w:pPr>
+            <w:r>
+              <w:t>Warranty documents and general notes</w:t>
             </w:r>
           </w:p>
         </w:tc>
@@ -2595,10 +3263,377 @@
       <w:pPr>
         <w:pStyle w:val="Heading3"/>
       </w:pPr>
-      <w:bookmarkStart w:id="32" w:name="employee-assignment-flow"/>
-      <w:bookmarkEnd w:id="31"/>
-      <w:r>
-        <w:t>Employee Assignment Flow</w:t>
+      <w:bookmarkStart w:id="36" w:name="acceptance-criteria-2"/>
+      <w:bookmarkEnd w:id="35"/>
+      <w:r>
+        <w:t>Acceptance Criteria</w:t>
+      </w:r>
+    </w:p>
+    <w:p>
+      <w:pPr>
+        <w:pStyle w:val="Compact"/>
+        <w:numPr>
+          <w:ilvl w:val="0"/>
+          <w:numId w:val="8"/>
+        </w:numPr>
+      </w:pPr>
+      <w:r>
+        <w:t>Admins can create asset records for newly procured assets</w:t>
+      </w:r>
+    </w:p>
+    <w:p>
+      <w:pPr>
+        <w:pStyle w:val="Compact"/>
+        <w:numPr>
+          <w:ilvl w:val="0"/>
+          <w:numId w:val="8"/>
+        </w:numPr>
+      </w:pPr>
+      <w:r>
+        <w:t>Assets can be assigned by searching the Employee Management directory</w:t>
+      </w:r>
+    </w:p>
+    <w:p>
+      <w:pPr>
+        <w:pStyle w:val="Compact"/>
+        <w:numPr>
+          <w:ilvl w:val="0"/>
+          <w:numId w:val="8"/>
+        </w:numPr>
+      </w:pPr>
+      <w:r>
+        <w:t>Asset records cannot be deleted once created</w:t>
+      </w:r>
+    </w:p>
+    <w:p>
+      <w:pPr>
+        <w:pStyle w:val="Compact"/>
+        <w:numPr>
+          <w:ilvl w:val="0"/>
+          <w:numId w:val="8"/>
+        </w:numPr>
+      </w:pPr>
+      <w:r>
+        <w:t>All asset updates are logged with timestamps and user details</w:t>
+      </w:r>
+    </w:p>
+    <w:p>
+      <w:pPr>
+        <w:pStyle w:val="Compact"/>
+        <w:numPr>
+          <w:ilvl w:val="0"/>
+          <w:numId w:val="8"/>
+        </w:numPr>
+      </w:pPr>
+      <w:r>
+        <w:t>Assets can be assigned and reassigned to employees</w:t>
+      </w:r>
+    </w:p>
+    <w:p>
+      <w:pPr>
+        <w:pStyle w:val="Compact"/>
+        <w:numPr>
+          <w:ilvl w:val="0"/>
+          <w:numId w:val="8"/>
+        </w:numPr>
+      </w:pPr>
+      <w:r>
+        <w:t>Asset detail page displays complete asset history including assignments and invoices</w:t>
+      </w:r>
+    </w:p>
+    <w:p>
+      <w:pPr>
+        <w:pStyle w:val="Compact"/>
+        <w:numPr>
+          <w:ilvl w:val="0"/>
+          <w:numId w:val="8"/>
+        </w:numPr>
+      </w:pPr>
+      <w:r>
+        <w:t>All records are searchable and filterable</w:t>
+      </w:r>
+    </w:p>
+    <w:p>
+      <w:pPr>
+        <w:pStyle w:val="Compact"/>
+        <w:numPr>
+          <w:ilvl w:val="0"/>
+          <w:numId w:val="8"/>
+        </w:numPr>
+      </w:pPr>
+      <w:r>
+        <w:t>System sends automated warranty alerts 2 months in advance</w:t>
+      </w:r>
+    </w:p>
+    <w:p>
+      <w:pPr>
+        <w:pStyle w:val="Compact"/>
+        <w:numPr>
+          <w:ilvl w:val="0"/>
+          <w:numId w:val="8"/>
+        </w:numPr>
+      </w:pPr>
+      <w:r>
+        <w:t>Admins can upload an external data file; system applies matching criteria and presents a preview before creating records</w:t>
+      </w:r>
+    </w:p>
+    <w:p>
+      <w:pPr>
+        <w:pStyle w:val="Compact"/>
+        <w:numPr>
+          <w:ilvl w:val="0"/>
+          <w:numId w:val="8"/>
+        </w:numPr>
+      </w:pPr>
+      <w:r>
+        <w:t>Skipped rows from import are logged with a reason</w:t>
+      </w:r>
+    </w:p>
+    <w:p>
+      <w:pPr>
+        <w:pStyle w:val="Compact"/>
+        <w:numPr>
+          <w:ilvl w:val="0"/>
+          <w:numId w:val="8"/>
+        </w:numPr>
+      </w:pPr>
+      <w:r>
+        <w:t>Invoices can be attached to asset records and verified against asset details</w:t>
+      </w:r>
+    </w:p>
+    <w:p>
+      <w:pPr>
+        <w:pStyle w:val="Compact"/>
+        <w:numPr>
+          <w:ilvl w:val="0"/>
+          <w:numId w:val="8"/>
+        </w:numPr>
+      </w:pPr>
+      <w:r>
+        <w:t>Mismatched invoices are flagged for admin review</w:t>
+      </w:r>
+    </w:p>
+    <w:p>
+      <w:pPr>
+        <w:pStyle w:val="Heading3"/>
+      </w:pPr>
+      <w:bookmarkStart w:id="37" w:name="success-metrics-1"/>
+      <w:bookmarkEnd w:id="36"/>
+      <w:r>
+        <w:t>Success Metrics</w:t>
+      </w:r>
+    </w:p>
+    <w:p>
+      <w:pPr>
+        <w:pStyle w:val="Compact"/>
+        <w:numPr>
+          <w:ilvl w:val="0"/>
+          <w:numId w:val="9"/>
+        </w:numPr>
+      </w:pPr>
+      <w:r>
+        <w:t>% of assets accurately tracked in the system</w:t>
+      </w:r>
+    </w:p>
+    <w:p>
+      <w:pPr>
+        <w:pStyle w:val="Compact"/>
+        <w:numPr>
+          <w:ilvl w:val="0"/>
+          <w:numId w:val="9"/>
+        </w:numPr>
+      </w:pPr>
+      <w:r>
+        <w:t>Reduction in missing or unaccounted assets</w:t>
+      </w:r>
+    </w:p>
+    <w:p>
+      <w:pPr>
+        <w:pStyle w:val="Compact"/>
+        <w:numPr>
+          <w:ilvl w:val="0"/>
+          <w:numId w:val="9"/>
+        </w:numPr>
+      </w:pPr>
+      <w:r>
+        <w:t>% of warranty expiries proactively addressed</w:t>
+      </w:r>
+    </w:p>
+    <w:p>
+      <w:pPr>
+        <w:pStyle w:val="Compact"/>
+        <w:numPr>
+          <w:ilvl w:val="0"/>
+          <w:numId w:val="9"/>
+        </w:numPr>
+      </w:pPr>
+      <w:r>
+        <w:t>Reduction in onboarding delays due to asset unavailability</w:t>
+      </w:r>
+    </w:p>
+    <w:p>
+      <w:r>
+        <w:rPr>
+          <w:noProof/>
+        </w:rPr>
+        <w:lastRenderedPageBreak/>
+      </w:r>
+      <w:r>
+        <w:rPr>
+          <w:noProof/>
+        </w:rPr>
+        <w:pict w14:anchorId="19FD8BA7">
+          <v:rect id="_x0000_i1029" alt="" style="width:468pt;height:.05pt;mso-width-percent:0;mso-height-percent:0;mso-width-percent:0;mso-height-percent:0" o:hralign="center" o:hrstd="t" o:hr="t"/>
+        </w:pict>
+      </w:r>
+    </w:p>
+    <w:p>
+      <w:pPr>
+        <w:pStyle w:val="Heading2"/>
+      </w:pPr>
+      <w:bookmarkStart w:id="38" w:name="epic-4-employee-management"/>
+      <w:bookmarkEnd w:id="37"/>
+      <w:bookmarkEnd w:id="25"/>
+      <w:r>
+        <w:t>Epic 4 – Employee Management</w:t>
+      </w:r>
+    </w:p>
+    <w:p>
+      <w:pPr>
+        <w:pStyle w:val="Heading3"/>
+      </w:pPr>
+      <w:bookmarkStart w:id="39" w:name="overview-3"/>
+      <w:r>
+        <w:t>Overview</w:t>
+      </w:r>
+    </w:p>
+    <w:p>
+      <w:pPr>
+        <w:pStyle w:val="FirstParagraph"/>
+      </w:pPr>
+      <w:r>
+        <w:t>The Employee Management module is a dedicated section of the ADT Hub web application and serves as the central employee record for the platform. It enables HR and Admins to manage employee profiles, and allows employees to maintain their own skills and certifications. The data stored here is shared across other modules — employee records are used in Onboarding to manage new joiner tasks, in Asset Management for assigning equipment, and in Intake to connect skills to hiring requirements.</w:t>
+      </w:r>
+    </w:p>
+    <w:p>
+      <w:pPr>
+        <w:pStyle w:val="Heading3"/>
+      </w:pPr>
+      <w:bookmarkStart w:id="40" w:name="business-objectives-3"/>
+      <w:bookmarkEnd w:id="39"/>
+      <w:r>
+        <w:t>Business Objectives</w:t>
+      </w:r>
+    </w:p>
+    <w:p>
+      <w:pPr>
+        <w:pStyle w:val="Compact"/>
+        <w:numPr>
+          <w:ilvl w:val="0"/>
+          <w:numId w:val="10"/>
+        </w:numPr>
+      </w:pPr>
+      <w:r>
+        <w:t>Maintain a single source of truth for all employee data</w:t>
+      </w:r>
+    </w:p>
+    <w:p>
+      <w:pPr>
+        <w:pStyle w:val="Compact"/>
+        <w:numPr>
+          <w:ilvl w:val="0"/>
+          <w:numId w:val="10"/>
+        </w:numPr>
+      </w:pPr>
+      <w:r>
+        <w:t>Enable skills-based staffing and internal mobility</w:t>
+      </w:r>
+    </w:p>
+    <w:p>
+      <w:pPr>
+        <w:pStyle w:val="Compact"/>
+        <w:numPr>
+          <w:ilvl w:val="0"/>
+          <w:numId w:val="10"/>
+        </w:numPr>
+      </w:pPr>
+      <w:r>
+        <w:t>Improve workforce planning and capability visibility</w:t>
+      </w:r>
+    </w:p>
+    <w:p>
+      <w:pPr>
+        <w:pStyle w:val="Compact"/>
+        <w:numPr>
+          <w:ilvl w:val="0"/>
+          <w:numId w:val="10"/>
+        </w:numPr>
+      </w:pPr>
+      <w:r>
+        <w:t>Encourage continuous learning and certification tracking</w:t>
+      </w:r>
+    </w:p>
+    <w:p>
+      <w:pPr>
+        <w:pStyle w:val="Compact"/>
+        <w:numPr>
+          <w:ilvl w:val="0"/>
+          <w:numId w:val="10"/>
+        </w:numPr>
+      </w:pPr>
+      <w:r>
+        <w:t>Use AI to surface hidden talent and identify skill gaps</w:t>
+      </w:r>
+    </w:p>
+    <w:p>
+      <w:pPr>
+        <w:pStyle w:val="Heading3"/>
+      </w:pPr>
+      <w:bookmarkStart w:id="41" w:name="scope-3"/>
+      <w:bookmarkEnd w:id="40"/>
+      <w:r>
+        <w:t>Scope</w:t>
+      </w:r>
+    </w:p>
+    <w:p>
+      <w:pPr>
+        <w:pStyle w:val="FirstParagraph"/>
+      </w:pPr>
+      <w:r>
+        <w:rPr>
+          <w:b/>
+          <w:bCs/>
+        </w:rPr>
+        <w:t>In Scope</w:t>
+      </w:r>
+      <w:r>
+        <w:t xml:space="preserve"> - Employee master record management (HR/Admin managed) - Employee self-service skills and certification capture - Organisation-wide skills search and reporting - Certification notifications to employees and managers - AI-driven skill insights and recommendations</w:t>
+      </w:r>
+    </w:p>
+    <w:p>
+      <w:pPr>
+        <w:pStyle w:val="BodyText"/>
+      </w:pPr>
+      <w:r>
+        <w:rPr>
+          <w:b/>
+          <w:bCs/>
+        </w:rPr>
+        <w:t>Out of Scope</w:t>
+      </w:r>
+      <w:r>
+        <w:t xml:space="preserve"> - Payroll and compensation processing - Performance appraisal workflows - External LMS integration</w:t>
+      </w:r>
+    </w:p>
+    <w:p>
+      <w:pPr>
+        <w:pStyle w:val="Heading3"/>
+      </w:pPr>
+      <w:bookmarkStart w:id="42" w:name="user-flow-2"/>
+      <w:bookmarkEnd w:id="41"/>
+      <w:r>
+        <w:lastRenderedPageBreak/>
+        <w:t>User Flow</w:t>
       </w:r>
     </w:p>
     <w:p>
@@ -2607,68 +3642,22 @@
         <w:jc w:val="center"/>
       </w:pPr>
       <w:r>
+        <w:rPr>
+          <w:noProof/>
+        </w:rPr>
         <w:drawing>
-          <wp:inline xmlns:a="http://schemas.openxmlformats.org/drawingml/2006/main" xmlns:pic="http://schemas.openxmlformats.org/drawingml/2006/picture">
-            <wp:extent cx="2783541" cy="6858000"/>
-            <wp:docPr id="11" name="Picture 11"/>
+          <wp:inline distT="0" distB="0" distL="0" distR="0" wp14:anchorId="0E9402F2" wp14:editId="5F41B642">
+            <wp:extent cx="1820007" cy="6858000"/>
+            <wp:effectExtent l="0" t="0" r="0" b="0"/>
+            <wp:docPr id="14" name="Picture 14"/>
             <wp:cNvGraphicFramePr>
-              <a:graphicFrameLocks noChangeAspect="1"/>
+              <a:graphicFrameLocks xmlns:a="http://schemas.openxmlformats.org/drawingml/2006/main" noChangeAspect="1"/>
             </wp:cNvGraphicFramePr>
-            <a:graphic>
+            <a:graphic xmlns:a="http://schemas.openxmlformats.org/drawingml/2006/main">
               <a:graphicData uri="http://schemas.openxmlformats.org/drawingml/2006/picture">
-                <pic:pic>
+                <pic:pic xmlns:pic="http://schemas.openxmlformats.org/drawingml/2006/picture">
                   <pic:nvPicPr>
-                    <pic:cNvPr id="0" name="diagram_10.png"/>
-                    <pic:cNvPicPr/>
-                  </pic:nvPicPr>
-                  <pic:blipFill>
-                    <a:blip r:embed="rId17"/>
-                    <a:stretch>
-                      <a:fillRect/>
-                    </a:stretch>
-                  </pic:blipFill>
-                  <pic:spPr>
-                    <a:xfrm>
-                      <a:off x="0" y="0"/>
-                      <a:ext cx="2783541" cy="6858000"/>
-                    </a:xfrm>
-                    <a:prstGeom prst="rect"/>
-                  </pic:spPr>
-                </pic:pic>
-              </a:graphicData>
-            </a:graphic>
-          </wp:inline>
-        </w:drawing>
-      </w:r>
-    </w:p>
-    <w:p>
-      <w:pPr>
-        <w:pStyle w:val="Heading3"/>
-      </w:pPr>
-      <w:bookmarkStart w:id="33" w:name="external-data-import-flow"/>
-      <w:bookmarkEnd w:id="32"/>
-      <w:r>
-        <w:t>External Data Import Flow</w:t>
-      </w:r>
-    </w:p>
-    <w:p>
-      <w:pPr>
-        <w:pStyle w:val="SourceCode"/>
-        <w:jc w:val="center"/>
-      </w:pPr>
-      <w:r>
-        <w:drawing>
-          <wp:inline xmlns:a="http://schemas.openxmlformats.org/drawingml/2006/main" xmlns:pic="http://schemas.openxmlformats.org/drawingml/2006/picture">
-            <wp:extent cx="4127446" cy="6858000"/>
-            <wp:docPr id="12" name="Picture 12"/>
-            <wp:cNvGraphicFramePr>
-              <a:graphicFrameLocks noChangeAspect="1"/>
-            </wp:cNvGraphicFramePr>
-            <a:graphic>
-              <a:graphicData uri="http://schemas.openxmlformats.org/drawingml/2006/picture">
-                <pic:pic>
-                  <pic:nvPicPr>
-                    <pic:cNvPr id="0" name="diagram_11.png"/>
+                    <pic:cNvPr id="0" name="diagram_13.png"/>
                     <pic:cNvPicPr/>
                   </pic:nvPicPr>
                   <pic:blipFill>
@@ -2680,9 +3669,11 @@
                   <pic:spPr>
                     <a:xfrm>
                       <a:off x="0" y="0"/>
-                      <a:ext cx="4127446" cy="6858000"/>
+                      <a:ext cx="1820007" cy="6858000"/>
                     </a:xfrm>
-                    <a:prstGeom prst="rect"/>
+                    <a:prstGeom prst="rect">
+                      <a:avLst/>
+                    </a:prstGeom>
                   </pic:spPr>
                 </pic:pic>
               </a:graphicData>
@@ -2693,28 +3684,13 @@
     </w:p>
     <w:p>
       <w:pPr>
-        <w:pStyle w:val="FirstParagraph"/>
-      </w:pPr>
-      <w:r>
-        <w:rPr>
-          <w:b/>
-          <w:bCs/>
-        </w:rPr>
-        <w:t>Import matching criteria are configurable by Admin</w:t>
-      </w:r>
-      <w:r>
-        <w:t xml:space="preserve"> and define which fields must be present and valid for a record to be accepted into the system.</w:t>
-      </w:r>
-    </w:p>
-    <w:p>
-      <w:pPr>
         <w:pStyle w:val="Heading3"/>
       </w:pPr>
-      <w:bookmarkStart w:id="34" w:name="invoice-attachment-verification-flow"/>
-      <w:bookmarkEnd w:id="33"/>
+      <w:bookmarkStart w:id="43" w:name="ai-capabilities-map"/>
+      <w:bookmarkEnd w:id="42"/>
       <w:r>
         <w:lastRenderedPageBreak/>
-        <w:t>Invoice Attachment &amp; Verification Flow</w:t>
+        <w:t>AI Capabilities Map</w:t>
       </w:r>
     </w:p>
     <w:p>
@@ -2723,18 +3699,22 @@
         <w:jc w:val="center"/>
       </w:pPr>
       <w:r>
+        <w:rPr>
+          <w:noProof/>
+        </w:rPr>
         <w:drawing>
-          <wp:inline xmlns:a="http://schemas.openxmlformats.org/drawingml/2006/main" xmlns:pic="http://schemas.openxmlformats.org/drawingml/2006/picture">
-            <wp:extent cx="4992385" cy="6858000"/>
-            <wp:docPr id="13" name="Picture 13"/>
+          <wp:inline distT="0" distB="0" distL="0" distR="0" wp14:anchorId="76F9F297" wp14:editId="6DDC8B48">
+            <wp:extent cx="5486400" cy="2284423"/>
+            <wp:effectExtent l="0" t="0" r="0" b="0"/>
+            <wp:docPr id="15" name="Picture 15"/>
             <wp:cNvGraphicFramePr>
-              <a:graphicFrameLocks noChangeAspect="1"/>
+              <a:graphicFrameLocks xmlns:a="http://schemas.openxmlformats.org/drawingml/2006/main" noChangeAspect="1"/>
             </wp:cNvGraphicFramePr>
-            <a:graphic>
+            <a:graphic xmlns:a="http://schemas.openxmlformats.org/drawingml/2006/main">
               <a:graphicData uri="http://schemas.openxmlformats.org/drawingml/2006/picture">
-                <pic:pic>
+                <pic:pic xmlns:pic="http://schemas.openxmlformats.org/drawingml/2006/picture">
                   <pic:nvPicPr>
-                    <pic:cNvPr id="0" name="diagram_12.png"/>
+                    <pic:cNvPr id="0" name="diagram_14.png"/>
                     <pic:cNvPicPr/>
                   </pic:nvPicPr>
                   <pic:blipFill>
@@ -2746,9 +3726,11 @@
                   <pic:spPr>
                     <a:xfrm>
                       <a:off x="0" y="0"/>
-                      <a:ext cx="4992385" cy="6858000"/>
+                      <a:ext cx="5486400" cy="2284423"/>
                     </a:xfrm>
-                    <a:prstGeom prst="rect"/>
+                    <a:prstGeom prst="rect">
+                      <a:avLst/>
+                    </a:prstGeom>
                   </pic:spPr>
                 </pic:pic>
               </a:graphicData>
@@ -2761,10 +3743,10 @@
       <w:pPr>
         <w:pStyle w:val="Heading3"/>
       </w:pPr>
-      <w:bookmarkStart w:id="35" w:name="asset-data-captured"/>
-      <w:bookmarkEnd w:id="34"/>
-      <w:r>
-        <w:t>Asset Data Captured</w:t>
+      <w:bookmarkStart w:id="44" w:name="key-features-3"/>
+      <w:bookmarkEnd w:id="43"/>
+      <w:r>
+        <w:t>Key Features</w:t>
       </w:r>
     </w:p>
     <w:tbl>
@@ -2792,384 +3774,188 @@
               <w:pStyle w:val="Compact"/>
             </w:pPr>
             <w:r>
-              <w:t>Field</w:t>
-            </w:r>
-          </w:p>
-        </w:tc>
-        <w:tc>
-          <w:tcPr>
-            <w:tcW w:w="3960" w:type="dxa"/>
-          </w:tcPr>
-          <w:p>
-            <w:pPr>
-              <w:pStyle w:val="Compact"/>
-            </w:pPr>
-            <w:r>
-              <w:t>Details</w:t>
-            </w:r>
-          </w:p>
-        </w:tc>
-      </w:tr>
-      <w:tr>
-        <w:tc>
-          <w:tcPr>
-            <w:tcW w:w="3960" w:type="dxa"/>
-          </w:tcPr>
-          <w:p>
-            <w:pPr>
-              <w:pStyle w:val="Compact"/>
-            </w:pPr>
-            <w:r>
-              <w:t>Asset Category</w:t>
-            </w:r>
-          </w:p>
-        </w:tc>
-        <w:tc>
-          <w:tcPr>
-            <w:tcW w:w="3960" w:type="dxa"/>
-          </w:tcPr>
-          <w:p>
-            <w:pPr>
-              <w:pStyle w:val="Compact"/>
-            </w:pPr>
-            <w:r>
-              <w:t>Laptop, Headphones, Monitor, Peripherals, etc.</w:t>
-            </w:r>
-          </w:p>
-        </w:tc>
-      </w:tr>
-      <w:tr>
-        <w:tc>
-          <w:tcPr>
-            <w:tcW w:w="3960" w:type="dxa"/>
-          </w:tcPr>
-          <w:p>
-            <w:pPr>
-              <w:pStyle w:val="Compact"/>
-            </w:pPr>
-            <w:r>
-              <w:t>Manufacturer &amp; Model</w:t>
-            </w:r>
-          </w:p>
-        </w:tc>
-        <w:tc>
-          <w:tcPr>
-            <w:tcW w:w="3960" w:type="dxa"/>
-          </w:tcPr>
-          <w:p>
-            <w:pPr>
-              <w:pStyle w:val="Compact"/>
-            </w:pPr>
-            <w:r>
-              <w:t>Free text</w:t>
-            </w:r>
-          </w:p>
-        </w:tc>
-      </w:tr>
-      <w:tr>
-        <w:tc>
-          <w:tcPr>
-            <w:tcW w:w="3960" w:type="dxa"/>
-          </w:tcPr>
-          <w:p>
-            <w:pPr>
-              <w:pStyle w:val="Compact"/>
-            </w:pPr>
-            <w:r>
-              <w:t>Serial Number / Asset Tag</w:t>
-            </w:r>
-          </w:p>
-        </w:tc>
-        <w:tc>
-          <w:tcPr>
-            <w:tcW w:w="3960" w:type="dxa"/>
-          </w:tcPr>
-          <w:p>
-            <w:pPr>
-              <w:pStyle w:val="Compact"/>
-            </w:pPr>
-            <w:r>
-              <w:t>Unique identifier</w:t>
-            </w:r>
-          </w:p>
-        </w:tc>
-      </w:tr>
-      <w:tr>
-        <w:tc>
-          <w:tcPr>
-            <w:tcW w:w="3960" w:type="dxa"/>
-          </w:tcPr>
-          <w:p>
-            <w:pPr>
-              <w:pStyle w:val="Compact"/>
-            </w:pPr>
-            <w:r>
-              <w:t>Procurement Date</w:t>
-            </w:r>
-          </w:p>
-        </w:tc>
-        <w:tc>
-          <w:tcPr>
-            <w:tcW w:w="3960" w:type="dxa"/>
-          </w:tcPr>
-          <w:p>
-            <w:pPr>
-              <w:pStyle w:val="Compact"/>
-            </w:pPr>
-            <w:r>
-              <w:t>Date of purchase</w:t>
-            </w:r>
-          </w:p>
-        </w:tc>
-      </w:tr>
-      <w:tr>
-        <w:tc>
-          <w:tcPr>
-            <w:tcW w:w="3960" w:type="dxa"/>
-          </w:tcPr>
-          <w:p>
-            <w:pPr>
-              <w:pStyle w:val="Compact"/>
-            </w:pPr>
-            <w:r>
-              <w:t>Vendor</w:t>
-            </w:r>
-          </w:p>
-        </w:tc>
-        <w:tc>
-          <w:tcPr>
-            <w:tcW w:w="3960" w:type="dxa"/>
-          </w:tcPr>
-          <w:p>
-            <w:pPr>
-              <w:pStyle w:val="Compact"/>
-            </w:pPr>
-            <w:r>
-              <w:t>Optional</w:t>
-            </w:r>
-          </w:p>
-        </w:tc>
-      </w:tr>
-      <w:tr>
-        <w:tc>
-          <w:tcPr>
-            <w:tcW w:w="3960" w:type="dxa"/>
-          </w:tcPr>
-          <w:p>
-            <w:pPr>
-              <w:pStyle w:val="Compact"/>
-            </w:pPr>
-            <w:r>
-              <w:t>Warranty Start &amp; End Date</w:t>
-            </w:r>
-          </w:p>
-        </w:tc>
-        <w:tc>
-          <w:tcPr>
-            <w:tcW w:w="3960" w:type="dxa"/>
-          </w:tcPr>
-          <w:p>
-            <w:pPr>
-              <w:pStyle w:val="Compact"/>
-            </w:pPr>
-            <w:r>
-              <w:t>Used for automated alerts</w:t>
-            </w:r>
-          </w:p>
-        </w:tc>
-      </w:tr>
-      <w:tr>
-        <w:tc>
-          <w:tcPr>
-            <w:tcW w:w="3960" w:type="dxa"/>
-          </w:tcPr>
-          <w:p>
-            <w:pPr>
-              <w:pStyle w:val="Compact"/>
-            </w:pPr>
-            <w:r>
-              <w:t>Warranty Type</w:t>
-            </w:r>
-          </w:p>
-        </w:tc>
-        <w:tc>
-          <w:tcPr>
-            <w:tcW w:w="3960" w:type="dxa"/>
-          </w:tcPr>
-          <w:p>
-            <w:pPr>
-              <w:pStyle w:val="Compact"/>
-            </w:pPr>
-            <w:r>
-              <w:t>Standard / Extended</w:t>
-            </w:r>
-          </w:p>
-        </w:tc>
-      </w:tr>
-      <w:tr>
-        <w:tc>
-          <w:tcPr>
-            <w:tcW w:w="3960" w:type="dxa"/>
-          </w:tcPr>
-          <w:p>
-            <w:pPr>
-              <w:pStyle w:val="Compact"/>
-            </w:pPr>
-            <w:r>
-              <w:t>Current Status</w:t>
-            </w:r>
-          </w:p>
-        </w:tc>
-        <w:tc>
-          <w:tcPr>
-            <w:tcW w:w="3960" w:type="dxa"/>
-          </w:tcPr>
-          <w:p>
-            <w:pPr>
-              <w:pStyle w:val="Compact"/>
-            </w:pPr>
-            <w:r>
-              <w:t>Available / Assigned / In Repair / Retired</w:t>
-            </w:r>
-          </w:p>
-        </w:tc>
-      </w:tr>
-      <w:tr>
-        <w:tc>
-          <w:tcPr>
-            <w:tcW w:w="3960" w:type="dxa"/>
-          </w:tcPr>
-          <w:p>
-            <w:pPr>
-              <w:pStyle w:val="Compact"/>
-            </w:pPr>
-            <w:r>
-              <w:t>Assigned Employee</w:t>
-            </w:r>
-          </w:p>
-        </w:tc>
-        <w:tc>
-          <w:tcPr>
-            <w:tcW w:w="3960" w:type="dxa"/>
-          </w:tcPr>
-          <w:p>
-            <w:pPr>
-              <w:pStyle w:val="Compact"/>
-            </w:pPr>
-            <w:r>
-              <w:t>Linked from Employee Management directory; current and historical</w:t>
-            </w:r>
-          </w:p>
-        </w:tc>
-      </w:tr>
-      <w:tr>
-        <w:tc>
-          <w:tcPr>
-            <w:tcW w:w="3960" w:type="dxa"/>
-          </w:tcPr>
-          <w:p>
-            <w:pPr>
-              <w:pStyle w:val="Compact"/>
-            </w:pPr>
-            <w:r>
-              <w:t>Location</w:t>
-            </w:r>
-          </w:p>
-        </w:tc>
-        <w:tc>
-          <w:tcPr>
-            <w:tcW w:w="3960" w:type="dxa"/>
-          </w:tcPr>
-          <w:p>
-            <w:pPr>
-              <w:pStyle w:val="Compact"/>
-            </w:pPr>
-            <w:r>
-              <w:t>Office / Remote / Warehouse</w:t>
-            </w:r>
-          </w:p>
-        </w:tc>
-      </w:tr>
-      <w:tr>
-        <w:tc>
-          <w:tcPr>
-            <w:tcW w:w="3960" w:type="dxa"/>
-          </w:tcPr>
-          <w:p>
-            <w:pPr>
-              <w:pStyle w:val="Compact"/>
-            </w:pPr>
-            <w:r>
-              <w:t>Invoice Attachments</w:t>
-            </w:r>
-          </w:p>
-        </w:tc>
-        <w:tc>
-          <w:tcPr>
-            <w:tcW w:w="3960" w:type="dxa"/>
-          </w:tcPr>
-          <w:p>
-            <w:pPr>
-              <w:pStyle w:val="Compact"/>
-            </w:pPr>
-            <w:r>
-              <w:t>Uploaded invoices with verification status (Unverified / Verified / Mismatch)</w:t>
-            </w:r>
-          </w:p>
-        </w:tc>
-      </w:tr>
-      <w:tr>
-        <w:tc>
-          <w:tcPr>
-            <w:tcW w:w="3960" w:type="dxa"/>
-          </w:tcPr>
-          <w:p>
-            <w:pPr>
-              <w:pStyle w:val="Compact"/>
-            </w:pPr>
-            <w:r>
-              <w:t>Import Source</w:t>
-            </w:r>
-          </w:p>
-        </w:tc>
-        <w:tc>
-          <w:tcPr>
-            <w:tcW w:w="3960" w:type="dxa"/>
-          </w:tcPr>
-          <w:p>
-            <w:pPr>
-              <w:pStyle w:val="Compact"/>
-            </w:pPr>
-            <w:r>
-              <w:t>Populated if record was created via external data import; includes import date</w:t>
-            </w:r>
-          </w:p>
-        </w:tc>
-      </w:tr>
-      <w:tr>
-        <w:tc>
-          <w:tcPr>
-            <w:tcW w:w="3960" w:type="dxa"/>
-          </w:tcPr>
-          <w:p>
-            <w:pPr>
-              <w:pStyle w:val="Compact"/>
-            </w:pPr>
-            <w:r>
-              <w:t>Notes &amp; Attachments</w:t>
-            </w:r>
-          </w:p>
-        </w:tc>
-        <w:tc>
-          <w:tcPr>
-            <w:tcW w:w="3960" w:type="dxa"/>
-          </w:tcPr>
-          <w:p>
-            <w:pPr>
-              <w:pStyle w:val="Compact"/>
-            </w:pPr>
-            <w:r>
-              <w:t>Warranty documents and general notes</w:t>
+              <w:t>Feature</w:t>
+            </w:r>
+          </w:p>
+        </w:tc>
+        <w:tc>
+          <w:tcPr>
+            <w:tcW w:w="3960" w:type="dxa"/>
+          </w:tcPr>
+          <w:p>
+            <w:pPr>
+              <w:pStyle w:val="Compact"/>
+            </w:pPr>
+            <w:r>
+              <w:t>Description</w:t>
+            </w:r>
+          </w:p>
+        </w:tc>
+      </w:tr>
+      <w:tr>
+        <w:tc>
+          <w:tcPr>
+            <w:tcW w:w="3960" w:type="dxa"/>
+          </w:tcPr>
+          <w:p>
+            <w:pPr>
+              <w:pStyle w:val="Compact"/>
+            </w:pPr>
+            <w:r>
+              <w:t>Unified Employee Profile</w:t>
+            </w:r>
+          </w:p>
+        </w:tc>
+        <w:tc>
+          <w:tcPr>
+            <w:tcW w:w="3960" w:type="dxa"/>
+          </w:tcPr>
+          <w:p>
+            <w:pPr>
+              <w:pStyle w:val="Compact"/>
+            </w:pPr>
+            <w:r>
+              <w:t>Single page for all employment details, managed by HR/Admin</w:t>
+            </w:r>
+          </w:p>
+        </w:tc>
+      </w:tr>
+      <w:tr>
+        <w:tc>
+          <w:tcPr>
+            <w:tcW w:w="3960" w:type="dxa"/>
+          </w:tcPr>
+          <w:p>
+            <w:pPr>
+              <w:pStyle w:val="Compact"/>
+            </w:pPr>
+            <w:r>
+              <w:t>Self-Service Skills Page</w:t>
+            </w:r>
+          </w:p>
+        </w:tc>
+        <w:tc>
+          <w:tcPr>
+            <w:tcW w:w="3960" w:type="dxa"/>
+          </w:tcPr>
+          <w:p>
+            <w:pPr>
+              <w:pStyle w:val="Compact"/>
+            </w:pPr>
+            <w:r>
+              <w:t>Employee-managed skills and certifications profile</w:t>
+            </w:r>
+          </w:p>
+        </w:tc>
+      </w:tr>
+      <w:tr>
+        <w:tc>
+          <w:tcPr>
+            <w:tcW w:w="3960" w:type="dxa"/>
+          </w:tcPr>
+          <w:p>
+            <w:pPr>
+              <w:pStyle w:val="Compact"/>
+            </w:pPr>
+            <w:r>
+              <w:t>Organisation Skills Directory</w:t>
+            </w:r>
+          </w:p>
+        </w:tc>
+        <w:tc>
+          <w:tcPr>
+            <w:tcW w:w="3960" w:type="dxa"/>
+          </w:tcPr>
+          <w:p>
+            <w:pPr>
+              <w:pStyle w:val="Compact"/>
+            </w:pPr>
+            <w:r>
+              <w:t>Searchable directory of all employee skills</w:t>
+            </w:r>
+          </w:p>
+        </w:tc>
+      </w:tr>
+      <w:tr>
+        <w:tc>
+          <w:tcPr>
+            <w:tcW w:w="3960" w:type="dxa"/>
+          </w:tcPr>
+          <w:p>
+            <w:pPr>
+              <w:pStyle w:val="Compact"/>
+            </w:pPr>
+            <w:r>
+              <w:t>Skills Search &amp; Reporting</w:t>
+            </w:r>
+          </w:p>
+        </w:tc>
+        <w:tc>
+          <w:tcPr>
+            <w:tcW w:w="3960" w:type="dxa"/>
+          </w:tcPr>
+          <w:p>
+            <w:pPr>
+              <w:pStyle w:val="Compact"/>
+            </w:pPr>
+            <w:r>
+              <w:t>Filter and report by skill, proficiency, team, and more</w:t>
+            </w:r>
+          </w:p>
+        </w:tc>
+      </w:tr>
+      <w:tr>
+        <w:tc>
+          <w:tcPr>
+            <w:tcW w:w="3960" w:type="dxa"/>
+          </w:tcPr>
+          <w:p>
+            <w:pPr>
+              <w:pStyle w:val="Compact"/>
+            </w:pPr>
+            <w:r>
+              <w:t>Certification Notifications</w:t>
+            </w:r>
+          </w:p>
+        </w:tc>
+        <w:tc>
+          <w:tcPr>
+            <w:tcW w:w="3960" w:type="dxa"/>
+          </w:tcPr>
+          <w:p>
+            <w:pPr>
+              <w:pStyle w:val="Compact"/>
+            </w:pPr>
+            <w:r>
+              <w:t>Notify employee and manager when cert is added or nearing expiry</w:t>
+            </w:r>
+          </w:p>
+        </w:tc>
+      </w:tr>
+      <w:tr>
+        <w:tc>
+          <w:tcPr>
+            <w:tcW w:w="3960" w:type="dxa"/>
+          </w:tcPr>
+          <w:p>
+            <w:pPr>
+              <w:pStyle w:val="Compact"/>
+            </w:pPr>
+            <w:r>
+              <w:t>AI Skill Insights</w:t>
+            </w:r>
+          </w:p>
+        </w:tc>
+        <w:tc>
+          <w:tcPr>
+            <w:tcW w:w="3960" w:type="dxa"/>
+          </w:tcPr>
+          <w:p>
+            <w:pPr>
+              <w:pStyle w:val="Compact"/>
+            </w:pPr>
+            <w:r>
+              <w:t>AI-powered talent discovery, gap analysis, and recommendations</w:t>
             </w:r>
           </w:p>
         </w:tc>
@@ -3179,8 +3965,173 @@
       <w:pPr>
         <w:pStyle w:val="Heading3"/>
       </w:pPr>
-      <w:bookmarkStart w:id="36" w:name="acceptance-criteria-2"/>
-      <w:bookmarkEnd w:id="35"/>
+      <w:bookmarkStart w:id="45" w:name="roles-permissions-1"/>
+      <w:bookmarkEnd w:id="44"/>
+      <w:r>
+        <w:t>Roles &amp; Permissions</w:t>
+      </w:r>
+    </w:p>
+    <w:tbl>
+      <w:tblPr>
+        <w:tblStyle w:val="Table"/>
+        <w:tblW w:w="0" w:type="auto"/>
+        <w:tblLook w:val="0020" w:firstRow="1" w:lastRow="0" w:firstColumn="0" w:lastColumn="0" w:noHBand="0" w:noVBand="0"/>
+      </w:tblPr>
+      <w:tblGrid>
+        <w:gridCol w:w="1246"/>
+        <w:gridCol w:w="5770"/>
+      </w:tblGrid>
+      <w:tr>
+        <w:trPr>
+          <w:cnfStyle w:val="100000000000" w:firstRow="1" w:lastRow="0" w:firstColumn="0" w:lastColumn="0" w:oddVBand="0" w:evenVBand="0" w:oddHBand="0" w:evenHBand="0" w:firstRowFirstColumn="0" w:firstRowLastColumn="0" w:lastRowFirstColumn="0" w:lastRowLastColumn="0"/>
+          <w:tblHeader/>
+        </w:trPr>
+        <w:tc>
+          <w:tcPr>
+            <w:tcW w:w="0" w:type="auto"/>
+          </w:tcPr>
+          <w:p>
+            <w:pPr>
+              <w:pStyle w:val="Compact"/>
+            </w:pPr>
+            <w:r>
+              <w:t>Role</w:t>
+            </w:r>
+          </w:p>
+        </w:tc>
+        <w:tc>
+          <w:tcPr>
+            <w:tcW w:w="0" w:type="auto"/>
+          </w:tcPr>
+          <w:p>
+            <w:pPr>
+              <w:pStyle w:val="Compact"/>
+            </w:pPr>
+            <w:r>
+              <w:t>Access</w:t>
+            </w:r>
+          </w:p>
+        </w:tc>
+      </w:tr>
+      <w:tr>
+        <w:tc>
+          <w:tcPr>
+            <w:tcW w:w="0" w:type="auto"/>
+          </w:tcPr>
+          <w:p>
+            <w:pPr>
+              <w:pStyle w:val="Compact"/>
+            </w:pPr>
+            <w:r>
+              <w:t>Admin</w:t>
+            </w:r>
+          </w:p>
+        </w:tc>
+        <w:tc>
+          <w:tcPr>
+            <w:tcW w:w="0" w:type="auto"/>
+          </w:tcPr>
+          <w:p>
+            <w:pPr>
+              <w:pStyle w:val="Compact"/>
+            </w:pPr>
+            <w:r>
+              <w:t>Full access to all employee data and reports</w:t>
+            </w:r>
+          </w:p>
+        </w:tc>
+      </w:tr>
+      <w:tr>
+        <w:tc>
+          <w:tcPr>
+            <w:tcW w:w="0" w:type="auto"/>
+          </w:tcPr>
+          <w:p>
+            <w:pPr>
+              <w:pStyle w:val="Compact"/>
+            </w:pPr>
+            <w:r>
+              <w:t>HR</w:t>
+            </w:r>
+          </w:p>
+        </w:tc>
+        <w:tc>
+          <w:tcPr>
+            <w:tcW w:w="0" w:type="auto"/>
+          </w:tcPr>
+          <w:p>
+            <w:pPr>
+              <w:pStyle w:val="Compact"/>
+            </w:pPr>
+            <w:r>
+              <w:t>Create and manage employee records</w:t>
+            </w:r>
+          </w:p>
+        </w:tc>
+      </w:tr>
+      <w:tr>
+        <w:tc>
+          <w:tcPr>
+            <w:tcW w:w="0" w:type="auto"/>
+          </w:tcPr>
+          <w:p>
+            <w:pPr>
+              <w:pStyle w:val="Compact"/>
+            </w:pPr>
+            <w:r>
+              <w:t>Employee</w:t>
+            </w:r>
+          </w:p>
+        </w:tc>
+        <w:tc>
+          <w:tcPr>
+            <w:tcW w:w="0" w:type="auto"/>
+          </w:tcPr>
+          <w:p>
+            <w:pPr>
+              <w:pStyle w:val="Compact"/>
+            </w:pPr>
+            <w:r>
+              <w:t>Edit own skills and certifications only</w:t>
+            </w:r>
+          </w:p>
+        </w:tc>
+      </w:tr>
+      <w:tr>
+        <w:tc>
+          <w:tcPr>
+            <w:tcW w:w="0" w:type="auto"/>
+          </w:tcPr>
+          <w:p>
+            <w:pPr>
+              <w:pStyle w:val="Compact"/>
+            </w:pPr>
+            <w:r>
+              <w:t>Manager</w:t>
+            </w:r>
+          </w:p>
+        </w:tc>
+        <w:tc>
+          <w:tcPr>
+            <w:tcW w:w="0" w:type="auto"/>
+          </w:tcPr>
+          <w:p>
+            <w:pPr>
+              <w:pStyle w:val="Compact"/>
+            </w:pPr>
+            <w:r>
+              <w:t>View team skills and receive certification notifications</w:t>
+            </w:r>
+          </w:p>
+        </w:tc>
+      </w:tr>
+    </w:tbl>
+    <w:p>
+      <w:pPr>
+        <w:pStyle w:val="Heading3"/>
+      </w:pPr>
+      <w:bookmarkStart w:id="46" w:name="acceptance-criteria-3"/>
+      <w:bookmarkEnd w:id="45"/>
       <w:r>
         <w:t>Acceptance Criteria</w:t>
       </w:r>
@@ -3190,11 +4141,11 @@
         <w:pStyle w:val="Compact"/>
         <w:numPr>
           <w:ilvl w:val="0"/>
-          <w:numId w:val="8"/>
+          <w:numId w:val="11"/>
         </w:numPr>
       </w:pPr>
       <w:r>
-        <w:t>Admins can create asset records for newly procured assets</w:t>
+        <w:t>HR/Admin can create and update employee records on a single page</w:t>
       </w:r>
     </w:p>
     <w:p>
@@ -3202,11 +4153,11 @@
         <w:pStyle w:val="Compact"/>
         <w:numPr>
           <w:ilvl w:val="0"/>
-          <w:numId w:val="8"/>
+          <w:numId w:val="11"/>
         </w:numPr>
       </w:pPr>
       <w:r>
-        <w:t>Assets can be assigned by searching the Employee Management directory</w:t>
+        <w:t>Employees can add and update skills and certifications independently</w:t>
       </w:r>
     </w:p>
     <w:p>
@@ -3214,11 +4165,11 @@
         <w:pStyle w:val="Compact"/>
         <w:numPr>
           <w:ilvl w:val="0"/>
-          <w:numId w:val="8"/>
+          <w:numId w:val="11"/>
         </w:numPr>
       </w:pPr>
       <w:r>
-        <w:t>Asset records cannot be deleted once created</w:t>
+        <w:t>Skills data is searchable and reportable across the organisation</w:t>
       </w:r>
     </w:p>
     <w:p>
@@ -3226,11 +4177,12 @@
         <w:pStyle w:val="Compact"/>
         <w:numPr>
           <w:ilvl w:val="0"/>
-          <w:numId w:val="8"/>
+          <w:numId w:val="11"/>
         </w:numPr>
       </w:pPr>
       <w:r>
-        <w:t>All asset updates are logged with timestamps and user details</w:t>
+        <w:lastRenderedPageBreak/>
+        <w:t>Notifications are sent when certifications are added</w:t>
       </w:r>
     </w:p>
     <w:p>
@@ -3238,11 +4190,11 @@
         <w:pStyle w:val="Compact"/>
         <w:numPr>
           <w:ilvl w:val="0"/>
-          <w:numId w:val="8"/>
+          <w:numId w:val="11"/>
         </w:numPr>
       </w:pPr>
       <w:r>
-        <w:t>Assets can be assigned and reassigned to employees</w:t>
+        <w:t>AI features provide actionable insights and recommendations</w:t>
       </w:r>
     </w:p>
     <w:p>
@@ -3250,12 +4202,21 @@
         <w:pStyle w:val="Compact"/>
         <w:numPr>
           <w:ilvl w:val="0"/>
-          <w:numId w:val="8"/>
+          <w:numId w:val="11"/>
         </w:numPr>
       </w:pPr>
       <w:r>
-        <w:lastRenderedPageBreak/>
-        <w:t>Asset detail page displays complete asset history including assignments and invoices</w:t>
+        <w:t>Role-based access is enforced across all data</w:t>
+      </w:r>
+    </w:p>
+    <w:p>
+      <w:pPr>
+        <w:pStyle w:val="Heading3"/>
+      </w:pPr>
+      <w:bookmarkStart w:id="47" w:name="success-metrics-2"/>
+      <w:bookmarkEnd w:id="46"/>
+      <w:r>
+        <w:t>Success Metrics</w:t>
       </w:r>
     </w:p>
     <w:p>
@@ -3263,11 +4224,11 @@
         <w:pStyle w:val="Compact"/>
         <w:numPr>
           <w:ilvl w:val="0"/>
-          <w:numId w:val="8"/>
+          <w:numId w:val="12"/>
         </w:numPr>
       </w:pPr>
       <w:r>
-        <w:t>All records are searchable and filterable</w:t>
+        <w:t>% of employees with completed skills profiles</w:t>
       </w:r>
     </w:p>
     <w:p>
@@ -3275,11 +4236,11 @@
         <w:pStyle w:val="Compact"/>
         <w:numPr>
           <w:ilvl w:val="0"/>
-          <w:numId w:val="8"/>
+          <w:numId w:val="12"/>
         </w:numPr>
       </w:pPr>
       <w:r>
-        <w:t>System sends automated warranty alerts 2 months in advance</w:t>
+        <w:t>Average time to find skilled internal resources</w:t>
       </w:r>
     </w:p>
     <w:p>
@@ -3287,11 +4248,11 @@
         <w:pStyle w:val="Compact"/>
         <w:numPr>
           <w:ilvl w:val="0"/>
-          <w:numId w:val="8"/>
+          <w:numId w:val="12"/>
         </w:numPr>
       </w:pPr>
       <w:r>
-        <w:t>Admins can upload an external data file; system applies matching criteria and presents a preview before creating records</w:t>
+        <w:t>Reduction in external hiring for roles fillable internally</w:t>
       </w:r>
     </w:p>
     <w:p>
@@ -3299,11 +4260,11 @@
         <w:pStyle w:val="Compact"/>
         <w:numPr>
           <w:ilvl w:val="0"/>
-          <w:numId w:val="8"/>
+          <w:numId w:val="12"/>
         </w:numPr>
       </w:pPr>
       <w:r>
-        <w:t>Skipped rows from import are logged with a reason</w:t>
+        <w:t>Increase in certification adoption</w:t>
       </w:r>
     </w:p>
     <w:p>
@@ -3311,81 +4272,11 @@
         <w:pStyle w:val="Compact"/>
         <w:numPr>
           <w:ilvl w:val="0"/>
-          <w:numId w:val="8"/>
+          <w:numId w:val="12"/>
         </w:numPr>
       </w:pPr>
       <w:r>
-        <w:t>Invoices can be attached to asset records and verified against asset details</w:t>
-      </w:r>
-    </w:p>
-    <w:p>
-      <w:pPr>
-        <w:pStyle w:val="Compact"/>
-        <w:numPr>
-          <w:ilvl w:val="0"/>
-          <w:numId w:val="8"/>
-        </w:numPr>
-      </w:pPr>
-      <w:r>
-        <w:t>Mismatched invoices are flagged for admin review</w:t>
-      </w:r>
-    </w:p>
-    <w:p>
-      <w:pPr>
-        <w:pStyle w:val="Heading3"/>
-      </w:pPr>
-      <w:bookmarkStart w:id="37" w:name="success-metrics-1"/>
-      <w:bookmarkEnd w:id="36"/>
-      <w:r>
-        <w:t>Success Metrics</w:t>
-      </w:r>
-    </w:p>
-    <w:p>
-      <w:pPr>
-        <w:pStyle w:val="Compact"/>
-        <w:numPr>
-          <w:ilvl w:val="0"/>
-          <w:numId w:val="9"/>
-        </w:numPr>
-      </w:pPr>
-      <w:r>
-        <w:t>% of assets accurately tracked in the system</w:t>
-      </w:r>
-    </w:p>
-    <w:p>
-      <w:pPr>
-        <w:pStyle w:val="Compact"/>
-        <w:numPr>
-          <w:ilvl w:val="0"/>
-          <w:numId w:val="9"/>
-        </w:numPr>
-      </w:pPr>
-      <w:r>
-        <w:t>Reduction in missing or unaccounted assets</w:t>
-      </w:r>
-    </w:p>
-    <w:p>
-      <w:pPr>
-        <w:pStyle w:val="Compact"/>
-        <w:numPr>
-          <w:ilvl w:val="0"/>
-          <w:numId w:val="9"/>
-        </w:numPr>
-      </w:pPr>
-      <w:r>
-        <w:t>% of warranty expiries proactively addressed</w:t>
-      </w:r>
-    </w:p>
-    <w:p>
-      <w:pPr>
-        <w:pStyle w:val="Compact"/>
-        <w:numPr>
-          <w:ilvl w:val="0"/>
-          <w:numId w:val="9"/>
-        </w:numPr>
-      </w:pPr>
-      <w:r>
-        <w:t>Reduction in onboarding delays due to asset unavailability</w:t>
+        <w:t>Manager satisfaction with skills visibility</w:t>
       </w:r>
     </w:p>
     <w:p>
@@ -3398,8 +4289,8 @@
         <w:rPr>
           <w:noProof/>
         </w:rPr>
-        <w:pict w14:anchorId="19FD8BA7">
-          <v:rect id="_x0000_i1029" alt="" style="width:468pt;height:.05pt;mso-width-percent:0;mso-height-percent:0;mso-width-percent:0;mso-height-percent:0" o:hralign="center" o:hrstd="t" o:hr="t"/>
+        <w:pict w14:anchorId="5D9597CD">
+          <v:rect id="_x0000_i1030" alt="" style="width:468pt;height:.05pt;mso-width-percent:0;mso-height-percent:0;mso-width-percent:0;mso-height-percent:0" o:hralign="center" o:hrstd="t" o:hr="t"/>
         </w:pict>
       </w:r>
     </w:p>
@@ -3407,20 +4298,11 @@
       <w:pPr>
         <w:pStyle w:val="Heading2"/>
       </w:pPr>
-      <w:bookmarkStart w:id="38" w:name="epic-4-employee-management"/>
-      <w:bookmarkEnd w:id="37"/>
-      <w:bookmarkEnd w:id="25"/>
-      <w:r>
-        <w:t>Epic 4 – Employee Management</w:t>
-      </w:r>
-    </w:p>
-    <w:p>
-      <w:pPr>
-        <w:pStyle w:val="Heading3"/>
-      </w:pPr>
-      <w:bookmarkStart w:id="39" w:name="overview-3"/>
-      <w:r>
-        <w:t>Overview</w:t>
+      <w:bookmarkStart w:id="48" w:name="appendix-cross-module-connections"/>
+      <w:bookmarkEnd w:id="47"/>
+      <w:bookmarkEnd w:id="38"/>
+      <w:r>
+        <w:t>Appendix – Cross-Module Connections</w:t>
       </w:r>
     </w:p>
     <w:p>
@@ -3428,128 +4310,7 @@
         <w:pStyle w:val="FirstParagraph"/>
       </w:pPr>
       <w:r>
-        <w:t>The Employee Management module is a dedicated section of the ADT Hub web application and serves as the central employee record for the platform. It enables HR and Admins to manage employee profiles, and allows employees to maintain their own skills and certifications. The data stored here is shared across other modules — employee records are used in Onboarding to manage new joiner tasks, in Asset Management for assigning equipment, and in Intake to connect skills to hiring requirements.</w:t>
-      </w:r>
-    </w:p>
-    <w:p>
-      <w:pPr>
-        <w:pStyle w:val="Heading3"/>
-      </w:pPr>
-      <w:bookmarkStart w:id="40" w:name="business-objectives-3"/>
-      <w:bookmarkEnd w:id="39"/>
-      <w:r>
-        <w:t>Business Objectives</w:t>
-      </w:r>
-    </w:p>
-    <w:p>
-      <w:pPr>
-        <w:pStyle w:val="Compact"/>
-        <w:numPr>
-          <w:ilvl w:val="0"/>
-          <w:numId w:val="10"/>
-        </w:numPr>
-      </w:pPr>
-      <w:r>
-        <w:t>Maintain a single source of truth for all employee data</w:t>
-      </w:r>
-    </w:p>
-    <w:p>
-      <w:pPr>
-        <w:pStyle w:val="Compact"/>
-        <w:numPr>
-          <w:ilvl w:val="0"/>
-          <w:numId w:val="10"/>
-        </w:numPr>
-      </w:pPr>
-      <w:r>
-        <w:t>Enable skills-based staffing and internal mobility</w:t>
-      </w:r>
-    </w:p>
-    <w:p>
-      <w:pPr>
-        <w:pStyle w:val="Compact"/>
-        <w:numPr>
-          <w:ilvl w:val="0"/>
-          <w:numId w:val="10"/>
-        </w:numPr>
-      </w:pPr>
-      <w:r>
-        <w:t>Improve workforce planning and capability visibility</w:t>
-      </w:r>
-    </w:p>
-    <w:p>
-      <w:pPr>
-        <w:pStyle w:val="Compact"/>
-        <w:numPr>
-          <w:ilvl w:val="0"/>
-          <w:numId w:val="10"/>
-        </w:numPr>
-      </w:pPr>
-      <w:r>
-        <w:t>Encourage continuous learning and certification tracking</w:t>
-      </w:r>
-    </w:p>
-    <w:p>
-      <w:pPr>
-        <w:pStyle w:val="Compact"/>
-        <w:numPr>
-          <w:ilvl w:val="0"/>
-          <w:numId w:val="10"/>
-        </w:numPr>
-      </w:pPr>
-      <w:r>
-        <w:t>Use AI to surface hidden talent and identify skill gaps</w:t>
-      </w:r>
-    </w:p>
-    <w:p>
-      <w:pPr>
-        <w:pStyle w:val="Heading3"/>
-      </w:pPr>
-      <w:bookmarkStart w:id="41" w:name="scope-3"/>
-      <w:bookmarkEnd w:id="40"/>
-      <w:r>
-        <w:t>Scope</w:t>
-      </w:r>
-    </w:p>
-    <w:p>
-      <w:pPr>
-        <w:pStyle w:val="FirstParagraph"/>
-      </w:pPr>
-      <w:r>
-        <w:rPr>
-          <w:b/>
-          <w:bCs/>
-        </w:rPr>
-        <w:t>In Scope</w:t>
-      </w:r>
-      <w:r>
-        <w:t xml:space="preserve"> - Employee master record management (HR/Admin managed) - Employee self-service skills and certification capture - Organisation-wide skills search and reporting - Certification notifications to employees and managers - AI-driven skill insights and recommendations</w:t>
-      </w:r>
-    </w:p>
-    <w:p>
-      <w:pPr>
-        <w:pStyle w:val="BodyText"/>
-      </w:pPr>
-      <w:r>
-        <w:rPr>
-          <w:b/>
-          <w:bCs/>
-        </w:rPr>
-        <w:lastRenderedPageBreak/>
-        <w:t>Out of Scope</w:t>
-      </w:r>
-      <w:r>
-        <w:t xml:space="preserve"> - Payroll and compensation processing - Performance appraisal workflows - External LMS integration</w:t>
-      </w:r>
-    </w:p>
-    <w:p>
-      <w:pPr>
-        <w:pStyle w:val="Heading3"/>
-      </w:pPr>
-      <w:bookmarkStart w:id="42" w:name="user-flow-2"/>
-      <w:bookmarkEnd w:id="41"/>
-      <w:r>
-        <w:t>User Flow</w:t>
+        <w:t>Each module in ADT Hub is a webpage within the same web application. They share a central database and reference each other’s data where relevant. The diagram below shows the key connections between modules and the external services the application relies on.</w:t>
       </w:r>
     </w:p>
     <w:p>
@@ -3558,18 +4319,22 @@
         <w:jc w:val="center"/>
       </w:pPr>
       <w:r>
+        <w:rPr>
+          <w:noProof/>
+        </w:rPr>
         <w:drawing>
-          <wp:inline xmlns:a="http://schemas.openxmlformats.org/drawingml/2006/main" xmlns:pic="http://schemas.openxmlformats.org/drawingml/2006/picture">
-            <wp:extent cx="1820007" cy="6858000"/>
-            <wp:docPr id="14" name="Picture 14"/>
+          <wp:inline distT="0" distB="0" distL="0" distR="0" wp14:anchorId="40AC0C66" wp14:editId="23647B60">
+            <wp:extent cx="5486400" cy="1893312"/>
+            <wp:effectExtent l="0" t="0" r="0" b="0"/>
+            <wp:docPr id="16" name="Picture 16"/>
             <wp:cNvGraphicFramePr>
-              <a:graphicFrameLocks noChangeAspect="1"/>
+              <a:graphicFrameLocks xmlns:a="http://schemas.openxmlformats.org/drawingml/2006/main" noChangeAspect="1"/>
             </wp:cNvGraphicFramePr>
-            <a:graphic>
+            <a:graphic xmlns:a="http://schemas.openxmlformats.org/drawingml/2006/main">
               <a:graphicData uri="http://schemas.openxmlformats.org/drawingml/2006/picture">
-                <pic:pic>
+                <pic:pic xmlns:pic="http://schemas.openxmlformats.org/drawingml/2006/picture">
                   <pic:nvPicPr>
-                    <pic:cNvPr id="0" name="diagram_13.png"/>
+                    <pic:cNvPr id="0" name="diagram_15.png"/>
                     <pic:cNvPicPr/>
                   </pic:nvPicPr>
                   <pic:blipFill>
@@ -3581,677 +4346,11 @@
                   <pic:spPr>
                     <a:xfrm>
                       <a:off x="0" y="0"/>
-                      <a:ext cx="1820007" cy="6858000"/>
-                    </a:xfrm>
-                    <a:prstGeom prst="rect"/>
-                  </pic:spPr>
-                </pic:pic>
-              </a:graphicData>
-            </a:graphic>
-          </wp:inline>
-        </w:drawing>
-      </w:r>
-    </w:p>
-    <w:p>
-      <w:pPr>
-        <w:pStyle w:val="Heading3"/>
-      </w:pPr>
-      <w:bookmarkStart w:id="43" w:name="ai-capabilities-map"/>
-      <w:bookmarkEnd w:id="42"/>
-      <w:r>
-        <w:t>AI Capabilities Map</w:t>
-      </w:r>
-    </w:p>
-    <w:p>
-      <w:pPr>
-        <w:pStyle w:val="SourceCode"/>
-        <w:jc w:val="center"/>
-      </w:pPr>
-      <w:r>
-        <w:drawing>
-          <wp:inline xmlns:a="http://schemas.openxmlformats.org/drawingml/2006/main" xmlns:pic="http://schemas.openxmlformats.org/drawingml/2006/picture">
-            <wp:extent cx="5486400" cy="2284423"/>
-            <wp:docPr id="15" name="Picture 15"/>
-            <wp:cNvGraphicFramePr>
-              <a:graphicFrameLocks noChangeAspect="1"/>
-            </wp:cNvGraphicFramePr>
-            <a:graphic>
-              <a:graphicData uri="http://schemas.openxmlformats.org/drawingml/2006/picture">
-                <pic:pic>
-                  <pic:nvPicPr>
-                    <pic:cNvPr id="0" name="diagram_14.png"/>
-                    <pic:cNvPicPr/>
-                  </pic:nvPicPr>
-                  <pic:blipFill>
-                    <a:blip r:embed="rId21"/>
-                    <a:stretch>
-                      <a:fillRect/>
-                    </a:stretch>
-                  </pic:blipFill>
-                  <pic:spPr>
-                    <a:xfrm>
-                      <a:off x="0" y="0"/>
-                      <a:ext cx="5486400" cy="2284423"/>
-                    </a:xfrm>
-                    <a:prstGeom prst="rect"/>
-                  </pic:spPr>
-                </pic:pic>
-              </a:graphicData>
-            </a:graphic>
-          </wp:inline>
-        </w:drawing>
-      </w:r>
-    </w:p>
-    <w:p>
-      <w:pPr>
-        <w:pStyle w:val="Heading3"/>
-      </w:pPr>
-      <w:bookmarkStart w:id="44" w:name="key-features-3"/>
-      <w:bookmarkEnd w:id="43"/>
-      <w:r>
-        <w:t>Key Features</w:t>
-      </w:r>
-    </w:p>
-    <w:tbl>
-      <w:tblPr>
-        <w:tblStyle w:val="Table"/>
-        <w:tblW w:w="5000" w:type="pct"/>
-        <w:tblLayout w:type="fixed"/>
-        <w:tblLook w:val="0020" w:firstRow="1" w:lastRow="0" w:firstColumn="0" w:lastColumn="0" w:noHBand="0" w:noVBand="0"/>
-      </w:tblPr>
-      <w:tblGrid>
-        <w:gridCol w:w="4788"/>
-        <w:gridCol w:w="4788"/>
-      </w:tblGrid>
-      <w:tr>
-        <w:trPr>
-          <w:cnfStyle w:val="100000000000" w:firstRow="1" w:lastRow="0" w:firstColumn="0" w:lastColumn="0" w:oddVBand="0" w:evenVBand="0" w:oddHBand="0" w:evenHBand="0" w:firstRowFirstColumn="0" w:firstRowLastColumn="0" w:lastRowFirstColumn="0" w:lastRowLastColumn="0"/>
-          <w:tblHeader/>
-        </w:trPr>
-        <w:tc>
-          <w:tcPr>
-            <w:tcW w:w="3960" w:type="dxa"/>
-          </w:tcPr>
-          <w:p>
-            <w:pPr>
-              <w:pStyle w:val="Compact"/>
-            </w:pPr>
-            <w:r>
-              <w:t>Feature</w:t>
-            </w:r>
-          </w:p>
-        </w:tc>
-        <w:tc>
-          <w:tcPr>
-            <w:tcW w:w="3960" w:type="dxa"/>
-          </w:tcPr>
-          <w:p>
-            <w:pPr>
-              <w:pStyle w:val="Compact"/>
-            </w:pPr>
-            <w:r>
-              <w:t>Description</w:t>
-            </w:r>
-          </w:p>
-        </w:tc>
-      </w:tr>
-      <w:tr>
-        <w:tc>
-          <w:tcPr>
-            <w:tcW w:w="3960" w:type="dxa"/>
-          </w:tcPr>
-          <w:p>
-            <w:pPr>
-              <w:pStyle w:val="Compact"/>
-            </w:pPr>
-            <w:r>
-              <w:t>Unified Employee Profile</w:t>
-            </w:r>
-          </w:p>
-        </w:tc>
-        <w:tc>
-          <w:tcPr>
-            <w:tcW w:w="3960" w:type="dxa"/>
-          </w:tcPr>
-          <w:p>
-            <w:pPr>
-              <w:pStyle w:val="Compact"/>
-            </w:pPr>
-            <w:r>
-              <w:t>Single page for all employment details, managed by HR/Admin</w:t>
-            </w:r>
-          </w:p>
-        </w:tc>
-      </w:tr>
-      <w:tr>
-        <w:tc>
-          <w:tcPr>
-            <w:tcW w:w="3960" w:type="dxa"/>
-          </w:tcPr>
-          <w:p>
-            <w:pPr>
-              <w:pStyle w:val="Compact"/>
-            </w:pPr>
-            <w:r>
-              <w:t>Self-Service Skills Page</w:t>
-            </w:r>
-          </w:p>
-        </w:tc>
-        <w:tc>
-          <w:tcPr>
-            <w:tcW w:w="3960" w:type="dxa"/>
-          </w:tcPr>
-          <w:p>
-            <w:pPr>
-              <w:pStyle w:val="Compact"/>
-            </w:pPr>
-            <w:r>
-              <w:t xml:space="preserve">Employee-managed skills and certifications </w:t>
-            </w:r>
-            <w:r>
-              <w:lastRenderedPageBreak/>
-              <w:t>profile</w:t>
-            </w:r>
-          </w:p>
-        </w:tc>
-      </w:tr>
-      <w:tr>
-        <w:tc>
-          <w:tcPr>
-            <w:tcW w:w="3960" w:type="dxa"/>
-          </w:tcPr>
-          <w:p>
-            <w:pPr>
-              <w:pStyle w:val="Compact"/>
-            </w:pPr>
-            <w:r>
-              <w:lastRenderedPageBreak/>
-              <w:t>Organisation Skills Directory</w:t>
-            </w:r>
-          </w:p>
-        </w:tc>
-        <w:tc>
-          <w:tcPr>
-            <w:tcW w:w="3960" w:type="dxa"/>
-          </w:tcPr>
-          <w:p>
-            <w:pPr>
-              <w:pStyle w:val="Compact"/>
-            </w:pPr>
-            <w:r>
-              <w:t>Searchable directory of all employee skills</w:t>
-            </w:r>
-          </w:p>
-        </w:tc>
-      </w:tr>
-      <w:tr>
-        <w:tc>
-          <w:tcPr>
-            <w:tcW w:w="3960" w:type="dxa"/>
-          </w:tcPr>
-          <w:p>
-            <w:pPr>
-              <w:pStyle w:val="Compact"/>
-            </w:pPr>
-            <w:r>
-              <w:t>Skills Search &amp; Reporting</w:t>
-            </w:r>
-          </w:p>
-        </w:tc>
-        <w:tc>
-          <w:tcPr>
-            <w:tcW w:w="3960" w:type="dxa"/>
-          </w:tcPr>
-          <w:p>
-            <w:pPr>
-              <w:pStyle w:val="Compact"/>
-            </w:pPr>
-            <w:r>
-              <w:t>Filter and report by skill, proficiency, team, and more</w:t>
-            </w:r>
-          </w:p>
-        </w:tc>
-      </w:tr>
-      <w:tr>
-        <w:tc>
-          <w:tcPr>
-            <w:tcW w:w="3960" w:type="dxa"/>
-          </w:tcPr>
-          <w:p>
-            <w:pPr>
-              <w:pStyle w:val="Compact"/>
-            </w:pPr>
-            <w:r>
-              <w:t>Certification Notifications</w:t>
-            </w:r>
-          </w:p>
-        </w:tc>
-        <w:tc>
-          <w:tcPr>
-            <w:tcW w:w="3960" w:type="dxa"/>
-          </w:tcPr>
-          <w:p>
-            <w:pPr>
-              <w:pStyle w:val="Compact"/>
-            </w:pPr>
-            <w:r>
-              <w:t>Notify employee and manager when cert is added or nearing expiry</w:t>
-            </w:r>
-          </w:p>
-        </w:tc>
-      </w:tr>
-      <w:tr>
-        <w:tc>
-          <w:tcPr>
-            <w:tcW w:w="3960" w:type="dxa"/>
-          </w:tcPr>
-          <w:p>
-            <w:pPr>
-              <w:pStyle w:val="Compact"/>
-            </w:pPr>
-            <w:r>
-              <w:t>AI Skill Insights</w:t>
-            </w:r>
-          </w:p>
-        </w:tc>
-        <w:tc>
-          <w:tcPr>
-            <w:tcW w:w="3960" w:type="dxa"/>
-          </w:tcPr>
-          <w:p>
-            <w:pPr>
-              <w:pStyle w:val="Compact"/>
-            </w:pPr>
-            <w:r>
-              <w:t>AI-powered talent discovery, gap analysis, and recommendations</w:t>
-            </w:r>
-          </w:p>
-        </w:tc>
-      </w:tr>
-    </w:tbl>
-    <w:p>
-      <w:pPr>
-        <w:pStyle w:val="Heading3"/>
-      </w:pPr>
-      <w:bookmarkStart w:id="45" w:name="roles-permissions-1"/>
-      <w:bookmarkEnd w:id="44"/>
-      <w:r>
-        <w:t>Roles &amp; Permissions</w:t>
-      </w:r>
-    </w:p>
-    <w:tbl>
-      <w:tblPr>
-        <w:tblStyle w:val="Table"/>
-        <w:tblW w:w="0" w:type="auto"/>
-        <w:tblLook w:val="0020" w:firstRow="1" w:lastRow="0" w:firstColumn="0" w:lastColumn="0" w:noHBand="0" w:noVBand="0"/>
-      </w:tblPr>
-      <w:tblGrid>
-        <w:gridCol w:w="1246"/>
-        <w:gridCol w:w="5770"/>
-      </w:tblGrid>
-      <w:tr>
-        <w:trPr>
-          <w:cnfStyle w:val="100000000000" w:firstRow="1" w:lastRow="0" w:firstColumn="0" w:lastColumn="0" w:oddVBand="0" w:evenVBand="0" w:oddHBand="0" w:evenHBand="0" w:firstRowFirstColumn="0" w:firstRowLastColumn="0" w:lastRowFirstColumn="0" w:lastRowLastColumn="0"/>
-          <w:tblHeader/>
-        </w:trPr>
-        <w:tc>
-          <w:tcPr>
-            <w:tcW w:w="0" w:type="auto"/>
-          </w:tcPr>
-          <w:p>
-            <w:pPr>
-              <w:pStyle w:val="Compact"/>
-            </w:pPr>
-            <w:r>
-              <w:t>Role</w:t>
-            </w:r>
-          </w:p>
-        </w:tc>
-        <w:tc>
-          <w:tcPr>
-            <w:tcW w:w="0" w:type="auto"/>
-          </w:tcPr>
-          <w:p>
-            <w:pPr>
-              <w:pStyle w:val="Compact"/>
-            </w:pPr>
-            <w:r>
-              <w:t>Access</w:t>
-            </w:r>
-          </w:p>
-        </w:tc>
-      </w:tr>
-      <w:tr>
-        <w:tc>
-          <w:tcPr>
-            <w:tcW w:w="0" w:type="auto"/>
-          </w:tcPr>
-          <w:p>
-            <w:pPr>
-              <w:pStyle w:val="Compact"/>
-            </w:pPr>
-            <w:r>
-              <w:t>Admin</w:t>
-            </w:r>
-          </w:p>
-        </w:tc>
-        <w:tc>
-          <w:tcPr>
-            <w:tcW w:w="0" w:type="auto"/>
-          </w:tcPr>
-          <w:p>
-            <w:pPr>
-              <w:pStyle w:val="Compact"/>
-            </w:pPr>
-            <w:r>
-              <w:t>Full access to all employee data and reports</w:t>
-            </w:r>
-          </w:p>
-        </w:tc>
-      </w:tr>
-      <w:tr>
-        <w:tc>
-          <w:tcPr>
-            <w:tcW w:w="0" w:type="auto"/>
-          </w:tcPr>
-          <w:p>
-            <w:pPr>
-              <w:pStyle w:val="Compact"/>
-            </w:pPr>
-            <w:r>
-              <w:t>HR</w:t>
-            </w:r>
-          </w:p>
-        </w:tc>
-        <w:tc>
-          <w:tcPr>
-            <w:tcW w:w="0" w:type="auto"/>
-          </w:tcPr>
-          <w:p>
-            <w:pPr>
-              <w:pStyle w:val="Compact"/>
-            </w:pPr>
-            <w:r>
-              <w:t>Create and manage employee records</w:t>
-            </w:r>
-          </w:p>
-        </w:tc>
-      </w:tr>
-      <w:tr>
-        <w:tc>
-          <w:tcPr>
-            <w:tcW w:w="0" w:type="auto"/>
-          </w:tcPr>
-          <w:p>
-            <w:pPr>
-              <w:pStyle w:val="Compact"/>
-            </w:pPr>
-            <w:r>
-              <w:t>Employee</w:t>
-            </w:r>
-          </w:p>
-        </w:tc>
-        <w:tc>
-          <w:tcPr>
-            <w:tcW w:w="0" w:type="auto"/>
-          </w:tcPr>
-          <w:p>
-            <w:pPr>
-              <w:pStyle w:val="Compact"/>
-            </w:pPr>
-            <w:r>
-              <w:t>Edit own skills and certifications only</w:t>
-            </w:r>
-          </w:p>
-        </w:tc>
-      </w:tr>
-      <w:tr>
-        <w:tc>
-          <w:tcPr>
-            <w:tcW w:w="0" w:type="auto"/>
-          </w:tcPr>
-          <w:p>
-            <w:pPr>
-              <w:pStyle w:val="Compact"/>
-            </w:pPr>
-            <w:r>
-              <w:t>Manager</w:t>
-            </w:r>
-          </w:p>
-        </w:tc>
-        <w:tc>
-          <w:tcPr>
-            <w:tcW w:w="0" w:type="auto"/>
-          </w:tcPr>
-          <w:p>
-            <w:pPr>
-              <w:pStyle w:val="Compact"/>
-            </w:pPr>
-            <w:r>
-              <w:t>View team skills and receive certification notifications</w:t>
-            </w:r>
-          </w:p>
-        </w:tc>
-      </w:tr>
-    </w:tbl>
-    <w:p>
-      <w:pPr>
-        <w:pStyle w:val="Heading3"/>
-      </w:pPr>
-      <w:bookmarkStart w:id="46" w:name="acceptance-criteria-3"/>
-      <w:bookmarkEnd w:id="45"/>
-      <w:r>
-        <w:t>Acceptance Criteria</w:t>
-      </w:r>
-    </w:p>
-    <w:p>
-      <w:pPr>
-        <w:pStyle w:val="Compact"/>
-        <w:numPr>
-          <w:ilvl w:val="0"/>
-          <w:numId w:val="11"/>
-        </w:numPr>
-      </w:pPr>
-      <w:r>
-        <w:t>HR/Admin can create and update employee records on a single page</w:t>
-      </w:r>
-    </w:p>
-    <w:p>
-      <w:pPr>
-        <w:pStyle w:val="Compact"/>
-        <w:numPr>
-          <w:ilvl w:val="0"/>
-          <w:numId w:val="11"/>
-        </w:numPr>
-      </w:pPr>
-      <w:r>
-        <w:t>Employees can add and update skills and certifications independently</w:t>
-      </w:r>
-    </w:p>
-    <w:p>
-      <w:pPr>
-        <w:pStyle w:val="Compact"/>
-        <w:numPr>
-          <w:ilvl w:val="0"/>
-          <w:numId w:val="11"/>
-        </w:numPr>
-      </w:pPr>
-      <w:r>
-        <w:t>Skills data is searchable and reportable across the organisation</w:t>
-      </w:r>
-    </w:p>
-    <w:p>
-      <w:pPr>
-        <w:pStyle w:val="Compact"/>
-        <w:numPr>
-          <w:ilvl w:val="0"/>
-          <w:numId w:val="11"/>
-        </w:numPr>
-      </w:pPr>
-      <w:r>
-        <w:t>Notifications are sent when certifications are added</w:t>
-      </w:r>
-    </w:p>
-    <w:p>
-      <w:pPr>
-        <w:pStyle w:val="Compact"/>
-        <w:numPr>
-          <w:ilvl w:val="0"/>
-          <w:numId w:val="11"/>
-        </w:numPr>
-      </w:pPr>
-      <w:r>
-        <w:t>AI features provide actionable insights and recommendations</w:t>
-      </w:r>
-    </w:p>
-    <w:p>
-      <w:pPr>
-        <w:pStyle w:val="Compact"/>
-        <w:numPr>
-          <w:ilvl w:val="0"/>
-          <w:numId w:val="11"/>
-        </w:numPr>
-      </w:pPr>
-      <w:r>
-        <w:t>Role-based access is enforced across all data</w:t>
-      </w:r>
-    </w:p>
-    <w:p>
-      <w:pPr>
-        <w:pStyle w:val="Heading3"/>
-      </w:pPr>
-      <w:bookmarkStart w:id="47" w:name="success-metrics-2"/>
-      <w:bookmarkEnd w:id="46"/>
-      <w:r>
-        <w:t>Success Metrics</w:t>
-      </w:r>
-    </w:p>
-    <w:p>
-      <w:pPr>
-        <w:pStyle w:val="Compact"/>
-        <w:numPr>
-          <w:ilvl w:val="0"/>
-          <w:numId w:val="12"/>
-        </w:numPr>
-      </w:pPr>
-      <w:r>
-        <w:t>% of employees with completed skills profiles</w:t>
-      </w:r>
-    </w:p>
-    <w:p>
-      <w:pPr>
-        <w:pStyle w:val="Compact"/>
-        <w:numPr>
-          <w:ilvl w:val="0"/>
-          <w:numId w:val="12"/>
-        </w:numPr>
-      </w:pPr>
-      <w:r>
-        <w:t>Average time to find skilled internal resources</w:t>
-      </w:r>
-    </w:p>
-    <w:p>
-      <w:pPr>
-        <w:pStyle w:val="Compact"/>
-        <w:numPr>
-          <w:ilvl w:val="0"/>
-          <w:numId w:val="12"/>
-        </w:numPr>
-      </w:pPr>
-      <w:r>
-        <w:t>Reduction in external hiring for roles fillable internally</w:t>
-      </w:r>
-    </w:p>
-    <w:p>
-      <w:pPr>
-        <w:pStyle w:val="Compact"/>
-        <w:numPr>
-          <w:ilvl w:val="0"/>
-          <w:numId w:val="12"/>
-        </w:numPr>
-      </w:pPr>
-      <w:r>
-        <w:t>Increase in certification adoption</w:t>
-      </w:r>
-    </w:p>
-    <w:p>
-      <w:pPr>
-        <w:pStyle w:val="Compact"/>
-        <w:numPr>
-          <w:ilvl w:val="0"/>
-          <w:numId w:val="12"/>
-        </w:numPr>
-      </w:pPr>
-      <w:r>
-        <w:t>Manager satisfaction with skills visibility</w:t>
-      </w:r>
-    </w:p>
-    <w:p>
-      <w:r>
-        <w:rPr>
-          <w:noProof/>
-        </w:rPr>
-      </w:r>
-      <w:r>
-        <w:rPr>
-          <w:noProof/>
-        </w:rPr>
-        <w:pict w14:anchorId="5D9597CD">
-          <v:rect id="_x0000_i1030" alt="" style="width:468pt;height:.05pt;mso-width-percent:0;mso-height-percent:0;mso-width-percent:0;mso-height-percent:0" o:hralign="center" o:hrstd="t" o:hr="t"/>
-        </w:pict>
-      </w:r>
-    </w:p>
-    <w:p>
-      <w:pPr>
-        <w:pStyle w:val="Heading2"/>
-      </w:pPr>
-      <w:bookmarkStart w:id="48" w:name="appendix-cross-module-connections"/>
-      <w:bookmarkEnd w:id="47"/>
-      <w:bookmarkEnd w:id="38"/>
-      <w:r>
-        <w:t>Appendix – Cross-Module Connections</w:t>
-      </w:r>
-    </w:p>
-    <w:p>
-      <w:pPr>
-        <w:pStyle w:val="FirstParagraph"/>
-      </w:pPr>
-      <w:r>
-        <w:t>Each module in ADT Hub is a webpage within the same web application. They share a central database and reference each other’s data where relevant. The diagram below shows the key connections between modules and the external services the application relies on.</w:t>
-      </w:r>
-    </w:p>
-    <w:p>
-      <w:pPr>
-        <w:pStyle w:val="SourceCode"/>
-        <w:jc w:val="center"/>
-      </w:pPr>
-      <w:r>
-        <w:drawing>
-          <wp:inline xmlns:a="http://schemas.openxmlformats.org/drawingml/2006/main" xmlns:pic="http://schemas.openxmlformats.org/drawingml/2006/picture">
-            <wp:extent cx="5486400" cy="1893312"/>
-            <wp:docPr id="16" name="Picture 16"/>
-            <wp:cNvGraphicFramePr>
-              <a:graphicFrameLocks noChangeAspect="1"/>
-            </wp:cNvGraphicFramePr>
-            <a:graphic>
-              <a:graphicData uri="http://schemas.openxmlformats.org/drawingml/2006/picture">
-                <pic:pic>
-                  <pic:nvPicPr>
-                    <pic:cNvPr id="0" name="diagram_15.png"/>
-                    <pic:cNvPicPr/>
-                  </pic:nvPicPr>
-                  <pic:blipFill>
-                    <a:blip r:embed="rId22"/>
-                    <a:stretch>
-                      <a:fillRect/>
-                    </a:stretch>
-                  </pic:blipFill>
-                  <pic:spPr>
-                    <a:xfrm>
-                      <a:off x="0" y="0"/>
                       <a:ext cx="5486400" cy="1893312"/>
                     </a:xfrm>
-                    <a:prstGeom prst="rect"/>
+                    <a:prstGeom prst="rect">
+                      <a:avLst/>
+                    </a:prstGeom>
                   </pic:spPr>
                 </pic:pic>
               </a:graphicData>
@@ -4476,7 +4575,11 @@
               <w:pStyle w:val="Compact"/>
             </w:pPr>
             <w:r>
-              <w:t>Asset assignment tasks within onboarding reference the Asset module</w:t>
+              <w:t xml:space="preserve">Asset assignment tasks within onboarding reference </w:t>
+            </w:r>
+            <w:r>
+              <w:lastRenderedPageBreak/>
+              <w:t>the Asset module</w:t>
             </w:r>
           </w:p>
         </w:tc>
@@ -4491,6 +4594,7 @@
               <w:pStyle w:val="Compact"/>
             </w:pPr>
             <w:r>
+              <w:lastRenderedPageBreak/>
               <w:t>Onboarding</w:t>
             </w:r>
           </w:p>
@@ -4655,7 +4759,6 @@
               <w:pStyle w:val="Compact"/>
             </w:pPr>
             <w:r>
-              <w:lastRenderedPageBreak/>
               <w:t>Intake</w:t>
             </w:r>
           </w:p>
